--- a/Knowledge/3-Work knowledge/1-Software Engineering/1-Software Engineering Fundamentals/5-My Source/1-Network Traffic/1-Types of Network Traffic/10-North-South Network Traffic.docx
+++ b/Knowledge/3-Work knowledge/1-Software Engineering/1-Software Engineering Fundamentals/5-My Source/1-Network Traffic/1-Types of Network Traffic/10-North-South Network Traffic.docx
@@ -4,378 +4,699 @@
   <w:body>
     <w:p>
       <w:pPr>
-        <w:pStyle w:val="Heading1"/>
+        <w:keepNext/>
+        <w:keepLines/>
+        <w:spacing w:before="360" w:after="80" w:line="276" w:lineRule="auto"/>
+        <w:outlineLvl w:val="0"/>
+        <w:rPr>
+          <w:rFonts w:asciiTheme="majorHAnsi" w:eastAsiaTheme="majorEastAsia" w:hAnsiTheme="majorHAnsi" w:cstheme="majorBidi"/>
+          <w:color w:val="2F5496" w:themeColor="accent1" w:themeShade="BF"/>
+          <w:kern w:val="0"/>
+          <w:sz w:val="40"/>
+          <w:szCs w:val="40"/>
+          <w:lang w:val="en"/>
+          <w14:ligatures w14:val="none"/>
+        </w:rPr>
       </w:pPr>
       <w:bookmarkStart w:id="0" w:name="_o49930n4mf1s" w:colFirst="0" w:colLast="0"/>
       <w:bookmarkEnd w:id="0"/>
       <w:r>
+        <w:rPr>
+          <w:rFonts w:asciiTheme="majorHAnsi" w:eastAsiaTheme="majorEastAsia" w:hAnsiTheme="majorHAnsi" w:cstheme="majorBidi"/>
+          <w:color w:val="2F5496" w:themeColor="accent1" w:themeShade="BF"/>
+          <w:kern w:val="0"/>
+          <w:sz w:val="40"/>
+          <w:szCs w:val="40"/>
+          <w:lang w:val="en"/>
+          <w14:ligatures w14:val="none"/>
+        </w:rPr>
         <w:t>North-South Network Traffic</w:t>
       </w:r>
     </w:p>
     <w:p>
       <w:pPr>
-        <w:pStyle w:val="Heading2"/>
-        <w:keepNext w:val="0"/>
-        <w:keepLines w:val="0"/>
-        <w:spacing w:before="280"/>
+        <w:spacing w:before="280" w:after="80" w:line="276" w:lineRule="auto"/>
+        <w:outlineLvl w:val="1"/>
+        <w:rPr>
+          <w:rFonts w:asciiTheme="majorHAnsi" w:eastAsiaTheme="majorEastAsia" w:hAnsiTheme="majorHAnsi" w:cstheme="majorBidi"/>
+          <w:color w:val="2F5496" w:themeColor="accent1" w:themeShade="BF"/>
+          <w:kern w:val="0"/>
+          <w:sz w:val="32"/>
+          <w:szCs w:val="32"/>
+          <w:lang w:val="en"/>
+          <w14:ligatures w14:val="none"/>
+        </w:rPr>
       </w:pPr>
       <w:bookmarkStart w:id="1" w:name="_bn0z2j38ncle" w:colFirst="0" w:colLast="0"/>
       <w:bookmarkEnd w:id="1"/>
       <w:r>
-        <w:t>🧭 What Is North-South Network Traffic?</w:t>
+        <w:rPr>
+          <w:rFonts w:ascii="Segoe UI Emoji" w:eastAsiaTheme="majorEastAsia" w:hAnsi="Segoe UI Emoji" w:cs="Segoe UI Emoji"/>
+          <w:color w:val="2F5496" w:themeColor="accent1" w:themeShade="BF"/>
+          <w:kern w:val="0"/>
+          <w:sz w:val="32"/>
+          <w:szCs w:val="32"/>
+          <w:lang w:val="en"/>
+          <w14:ligatures w14:val="none"/>
+        </w:rPr>
+        <w:t>🧭</w:t>
+      </w:r>
+      <w:r>
+        <w:rPr>
+          <w:rFonts w:asciiTheme="majorHAnsi" w:eastAsiaTheme="majorEastAsia" w:hAnsiTheme="majorHAnsi" w:cstheme="majorBidi"/>
+          <w:color w:val="2F5496" w:themeColor="accent1" w:themeShade="BF"/>
+          <w:kern w:val="0"/>
+          <w:sz w:val="32"/>
+          <w:szCs w:val="32"/>
+          <w:lang w:val="en"/>
+          <w14:ligatures w14:val="none"/>
+        </w:rPr>
+        <w:t xml:space="preserve"> What Is North-South Network Traffic?</w:t>
       </w:r>
     </w:p>
     <w:p>
       <w:pPr>
-        <w:rPr>
-          <w:rFonts w:ascii="Roboto Mono" w:hAnsi="Roboto Mono"/>
+        <w:spacing w:after="0" w:line="276" w:lineRule="auto"/>
+        <w:rPr>
+          <w:rFonts w:ascii="Roboto Mono" w:eastAsia="Arial" w:hAnsi="Roboto Mono" w:cs="Arial"/>
+          <w:kern w:val="0"/>
+          <w:sz w:val="22"/>
+          <w:szCs w:val="22"/>
+          <w:lang w:val="en"/>
+          <w14:ligatures w14:val="none"/>
         </w:rPr>
       </w:pPr>
       <w:r>
         <w:rPr>
-          <w:rFonts w:ascii="Arial" w:hAnsi="Arial" w:eastAsia="Arial"/>
+          <w:rFonts w:ascii="Arial" w:eastAsia="Arial" w:hAnsi="Arial" w:cs="Arial"/>
           <w:b/>
-          <w:sz w:val="22"/>
+          <w:kern w:val="0"/>
+          <w:sz w:val="22"/>
+          <w:szCs w:val="22"/>
           <w:shd w:val="clear" w:color="auto" w:fill="B7B7B7"/>
+          <w:lang w:val="en"/>
+          <w14:ligatures w14:val="none"/>
         </w:rPr>
         <w:t># Source</w:t>
       </w:r>
       <w:r>
         <w:rPr>
-          <w:rFonts w:ascii="Arial" w:hAnsi="Arial" w:eastAsia="Arial"/>
-          <w:sz w:val="22"/>
+          <w:rFonts w:ascii="Arial" w:eastAsia="Arial" w:hAnsi="Arial" w:cs="Arial"/>
+          <w:kern w:val="0"/>
+          <w:sz w:val="22"/>
+          <w:szCs w:val="22"/>
           <w:shd w:val="clear" w:color="auto" w:fill="B7B7B7"/>
+          <w:lang w:val="en"/>
+          <w14:ligatures w14:val="none"/>
         </w:rPr>
         <w:t xml:space="preserve">: </w:t>
       </w:r>
       <w:r>
         <w:rPr>
-          <w:rFonts w:ascii="Arial" w:hAnsi="Arial" w:eastAsia="Arial"/>
+          <w:rFonts w:ascii="Arial" w:eastAsia="Arial" w:hAnsi="Arial" w:cs="Arial"/>
           <w:b/>
-          <w:sz w:val="22"/>
+          <w:kern w:val="0"/>
+          <w:sz w:val="22"/>
+          <w:szCs w:val="22"/>
           <w:shd w:val="clear" w:color="auto" w:fill="B7B7B7"/>
+          <w:lang w:val="en"/>
+          <w14:ligatures w14:val="none"/>
         </w:rPr>
         <w:t xml:space="preserve">Chatgpt </w:t>
       </w:r>
       <w:r>
         <w:rPr>
-          <w:rFonts w:ascii="Arial" w:hAnsi="Arial" w:eastAsia="Arial"/>
+          <w:rFonts w:ascii="Arial" w:eastAsia="Arial" w:hAnsi="Arial" w:cs="Arial"/>
           <w:b/>
+          <w:kern w:val="0"/>
           <w:sz w:val="22"/>
           <w:szCs w:val="14"/>
           <w:shd w:val="clear" w:color="auto" w:fill="B7B7B7"/>
+          <w:lang w:val="en"/>
+          <w14:ligatures w14:val="none"/>
         </w:rPr>
         <w:t>(GPT</w:t>
       </w:r>
       <w:r>
         <w:rPr>
-          <w:rFonts w:ascii="Arial" w:hAnsi="Arial" w:cs="Cambria Math" w:eastAsia="Arial"/>
+          <w:rFonts w:ascii="Cambria Math" w:eastAsia="Arial" w:hAnsi="Cambria Math" w:cs="Cambria Math"/>
           <w:b/>
+          <w:kern w:val="0"/>
           <w:sz w:val="22"/>
           <w:szCs w:val="14"/>
           <w:shd w:val="clear" w:color="auto" w:fill="B7B7B7"/>
+          <w:lang w:val="en"/>
+          <w14:ligatures w14:val="none"/>
         </w:rPr>
         <w:t>‑</w:t>
       </w:r>
       <w:r>
         <w:rPr>
-          <w:rFonts w:ascii="Arial" w:hAnsi="Arial" w:eastAsia="Arial"/>
+          <w:rFonts w:ascii="Arial" w:eastAsia="Arial" w:hAnsi="Arial" w:cs="Arial"/>
           <w:b/>
+          <w:kern w:val="0"/>
           <w:sz w:val="22"/>
           <w:szCs w:val="14"/>
           <w:shd w:val="clear" w:color="auto" w:fill="B7B7B7"/>
+          <w:lang w:val="en"/>
+          <w14:ligatures w14:val="none"/>
         </w:rPr>
         <w:t>5 Mini) at [12/9/2025]</w:t>
       </w:r>
     </w:p>
     <w:p>
       <w:pPr>
-        <w:spacing w:before="240" w:after="240"/>
-        <w:rPr>
-          <w:rFonts w:ascii="Roboto Mono" w:hAnsi="Roboto Mono"/>
+        <w:spacing w:before="240" w:after="240" w:line="276" w:lineRule="auto"/>
+        <w:rPr>
+          <w:rFonts w:ascii="Roboto Mono" w:eastAsia="Arial" w:hAnsi="Roboto Mono" w:cs="Arial"/>
+          <w:kern w:val="0"/>
+          <w:sz w:val="22"/>
+          <w:szCs w:val="22"/>
+          <w:lang w:val="en"/>
+          <w14:ligatures w14:val="none"/>
         </w:rPr>
       </w:pPr>
       <w:r>
         <w:rPr>
-          <w:rFonts w:ascii="Roboto Mono" w:hAnsi="Roboto Mono"/>
+          <w:rFonts w:ascii="Roboto Mono" w:eastAsia="Arial" w:hAnsi="Roboto Mono" w:cs="Arial"/>
           <w:b/>
           <w:bCs/>
+          <w:kern w:val="0"/>
+          <w:sz w:val="22"/>
+          <w:szCs w:val="22"/>
+          <w:lang w:val="en"/>
+          <w14:ligatures w14:val="none"/>
         </w:rPr>
         <w:t>North-South traffic</w:t>
       </w:r>
       <w:r>
         <w:rPr>
-          <w:rFonts w:ascii="Roboto Mono" w:hAnsi="Roboto Mono"/>
+          <w:rFonts w:ascii="Roboto Mono" w:eastAsia="Arial" w:hAnsi="Roboto Mono" w:cs="Arial"/>
+          <w:kern w:val="0"/>
+          <w:sz w:val="22"/>
+          <w:szCs w:val="22"/>
+          <w:lang w:val="en"/>
+          <w14:ligatures w14:val="none"/>
         </w:rPr>
         <w:t xml:space="preserve"> refers to </w:t>
       </w:r>
       <w:r>
         <w:rPr>
-          <w:rFonts w:ascii="Roboto Mono" w:hAnsi="Roboto Mono"/>
+          <w:rFonts w:ascii="Roboto Mono" w:eastAsia="Arial" w:hAnsi="Roboto Mono" w:cs="Arial"/>
           <w:b/>
           <w:bCs/>
+          <w:kern w:val="0"/>
+          <w:sz w:val="22"/>
+          <w:szCs w:val="22"/>
+          <w:lang w:val="en"/>
+          <w14:ligatures w14:val="none"/>
         </w:rPr>
         <w:t>network traffic that flows in and out of a data center, enterprise, or internal network</w:t>
       </w:r>
       <w:r>
         <w:rPr>
-          <w:rFonts w:ascii="Roboto Mono" w:hAnsi="Roboto Mono"/>
+          <w:rFonts w:ascii="Roboto Mono" w:eastAsia="Arial" w:hAnsi="Roboto Mono" w:cs="Arial"/>
+          <w:kern w:val="0"/>
+          <w:sz w:val="22"/>
+          <w:szCs w:val="22"/>
+          <w:lang w:val="en"/>
+          <w14:ligatures w14:val="none"/>
         </w:rPr>
         <w:t xml:space="preserve"> — typically between </w:t>
       </w:r>
       <w:r>
         <w:rPr>
-          <w:rFonts w:ascii="Roboto Mono" w:hAnsi="Roboto Mono"/>
+          <w:rFonts w:ascii="Roboto Mono" w:eastAsia="Arial" w:hAnsi="Roboto Mono" w:cs="Arial"/>
           <w:b/>
           <w:bCs/>
+          <w:kern w:val="0"/>
+          <w:sz w:val="22"/>
+          <w:szCs w:val="22"/>
+          <w:lang w:val="en"/>
+          <w14:ligatures w14:val="none"/>
         </w:rPr>
         <w:t>internal resources and external clients or users</w:t>
       </w:r>
       <w:r>
         <w:rPr>
-          <w:rFonts w:ascii="Roboto Mono" w:hAnsi="Roboto Mono"/>
+          <w:rFonts w:ascii="Roboto Mono" w:eastAsia="Arial" w:hAnsi="Roboto Mono" w:cs="Arial"/>
+          <w:kern w:val="0"/>
+          <w:sz w:val="22"/>
+          <w:szCs w:val="22"/>
+          <w:lang w:val="en"/>
+          <w14:ligatures w14:val="none"/>
         </w:rPr>
         <w:t>.</w:t>
-      </w:r>
-    </w:p>
-    <w:p>
-      <w:r>
-        <w:pict w14:anchorId="4C1A0556">
-          <v:rect id="_x0000_i1025" style="width:0;height:1.5pt" o:hralign="center" o:hrstd="t" o:hr="t" fillcolor="#a0a0a0" stroked="f"/>
-        </w:pict>
       </w:r>
     </w:p>
     <w:p>
       <w:pPr>
-        <w:pStyle w:val="Heading2"/>
-        <w:keepNext w:val="0"/>
-        <w:keepLines w:val="0"/>
-        <w:spacing w:before="280"/>
+        <w:spacing w:after="0" w:line="276" w:lineRule="auto"/>
+        <w:rPr>
+          <w:rFonts w:ascii="Arial" w:eastAsia="Arial" w:hAnsi="Arial" w:cs="Arial"/>
+          <w:kern w:val="0"/>
+          <w:sz w:val="22"/>
+          <w:szCs w:val="22"/>
+          <w:lang w:val="en"/>
+          <w14:ligatures w14:val="none"/>
+        </w:rPr>
+      </w:pPr>
+      <w:r>
+        <w:rPr>
+          <w:rFonts w:ascii="Arial" w:eastAsia="Arial" w:hAnsi="Arial" w:cs="Arial"/>
+          <w:kern w:val="0"/>
+          <w:sz w:val="22"/>
+          <w:szCs w:val="22"/>
+          <w:lang w:val="en"/>
+          <w14:ligatures w14:val="none"/>
+        </w:rPr>
+        <w:pict w14:anchorId="7891AD0F">
+          <v:rect id="_x0000_i1025" style="width:0;height:1.5pt" o:hralign="center" o:hrstd="t" o:hr="t" fillcolor="#a0a0a0" stroked="f"/>
+        </w:pict>
+      </w:r>
+    </w:p>
+    <w:p>
+      <w:pPr>
+        <w:spacing w:before="280" w:after="80" w:line="276" w:lineRule="auto"/>
+        <w:outlineLvl w:val="1"/>
+        <w:rPr>
+          <w:rFonts w:asciiTheme="majorHAnsi" w:eastAsiaTheme="majorEastAsia" w:hAnsiTheme="majorHAnsi" w:cstheme="majorBidi"/>
+          <w:color w:val="2F5496" w:themeColor="accent1" w:themeShade="BF"/>
+          <w:kern w:val="0"/>
+          <w:sz w:val="32"/>
+          <w:szCs w:val="32"/>
+          <w:lang w:val="en"/>
+          <w14:ligatures w14:val="none"/>
+        </w:rPr>
       </w:pPr>
       <w:bookmarkStart w:id="2" w:name="_f3l84glph642" w:colFirst="0" w:colLast="0"/>
       <w:bookmarkEnd w:id="2"/>
       <w:r>
-        <w:t>🧠 Simple Definition:</w:t>
+        <w:rPr>
+          <w:rFonts w:ascii="Segoe UI Emoji" w:eastAsiaTheme="majorEastAsia" w:hAnsi="Segoe UI Emoji" w:cs="Segoe UI Emoji"/>
+          <w:color w:val="2F5496" w:themeColor="accent1" w:themeShade="BF"/>
+          <w:kern w:val="0"/>
+          <w:sz w:val="32"/>
+          <w:szCs w:val="32"/>
+          <w:lang w:val="en"/>
+          <w14:ligatures w14:val="none"/>
+        </w:rPr>
+        <w:t>🧠</w:t>
+      </w:r>
+      <w:r>
+        <w:rPr>
+          <w:rFonts w:asciiTheme="majorHAnsi" w:eastAsiaTheme="majorEastAsia" w:hAnsiTheme="majorHAnsi" w:cstheme="majorBidi"/>
+          <w:color w:val="2F5496" w:themeColor="accent1" w:themeShade="BF"/>
+          <w:kern w:val="0"/>
+          <w:sz w:val="32"/>
+          <w:szCs w:val="32"/>
+          <w:lang w:val="en"/>
+          <w14:ligatures w14:val="none"/>
+        </w:rPr>
+        <w:t xml:space="preserve"> Simple Definition:</w:t>
       </w:r>
     </w:p>
     <w:p>
       <w:pPr>
-        <w:rPr>
-          <w:rFonts w:ascii="Roboto Mono" w:hAnsi="Roboto Mono"/>
+        <w:spacing w:after="0" w:line="276" w:lineRule="auto"/>
+        <w:rPr>
+          <w:rFonts w:ascii="Roboto Mono" w:eastAsia="Arial" w:hAnsi="Roboto Mono" w:cs="Arial"/>
+          <w:kern w:val="0"/>
+          <w:sz w:val="22"/>
+          <w:szCs w:val="22"/>
+          <w:lang w:val="en"/>
+          <w14:ligatures w14:val="none"/>
         </w:rPr>
       </w:pPr>
       <w:r>
         <w:rPr>
-          <w:rFonts w:ascii="Arial" w:hAnsi="Arial" w:eastAsia="Arial"/>
+          <w:rFonts w:ascii="Arial" w:eastAsia="Arial" w:hAnsi="Arial" w:cs="Arial"/>
           <w:b/>
-          <w:sz w:val="22"/>
+          <w:kern w:val="0"/>
+          <w:sz w:val="22"/>
+          <w:szCs w:val="22"/>
           <w:shd w:val="clear" w:color="auto" w:fill="B7B7B7"/>
+          <w:lang w:val="en"/>
+          <w14:ligatures w14:val="none"/>
         </w:rPr>
         <w:t># Source</w:t>
       </w:r>
       <w:r>
         <w:rPr>
-          <w:rFonts w:ascii="Arial" w:hAnsi="Arial" w:eastAsia="Arial"/>
-          <w:sz w:val="22"/>
+          <w:rFonts w:ascii="Arial" w:eastAsia="Arial" w:hAnsi="Arial" w:cs="Arial"/>
+          <w:kern w:val="0"/>
+          <w:sz w:val="22"/>
+          <w:szCs w:val="22"/>
           <w:shd w:val="clear" w:color="auto" w:fill="B7B7B7"/>
+          <w:lang w:val="en"/>
+          <w14:ligatures w14:val="none"/>
         </w:rPr>
         <w:t xml:space="preserve">: </w:t>
       </w:r>
       <w:r>
         <w:rPr>
-          <w:rFonts w:ascii="Arial" w:hAnsi="Arial" w:eastAsia="Arial"/>
+          <w:rFonts w:ascii="Arial" w:eastAsia="Arial" w:hAnsi="Arial" w:cs="Arial"/>
           <w:b/>
-          <w:sz w:val="22"/>
+          <w:kern w:val="0"/>
+          <w:sz w:val="22"/>
+          <w:szCs w:val="22"/>
           <w:shd w:val="clear" w:color="auto" w:fill="B7B7B7"/>
+          <w:lang w:val="en"/>
+          <w14:ligatures w14:val="none"/>
         </w:rPr>
         <w:t xml:space="preserve">Chatgpt </w:t>
       </w:r>
       <w:r>
         <w:rPr>
-          <w:rFonts w:ascii="Arial" w:hAnsi="Arial" w:eastAsia="Arial"/>
+          <w:rFonts w:ascii="Arial" w:eastAsia="Arial" w:hAnsi="Arial" w:cs="Arial"/>
           <w:b/>
+          <w:kern w:val="0"/>
           <w:sz w:val="22"/>
           <w:szCs w:val="14"/>
           <w:shd w:val="clear" w:color="auto" w:fill="B7B7B7"/>
+          <w:lang w:val="en"/>
+          <w14:ligatures w14:val="none"/>
         </w:rPr>
         <w:t>(GPT</w:t>
       </w:r>
       <w:r>
         <w:rPr>
-          <w:rFonts w:ascii="Arial" w:hAnsi="Arial" w:cs="Cambria Math" w:eastAsia="Arial"/>
+          <w:rFonts w:ascii="Cambria Math" w:eastAsia="Arial" w:hAnsi="Cambria Math" w:cs="Cambria Math"/>
           <w:b/>
+          <w:kern w:val="0"/>
           <w:sz w:val="22"/>
           <w:szCs w:val="14"/>
           <w:shd w:val="clear" w:color="auto" w:fill="B7B7B7"/>
+          <w:lang w:val="en"/>
+          <w14:ligatures w14:val="none"/>
         </w:rPr>
         <w:t>‑</w:t>
       </w:r>
       <w:r>
         <w:rPr>
-          <w:rFonts w:ascii="Arial" w:hAnsi="Arial" w:eastAsia="Arial"/>
+          <w:rFonts w:ascii="Arial" w:eastAsia="Arial" w:hAnsi="Arial" w:cs="Arial"/>
           <w:b/>
+          <w:kern w:val="0"/>
           <w:sz w:val="22"/>
           <w:szCs w:val="14"/>
           <w:shd w:val="clear" w:color="auto" w:fill="B7B7B7"/>
+          <w:lang w:val="en"/>
+          <w14:ligatures w14:val="none"/>
         </w:rPr>
         <w:t>5 Mini) at [12/9/2025]</w:t>
       </w:r>
     </w:p>
     <w:p>
       <w:pPr>
-        <w:spacing w:before="240" w:after="240"/>
+        <w:spacing w:before="240" w:after="240" w:line="276" w:lineRule="auto"/>
         <w:ind w:left="600" w:right="600"/>
         <w:rPr>
-          <w:rFonts w:ascii="Roboto Mono" w:hAnsi="Roboto Mono"/>
+          <w:rFonts w:ascii="Roboto Mono" w:eastAsia="Arial" w:hAnsi="Roboto Mono" w:cs="Arial"/>
+          <w:kern w:val="0"/>
+          <w:sz w:val="22"/>
+          <w:szCs w:val="22"/>
+          <w:lang w:val="en"/>
+          <w14:ligatures w14:val="none"/>
         </w:rPr>
       </w:pPr>
       <w:r>
         <w:rPr>
-          <w:rFonts w:ascii="Roboto Mono" w:hAnsi="Roboto Mono"/>
+          <w:rFonts w:ascii="Roboto Mono" w:eastAsia="Arial" w:hAnsi="Roboto Mono" w:cs="Arial"/>
           <w:b/>
           <w:bCs/>
+          <w:kern w:val="0"/>
+          <w:sz w:val="22"/>
+          <w:szCs w:val="22"/>
+          <w:lang w:val="en"/>
+          <w14:ligatures w14:val="none"/>
         </w:rPr>
         <w:t>North-South traffic</w:t>
       </w:r>
       <w:r>
         <w:rPr>
-          <w:rFonts w:ascii="Roboto Mono" w:hAnsi="Roboto Mono"/>
+          <w:rFonts w:ascii="Roboto Mono" w:eastAsia="Arial" w:hAnsi="Roboto Mono" w:cs="Arial"/>
+          <w:kern w:val="0"/>
+          <w:sz w:val="22"/>
+          <w:szCs w:val="22"/>
+          <w:lang w:val="en"/>
+          <w14:ligatures w14:val="none"/>
         </w:rPr>
         <w:t xml:space="preserve"> is </w:t>
       </w:r>
       <w:r>
         <w:rPr>
-          <w:rFonts w:ascii="Roboto Mono" w:hAnsi="Roboto Mono"/>
+          <w:rFonts w:ascii="Roboto Mono" w:eastAsia="Arial" w:hAnsi="Roboto Mono" w:cs="Arial"/>
           <w:b/>
           <w:bCs/>
+          <w:kern w:val="0"/>
+          <w:sz w:val="22"/>
+          <w:szCs w:val="22"/>
+          <w:lang w:val="en"/>
+          <w14:ligatures w14:val="none"/>
         </w:rPr>
         <w:t>inbound and outbound traffic</w:t>
       </w:r>
       <w:r>
         <w:rPr>
-          <w:rFonts w:ascii="Roboto Mono" w:hAnsi="Roboto Mono"/>
+          <w:rFonts w:ascii="Roboto Mono" w:eastAsia="Arial" w:hAnsi="Roboto Mono" w:cs="Arial"/>
+          <w:kern w:val="0"/>
+          <w:sz w:val="22"/>
+          <w:szCs w:val="22"/>
+          <w:lang w:val="en"/>
+          <w14:ligatures w14:val="none"/>
         </w:rPr>
         <w:t xml:space="preserve"> that moves </w:t>
       </w:r>
       <w:r>
         <w:rPr>
-          <w:rFonts w:ascii="Roboto Mono" w:hAnsi="Roboto Mono"/>
+          <w:rFonts w:ascii="Roboto Mono" w:eastAsia="Arial" w:hAnsi="Roboto Mono" w:cs="Arial"/>
           <w:b/>
           <w:bCs/>
+          <w:kern w:val="0"/>
+          <w:sz w:val="22"/>
+          <w:szCs w:val="22"/>
+          <w:lang w:val="en"/>
+          <w14:ligatures w14:val="none"/>
         </w:rPr>
         <w:t>between internal systems</w:t>
       </w:r>
       <w:r>
         <w:rPr>
-          <w:rFonts w:ascii="Roboto Mono" w:hAnsi="Roboto Mono"/>
+          <w:rFonts w:ascii="Roboto Mono" w:eastAsia="Arial" w:hAnsi="Roboto Mono" w:cs="Arial"/>
+          <w:kern w:val="0"/>
+          <w:sz w:val="22"/>
+          <w:szCs w:val="22"/>
+          <w:lang w:val="en"/>
+          <w14:ligatures w14:val="none"/>
         </w:rPr>
         <w:t xml:space="preserve"> (like servers) and </w:t>
       </w:r>
       <w:r>
         <w:rPr>
-          <w:rFonts w:ascii="Roboto Mono" w:hAnsi="Roboto Mono"/>
+          <w:rFonts w:ascii="Roboto Mono" w:eastAsia="Arial" w:hAnsi="Roboto Mono" w:cs="Arial"/>
           <w:b/>
           <w:bCs/>
+          <w:kern w:val="0"/>
+          <w:sz w:val="22"/>
+          <w:szCs w:val="22"/>
+          <w:lang w:val="en"/>
+          <w14:ligatures w14:val="none"/>
         </w:rPr>
         <w:t>external sources</w:t>
       </w:r>
       <w:r>
         <w:rPr>
-          <w:rFonts w:ascii="Roboto Mono" w:hAnsi="Roboto Mono"/>
+          <w:rFonts w:ascii="Roboto Mono" w:eastAsia="Arial" w:hAnsi="Roboto Mono" w:cs="Arial"/>
+          <w:kern w:val="0"/>
+          <w:sz w:val="22"/>
+          <w:szCs w:val="22"/>
+          <w:lang w:val="en"/>
+          <w14:ligatures w14:val="none"/>
         </w:rPr>
         <w:t xml:space="preserve"> (like users on the internet).</w:t>
-      </w:r>
-    </w:p>
-    <w:p>
-      <w:r>
-        <w:pict w14:anchorId="1D4B8C23">
-          <v:rect id="_x0000_i1026" style="width:0;height:1.5pt" o:hralign="center" o:hrstd="t" o:hr="t" fillcolor="#a0a0a0" stroked="f"/>
-        </w:pict>
       </w:r>
     </w:p>
     <w:p>
       <w:pPr>
-        <w:pStyle w:val="Heading2"/>
-        <w:keepNext w:val="0"/>
-        <w:keepLines w:val="0"/>
-        <w:spacing w:before="280"/>
+        <w:spacing w:after="0" w:line="276" w:lineRule="auto"/>
+        <w:rPr>
+          <w:rFonts w:ascii="Arial" w:eastAsia="Arial" w:hAnsi="Arial" w:cs="Arial"/>
+          <w:kern w:val="0"/>
+          <w:sz w:val="22"/>
+          <w:szCs w:val="22"/>
+          <w:lang w:val="en"/>
+          <w14:ligatures w14:val="none"/>
+        </w:rPr>
+      </w:pPr>
+      <w:r>
+        <w:rPr>
+          <w:rFonts w:ascii="Arial" w:eastAsia="Arial" w:hAnsi="Arial" w:cs="Arial"/>
+          <w:kern w:val="0"/>
+          <w:sz w:val="22"/>
+          <w:szCs w:val="22"/>
+          <w:lang w:val="en"/>
+          <w14:ligatures w14:val="none"/>
+        </w:rPr>
+        <w:pict w14:anchorId="07A91402">
+          <v:rect id="_x0000_i1026" style="width:0;height:1.5pt" o:hralign="center" o:hrstd="t" o:hr="t" fillcolor="#a0a0a0" stroked="f"/>
+        </w:pict>
+      </w:r>
+    </w:p>
+    <w:p>
+      <w:pPr>
+        <w:spacing w:before="280" w:after="80" w:line="276" w:lineRule="auto"/>
+        <w:outlineLvl w:val="1"/>
+        <w:rPr>
+          <w:rFonts w:asciiTheme="majorHAnsi" w:eastAsiaTheme="majorEastAsia" w:hAnsiTheme="majorHAnsi" w:cstheme="majorBidi"/>
+          <w:color w:val="2F5496" w:themeColor="accent1" w:themeShade="BF"/>
+          <w:kern w:val="0"/>
+          <w:sz w:val="32"/>
+          <w:szCs w:val="32"/>
+          <w:lang w:val="en"/>
+          <w14:ligatures w14:val="none"/>
+        </w:rPr>
       </w:pPr>
       <w:bookmarkStart w:id="3" w:name="_ttya9b3jjseg" w:colFirst="0" w:colLast="0"/>
       <w:bookmarkEnd w:id="3"/>
       <w:r>
-        <w:t>📡 Examples of North-South Traffic</w:t>
+        <w:rPr>
+          <w:rFonts w:ascii="Segoe UI Emoji" w:eastAsiaTheme="majorEastAsia" w:hAnsi="Segoe UI Emoji" w:cs="Segoe UI Emoji"/>
+          <w:color w:val="2F5496" w:themeColor="accent1" w:themeShade="BF"/>
+          <w:kern w:val="0"/>
+          <w:sz w:val="32"/>
+          <w:szCs w:val="32"/>
+          <w:lang w:val="en"/>
+          <w14:ligatures w14:val="none"/>
+        </w:rPr>
+        <w:t>📡</w:t>
+      </w:r>
+      <w:r>
+        <w:rPr>
+          <w:rFonts w:asciiTheme="majorHAnsi" w:eastAsiaTheme="majorEastAsia" w:hAnsiTheme="majorHAnsi" w:cstheme="majorBidi"/>
+          <w:color w:val="2F5496" w:themeColor="accent1" w:themeShade="BF"/>
+          <w:kern w:val="0"/>
+          <w:sz w:val="32"/>
+          <w:szCs w:val="32"/>
+          <w:lang w:val="en"/>
+          <w14:ligatures w14:val="none"/>
+        </w:rPr>
+        <w:t xml:space="preserve"> Examples of North-South Traffic</w:t>
       </w:r>
     </w:p>
     <w:p>
       <w:pPr>
-        <w:rPr>
-          <w:rFonts w:ascii="Roboto Mono" w:hAnsi="Roboto Mono"/>
+        <w:spacing w:after="0" w:line="276" w:lineRule="auto"/>
+        <w:rPr>
+          <w:rFonts w:ascii="Roboto Mono" w:eastAsia="Arial" w:hAnsi="Roboto Mono" w:cs="Arial"/>
+          <w:kern w:val="0"/>
+          <w:sz w:val="22"/>
+          <w:szCs w:val="22"/>
+          <w:lang w:val="en"/>
+          <w14:ligatures w14:val="none"/>
         </w:rPr>
       </w:pPr>
       <w:r>
         <w:rPr>
-          <w:rFonts w:ascii="Arial" w:hAnsi="Arial" w:eastAsia="Arial"/>
+          <w:rFonts w:ascii="Arial" w:eastAsia="Arial" w:hAnsi="Arial" w:cs="Arial"/>
           <w:b/>
-          <w:sz w:val="22"/>
+          <w:kern w:val="0"/>
+          <w:sz w:val="22"/>
+          <w:szCs w:val="22"/>
           <w:shd w:val="clear" w:color="auto" w:fill="B7B7B7"/>
+          <w:lang w:val="en"/>
+          <w14:ligatures w14:val="none"/>
         </w:rPr>
         <w:t># Source</w:t>
       </w:r>
       <w:r>
         <w:rPr>
-          <w:rFonts w:ascii="Arial" w:hAnsi="Arial" w:eastAsia="Arial"/>
-          <w:sz w:val="22"/>
+          <w:rFonts w:ascii="Arial" w:eastAsia="Arial" w:hAnsi="Arial" w:cs="Arial"/>
+          <w:kern w:val="0"/>
+          <w:sz w:val="22"/>
+          <w:szCs w:val="22"/>
           <w:shd w:val="clear" w:color="auto" w:fill="B7B7B7"/>
+          <w:lang w:val="en"/>
+          <w14:ligatures w14:val="none"/>
         </w:rPr>
         <w:t xml:space="preserve">: </w:t>
       </w:r>
       <w:r>
         <w:rPr>
-          <w:rFonts w:ascii="Arial" w:hAnsi="Arial" w:eastAsia="Arial"/>
+          <w:rFonts w:ascii="Arial" w:eastAsia="Arial" w:hAnsi="Arial" w:cs="Arial"/>
           <w:b/>
-          <w:sz w:val="22"/>
+          <w:kern w:val="0"/>
+          <w:sz w:val="22"/>
+          <w:szCs w:val="22"/>
           <w:shd w:val="clear" w:color="auto" w:fill="B7B7B7"/>
+          <w:lang w:val="en"/>
+          <w14:ligatures w14:val="none"/>
         </w:rPr>
         <w:t xml:space="preserve">Chatgpt </w:t>
       </w:r>
       <w:r>
         <w:rPr>
-          <w:rFonts w:ascii="Arial" w:hAnsi="Arial" w:eastAsia="Arial"/>
+          <w:rFonts w:ascii="Arial" w:eastAsia="Arial" w:hAnsi="Arial" w:cs="Arial"/>
           <w:b/>
+          <w:kern w:val="0"/>
           <w:sz w:val="22"/>
           <w:szCs w:val="14"/>
           <w:shd w:val="clear" w:color="auto" w:fill="B7B7B7"/>
+          <w:lang w:val="en"/>
+          <w14:ligatures w14:val="none"/>
         </w:rPr>
         <w:t>(GPT</w:t>
       </w:r>
       <w:r>
         <w:rPr>
-          <w:rFonts w:ascii="Arial" w:hAnsi="Arial" w:cs="Cambria Math" w:eastAsia="Arial"/>
+          <w:rFonts w:ascii="Cambria Math" w:eastAsia="Arial" w:hAnsi="Cambria Math" w:cs="Cambria Math"/>
           <w:b/>
+          <w:kern w:val="0"/>
           <w:sz w:val="22"/>
           <w:szCs w:val="14"/>
           <w:shd w:val="clear" w:color="auto" w:fill="B7B7B7"/>
+          <w:lang w:val="en"/>
+          <w14:ligatures w14:val="none"/>
         </w:rPr>
         <w:t>‑</w:t>
       </w:r>
       <w:r>
         <w:rPr>
-          <w:rFonts w:ascii="Arial" w:hAnsi="Arial" w:eastAsia="Arial"/>
+          <w:rFonts w:ascii="Arial" w:eastAsia="Arial" w:hAnsi="Arial" w:cs="Arial"/>
           <w:b/>
+          <w:kern w:val="0"/>
           <w:sz w:val="22"/>
           <w:szCs w:val="14"/>
           <w:shd w:val="clear" w:color="auto" w:fill="B7B7B7"/>
+          <w:lang w:val="en"/>
+          <w14:ligatures w14:val="none"/>
         </w:rPr>
         <w:t>5 Mini) at [12/9/2025]</w:t>
       </w:r>
     </w:p>
     <w:p>
-      <w:r>
-        <w:rPr>
+      <w:pPr>
+        <w:spacing w:after="0" w:line="276" w:lineRule="auto"/>
+        <w:rPr>
+          <w:rFonts w:ascii="Arial" w:eastAsia="Arial" w:hAnsi="Arial" w:cs="Arial"/>
+          <w:kern w:val="0"/>
+          <w:sz w:val="22"/>
+          <w:szCs w:val="22"/>
+          <w:lang w:val="en"/>
+          <w14:ligatures w14:val="none"/>
+        </w:rPr>
+      </w:pPr>
+      <w:r>
+        <w:rPr>
+          <w:rFonts w:ascii="Arial" w:eastAsia="Arial" w:hAnsi="Arial" w:cs="Arial"/>
           <w:noProof/>
+          <w:kern w:val="0"/>
+          <w:sz w:val="22"/>
+          <w:szCs w:val="22"/>
+          <w:lang w:val="en"/>
+          <w14:ligatures w14:val="none"/>
         </w:rPr>
         <w:drawing>
-          <wp:inline distT="114300" distB="114300" distL="114300" distR="114300" wp14:anchorId="41F8AED8" wp14:editId="7C587739">
+          <wp:inline distT="114300" distB="114300" distL="114300" distR="114300" wp14:anchorId="2803C1CD" wp14:editId="332E908E">
             <wp:extent cx="5943600" cy="1625600"/>
             <wp:effectExtent l="0" t="0" r="0" b="0"/>
             <wp:docPr id="5" name="image5.png"/>
@@ -451,16 +772,27 @@
           </w:tcPr>
           <w:p>
             <w:pPr>
+              <w:spacing w:after="0" w:line="276" w:lineRule="auto"/>
               <w:jc w:val="center"/>
               <w:rPr>
-                <w:rFonts w:ascii="Roboto Mono" w:hAnsi="Roboto Mono"/>
+                <w:rFonts w:ascii="Roboto Mono" w:eastAsia="Arial" w:hAnsi="Roboto Mono" w:cs="Arial"/>
+                <w:kern w:val="0"/>
+                <w:sz w:val="22"/>
+                <w:szCs w:val="22"/>
+                <w:lang w:val="en"/>
+                <w14:ligatures w14:val="none"/>
               </w:rPr>
             </w:pPr>
             <w:r>
               <w:rPr>
-                <w:rFonts w:ascii="Roboto Mono" w:hAnsi="Roboto Mono"/>
+                <w:rFonts w:ascii="Roboto Mono" w:eastAsia="Arial" w:hAnsi="Roboto Mono" w:cs="Arial"/>
                 <w:b/>
                 <w:bCs/>
+                <w:kern w:val="0"/>
+                <w:sz w:val="22"/>
+                <w:szCs w:val="22"/>
+                <w:lang w:val="en"/>
+                <w14:ligatures w14:val="none"/>
               </w:rPr>
               <w:t>Scenario</w:t>
             </w:r>
@@ -484,16 +816,27 @@
           </w:tcPr>
           <w:p>
             <w:pPr>
+              <w:spacing w:after="0" w:line="276" w:lineRule="auto"/>
               <w:jc w:val="center"/>
               <w:rPr>
-                <w:rFonts w:ascii="Roboto Mono" w:hAnsi="Roboto Mono"/>
+                <w:rFonts w:ascii="Roboto Mono" w:eastAsia="Arial" w:hAnsi="Roboto Mono" w:cs="Arial"/>
+                <w:kern w:val="0"/>
+                <w:sz w:val="22"/>
+                <w:szCs w:val="22"/>
+                <w:lang w:val="en"/>
+                <w14:ligatures w14:val="none"/>
               </w:rPr>
             </w:pPr>
             <w:r>
               <w:rPr>
-                <w:rFonts w:ascii="Roboto Mono" w:hAnsi="Roboto Mono"/>
+                <w:rFonts w:ascii="Roboto Mono" w:eastAsia="Arial" w:hAnsi="Roboto Mono" w:cs="Arial"/>
                 <w:b/>
                 <w:bCs/>
+                <w:kern w:val="0"/>
+                <w:sz w:val="22"/>
+                <w:szCs w:val="22"/>
+                <w:lang w:val="en"/>
+                <w14:ligatures w14:val="none"/>
               </w:rPr>
               <w:t>Description</w:t>
             </w:r>
@@ -522,27 +865,48 @@
           </w:tcPr>
           <w:p>
             <w:pPr>
-              <w:rPr>
-                <w:rFonts w:ascii="Roboto Mono" w:hAnsi="Roboto Mono"/>
+              <w:spacing w:after="0" w:line="276" w:lineRule="auto"/>
+              <w:rPr>
+                <w:rFonts w:ascii="Roboto Mono" w:eastAsia="Arial" w:hAnsi="Roboto Mono" w:cs="Arial"/>
+                <w:kern w:val="0"/>
+                <w:sz w:val="22"/>
+                <w:szCs w:val="22"/>
+                <w:lang w:val="en"/>
+                <w14:ligatures w14:val="none"/>
               </w:rPr>
             </w:pPr>
             <w:r>
               <w:rPr>
-                <w:rFonts w:ascii="Segoe UI Emoji" w:hAnsi="Segoe UI Emoji" w:cs="Segoe UI Emoji"/>
+                <w:rFonts w:ascii="Segoe UI Emoji" w:eastAsia="Arial" w:hAnsi="Segoe UI Emoji" w:cs="Segoe UI Emoji"/>
+                <w:kern w:val="0"/>
+                <w:sz w:val="22"/>
+                <w:szCs w:val="22"/>
+                <w:lang w:val="en"/>
+                <w14:ligatures w14:val="none"/>
               </w:rPr>
               <w:t>🌐</w:t>
             </w:r>
             <w:r>
               <w:rPr>
-                <w:rFonts w:ascii="Roboto Mono" w:hAnsi="Roboto Mono"/>
+                <w:rFonts w:ascii="Roboto Mono" w:eastAsia="Arial" w:hAnsi="Roboto Mono" w:cs="Arial"/>
+                <w:kern w:val="0"/>
+                <w:sz w:val="22"/>
+                <w:szCs w:val="22"/>
+                <w:lang w:val="en"/>
+                <w14:ligatures w14:val="none"/>
               </w:rPr>
               <w:t xml:space="preserve"> </w:t>
             </w:r>
             <w:r>
               <w:rPr>
-                <w:rFonts w:ascii="Roboto Mono" w:hAnsi="Roboto Mono"/>
+                <w:rFonts w:ascii="Roboto Mono" w:eastAsia="Arial" w:hAnsi="Roboto Mono" w:cs="Arial"/>
                 <w:b/>
                 <w:bCs/>
+                <w:kern w:val="0"/>
+                <w:sz w:val="22"/>
+                <w:szCs w:val="22"/>
+                <w:lang w:val="en"/>
+                <w14:ligatures w14:val="none"/>
               </w:rPr>
               <w:t>User accessing a website</w:t>
             </w:r>
@@ -566,13 +930,24 @@
           </w:tcPr>
           <w:p>
             <w:pPr>
-              <w:rPr>
-                <w:rFonts w:ascii="Roboto Mono" w:hAnsi="Roboto Mono"/>
+              <w:spacing w:after="0" w:line="276" w:lineRule="auto"/>
+              <w:rPr>
+                <w:rFonts w:ascii="Roboto Mono" w:eastAsia="Arial" w:hAnsi="Roboto Mono" w:cs="Arial"/>
+                <w:kern w:val="0"/>
+                <w:sz w:val="22"/>
+                <w:szCs w:val="22"/>
+                <w:lang w:val="en"/>
+                <w14:ligatures w14:val="none"/>
               </w:rPr>
             </w:pPr>
             <w:r>
               <w:rPr>
-                <w:rFonts w:ascii="Roboto Mono" w:hAnsi="Roboto Mono"/>
+                <w:rFonts w:ascii="Roboto Mono" w:eastAsia="Arial" w:hAnsi="Roboto Mono" w:cs="Arial"/>
+                <w:kern w:val="0"/>
+                <w:sz w:val="22"/>
+                <w:szCs w:val="22"/>
+                <w:lang w:val="en"/>
+                <w14:ligatures w14:val="none"/>
               </w:rPr>
               <w:t>A visitor from the internet loads a website hosted in your data center</w:t>
             </w:r>
@@ -601,28 +976,48 @@
           </w:tcPr>
           <w:p>
             <w:pPr>
-              <w:rPr>
-                <w:rFonts w:ascii="Roboto Mono" w:hAnsi="Roboto Mono"/>
+              <w:spacing w:after="0" w:line="276" w:lineRule="auto"/>
+              <w:rPr>
+                <w:rFonts w:ascii="Roboto Mono" w:eastAsia="Arial" w:hAnsi="Roboto Mono" w:cs="Arial"/>
+                <w:kern w:val="0"/>
+                <w:sz w:val="22"/>
+                <w:szCs w:val="22"/>
+                <w:lang w:val="en"/>
+                <w14:ligatures w14:val="none"/>
               </w:rPr>
             </w:pPr>
             <w:r>
               <w:rPr>
-                <w:rFonts w:ascii="Segoe UI Emoji" w:hAnsi="Segoe UI Emoji" w:cs="Segoe UI Emoji"/>
-              </w:rPr>
-              <w:lastRenderedPageBreak/>
+                <w:rFonts w:ascii="Segoe UI Emoji" w:eastAsia="Arial" w:hAnsi="Segoe UI Emoji" w:cs="Segoe UI Emoji"/>
+                <w:kern w:val="0"/>
+                <w:sz w:val="22"/>
+                <w:szCs w:val="22"/>
+                <w:lang w:val="en"/>
+                <w14:ligatures w14:val="none"/>
+              </w:rPr>
               <w:t>📥</w:t>
             </w:r>
             <w:r>
               <w:rPr>
-                <w:rFonts w:ascii="Roboto Mono" w:hAnsi="Roboto Mono"/>
+                <w:rFonts w:ascii="Roboto Mono" w:eastAsia="Arial" w:hAnsi="Roboto Mono" w:cs="Arial"/>
+                <w:kern w:val="0"/>
+                <w:sz w:val="22"/>
+                <w:szCs w:val="22"/>
+                <w:lang w:val="en"/>
+                <w14:ligatures w14:val="none"/>
               </w:rPr>
               <w:t xml:space="preserve"> </w:t>
             </w:r>
             <w:r>
               <w:rPr>
-                <w:rFonts w:ascii="Roboto Mono" w:hAnsi="Roboto Mono"/>
+                <w:rFonts w:ascii="Roboto Mono" w:eastAsia="Arial" w:hAnsi="Roboto Mono" w:cs="Arial"/>
                 <w:b/>
                 <w:bCs/>
+                <w:kern w:val="0"/>
+                <w:sz w:val="22"/>
+                <w:szCs w:val="22"/>
+                <w:lang w:val="en"/>
+                <w14:ligatures w14:val="none"/>
               </w:rPr>
               <w:t>API request from a mobile app</w:t>
             </w:r>
@@ -646,13 +1041,24 @@
           </w:tcPr>
           <w:p>
             <w:pPr>
-              <w:rPr>
-                <w:rFonts w:ascii="Roboto Mono" w:hAnsi="Roboto Mono"/>
+              <w:spacing w:after="0" w:line="276" w:lineRule="auto"/>
+              <w:rPr>
+                <w:rFonts w:ascii="Roboto Mono" w:eastAsia="Arial" w:hAnsi="Roboto Mono" w:cs="Arial"/>
+                <w:kern w:val="0"/>
+                <w:sz w:val="22"/>
+                <w:szCs w:val="22"/>
+                <w:lang w:val="en"/>
+                <w14:ligatures w14:val="none"/>
               </w:rPr>
             </w:pPr>
             <w:r>
               <w:rPr>
-                <w:rFonts w:ascii="Roboto Mono" w:hAnsi="Roboto Mono"/>
+                <w:rFonts w:ascii="Roboto Mono" w:eastAsia="Arial" w:hAnsi="Roboto Mono" w:cs="Arial"/>
+                <w:kern w:val="0"/>
+                <w:sz w:val="22"/>
+                <w:szCs w:val="22"/>
+                <w:lang w:val="en"/>
+                <w14:ligatures w14:val="none"/>
               </w:rPr>
               <w:t>An app sends a request to a backend server</w:t>
             </w:r>
@@ -681,27 +1087,48 @@
           </w:tcPr>
           <w:p>
             <w:pPr>
-              <w:rPr>
-                <w:rFonts w:ascii="Roboto Mono" w:hAnsi="Roboto Mono"/>
+              <w:spacing w:after="0" w:line="276" w:lineRule="auto"/>
+              <w:rPr>
+                <w:rFonts w:ascii="Roboto Mono" w:eastAsia="Arial" w:hAnsi="Roboto Mono" w:cs="Arial"/>
+                <w:kern w:val="0"/>
+                <w:sz w:val="22"/>
+                <w:szCs w:val="22"/>
+                <w:lang w:val="en"/>
+                <w14:ligatures w14:val="none"/>
               </w:rPr>
             </w:pPr>
             <w:r>
               <w:rPr>
-                <w:rFonts w:ascii="Segoe UI Emoji" w:hAnsi="Segoe UI Emoji" w:cs="Segoe UI Emoji"/>
+                <w:rFonts w:ascii="Segoe UI Emoji" w:eastAsia="Arial" w:hAnsi="Segoe UI Emoji" w:cs="Segoe UI Emoji"/>
+                <w:kern w:val="0"/>
+                <w:sz w:val="22"/>
+                <w:szCs w:val="22"/>
+                <w:lang w:val="en"/>
+                <w14:ligatures w14:val="none"/>
               </w:rPr>
               <w:t>📤</w:t>
             </w:r>
             <w:r>
               <w:rPr>
-                <w:rFonts w:ascii="Roboto Mono" w:hAnsi="Roboto Mono"/>
+                <w:rFonts w:ascii="Roboto Mono" w:eastAsia="Arial" w:hAnsi="Roboto Mono" w:cs="Arial"/>
+                <w:kern w:val="0"/>
+                <w:sz w:val="22"/>
+                <w:szCs w:val="22"/>
+                <w:lang w:val="en"/>
+                <w14:ligatures w14:val="none"/>
               </w:rPr>
               <w:t xml:space="preserve"> </w:t>
             </w:r>
             <w:r>
               <w:rPr>
-                <w:rFonts w:ascii="Roboto Mono" w:hAnsi="Roboto Mono"/>
+                <w:rFonts w:ascii="Roboto Mono" w:eastAsia="Arial" w:hAnsi="Roboto Mono" w:cs="Arial"/>
                 <w:b/>
                 <w:bCs/>
+                <w:kern w:val="0"/>
+                <w:sz w:val="22"/>
+                <w:szCs w:val="22"/>
+                <w:lang w:val="en"/>
+                <w14:ligatures w14:val="none"/>
               </w:rPr>
               <w:t>Sending emails to the internet</w:t>
             </w:r>
@@ -725,13 +1152,24 @@
           </w:tcPr>
           <w:p>
             <w:pPr>
-              <w:rPr>
-                <w:rFonts w:ascii="Roboto Mono" w:hAnsi="Roboto Mono"/>
+              <w:spacing w:after="0" w:line="276" w:lineRule="auto"/>
+              <w:rPr>
+                <w:rFonts w:ascii="Roboto Mono" w:eastAsia="Arial" w:hAnsi="Roboto Mono" w:cs="Arial"/>
+                <w:kern w:val="0"/>
+                <w:sz w:val="22"/>
+                <w:szCs w:val="22"/>
+                <w:lang w:val="en"/>
+                <w14:ligatures w14:val="none"/>
               </w:rPr>
             </w:pPr>
             <w:r>
               <w:rPr>
-                <w:rFonts w:ascii="Roboto Mono" w:hAnsi="Roboto Mono"/>
+                <w:rFonts w:ascii="Roboto Mono" w:eastAsia="Arial" w:hAnsi="Roboto Mono" w:cs="Arial"/>
+                <w:kern w:val="0"/>
+                <w:sz w:val="22"/>
+                <w:szCs w:val="22"/>
+                <w:lang w:val="en"/>
+                <w14:ligatures w14:val="none"/>
               </w:rPr>
               <w:t>Your company email server relays messages to Gmail, Outlook, etc.</w:t>
             </w:r>
@@ -760,27 +1198,48 @@
           </w:tcPr>
           <w:p>
             <w:pPr>
-              <w:rPr>
-                <w:rFonts w:ascii="Roboto Mono" w:hAnsi="Roboto Mono"/>
+              <w:spacing w:after="0" w:line="276" w:lineRule="auto"/>
+              <w:rPr>
+                <w:rFonts w:ascii="Roboto Mono" w:eastAsia="Arial" w:hAnsi="Roboto Mono" w:cs="Arial"/>
+                <w:kern w:val="0"/>
+                <w:sz w:val="22"/>
+                <w:szCs w:val="22"/>
+                <w:lang w:val="en"/>
+                <w14:ligatures w14:val="none"/>
               </w:rPr>
             </w:pPr>
             <w:r>
               <w:rPr>
-                <w:rFonts w:ascii="Segoe UI Symbol" w:hAnsi="Segoe UI Symbol" w:cs="Segoe UI Symbol"/>
+                <w:rFonts w:ascii="Segoe UI Symbol" w:eastAsia="Arial" w:hAnsi="Segoe UI Symbol" w:cs="Segoe UI Symbol"/>
+                <w:kern w:val="0"/>
+                <w:sz w:val="22"/>
+                <w:szCs w:val="22"/>
+                <w:lang w:val="en"/>
+                <w14:ligatures w14:val="none"/>
               </w:rPr>
               <w:t>🛡</w:t>
             </w:r>
             <w:r>
               <w:rPr>
-                <w:rFonts w:ascii="Roboto Mono" w:hAnsi="Roboto Mono"/>
+                <w:rFonts w:ascii="Roboto Mono" w:eastAsia="Arial" w:hAnsi="Roboto Mono" w:cs="Arial"/>
+                <w:kern w:val="0"/>
+                <w:sz w:val="22"/>
+                <w:szCs w:val="22"/>
+                <w:lang w:val="en"/>
+                <w14:ligatures w14:val="none"/>
               </w:rPr>
               <w:t xml:space="preserve"> </w:t>
             </w:r>
             <w:r>
               <w:rPr>
-                <w:rFonts w:ascii="Roboto Mono" w:hAnsi="Roboto Mono"/>
+                <w:rFonts w:ascii="Roboto Mono" w:eastAsia="Arial" w:hAnsi="Roboto Mono" w:cs="Arial"/>
                 <w:b/>
                 <w:bCs/>
+                <w:kern w:val="0"/>
+                <w:sz w:val="22"/>
+                <w:szCs w:val="22"/>
+                <w:lang w:val="en"/>
+                <w14:ligatures w14:val="none"/>
               </w:rPr>
               <w:t>Firewall filtering</w:t>
             </w:r>
@@ -804,13 +1263,24 @@
           </w:tcPr>
           <w:p>
             <w:pPr>
-              <w:rPr>
-                <w:rFonts w:ascii="Roboto Mono" w:hAnsi="Roboto Mono"/>
+              <w:spacing w:after="0" w:line="276" w:lineRule="auto"/>
+              <w:rPr>
+                <w:rFonts w:ascii="Roboto Mono" w:eastAsia="Arial" w:hAnsi="Roboto Mono" w:cs="Arial"/>
+                <w:kern w:val="0"/>
+                <w:sz w:val="22"/>
+                <w:szCs w:val="22"/>
+                <w:lang w:val="en"/>
+                <w14:ligatures w14:val="none"/>
               </w:rPr>
             </w:pPr>
             <w:r>
               <w:rPr>
-                <w:rFonts w:ascii="Roboto Mono" w:hAnsi="Roboto Mono"/>
+                <w:rFonts w:ascii="Roboto Mono" w:eastAsia="Arial" w:hAnsi="Roboto Mono" w:cs="Arial"/>
+                <w:kern w:val="0"/>
+                <w:sz w:val="22"/>
+                <w:szCs w:val="22"/>
+                <w:lang w:val="en"/>
+                <w14:ligatures w14:val="none"/>
               </w:rPr>
               <w:t>Controls traffic between LAN and WAN</w:t>
             </w:r>
@@ -819,98 +1289,182 @@
       </w:tr>
     </w:tbl>
     <w:p>
-      <w:r>
-        <w:pict w14:anchorId="764BD0A9">
+      <w:pPr>
+        <w:spacing w:after="0" w:line="276" w:lineRule="auto"/>
+        <w:rPr>
+          <w:rFonts w:ascii="Arial" w:eastAsia="Arial" w:hAnsi="Arial" w:cs="Arial"/>
+          <w:kern w:val="0"/>
+          <w:sz w:val="22"/>
+          <w:szCs w:val="22"/>
+          <w:lang w:val="en"/>
+          <w14:ligatures w14:val="none"/>
+        </w:rPr>
+      </w:pPr>
+      <w:r>
+        <w:rPr>
+          <w:rFonts w:ascii="Arial" w:eastAsia="Arial" w:hAnsi="Arial" w:cs="Arial"/>
+          <w:kern w:val="0"/>
+          <w:sz w:val="22"/>
+          <w:szCs w:val="22"/>
+          <w:lang w:val="en"/>
+          <w14:ligatures w14:val="none"/>
+        </w:rPr>
+        <w:pict w14:anchorId="7C71586E">
           <v:rect id="_x0000_i1027" style="width:0;height:1.5pt" o:hralign="center" o:hrstd="t" o:hr="t" fillcolor="#a0a0a0" stroked="f"/>
         </w:pict>
       </w:r>
     </w:p>
     <w:p>
       <w:pPr>
-        <w:pStyle w:val="Heading2"/>
-        <w:keepNext w:val="0"/>
-        <w:keepLines w:val="0"/>
-        <w:spacing w:before="280"/>
+        <w:spacing w:before="280" w:after="80" w:line="276" w:lineRule="auto"/>
+        <w:outlineLvl w:val="1"/>
+        <w:rPr>
+          <w:rFonts w:asciiTheme="majorHAnsi" w:eastAsiaTheme="majorEastAsia" w:hAnsiTheme="majorHAnsi" w:cstheme="majorBidi"/>
+          <w:color w:val="2F5496" w:themeColor="accent1" w:themeShade="BF"/>
+          <w:kern w:val="0"/>
+          <w:sz w:val="32"/>
+          <w:szCs w:val="32"/>
+          <w:lang w:val="en"/>
+          <w14:ligatures w14:val="none"/>
+        </w:rPr>
       </w:pPr>
       <w:bookmarkStart w:id="4" w:name="_mzgcv746rrla" w:colFirst="0" w:colLast="0"/>
       <w:bookmarkEnd w:id="4"/>
       <w:r>
-        <w:t>🧭 Why “North-South”?</w:t>
+        <w:rPr>
+          <w:rFonts w:ascii="Segoe UI Emoji" w:eastAsiaTheme="majorEastAsia" w:hAnsi="Segoe UI Emoji" w:cs="Segoe UI Emoji"/>
+          <w:color w:val="2F5496" w:themeColor="accent1" w:themeShade="BF"/>
+          <w:kern w:val="0"/>
+          <w:sz w:val="32"/>
+          <w:szCs w:val="32"/>
+          <w:lang w:val="en"/>
+          <w14:ligatures w14:val="none"/>
+        </w:rPr>
+        <w:t>🧭</w:t>
+      </w:r>
+      <w:r>
+        <w:rPr>
+          <w:rFonts w:asciiTheme="majorHAnsi" w:eastAsiaTheme="majorEastAsia" w:hAnsiTheme="majorHAnsi" w:cstheme="majorBidi"/>
+          <w:color w:val="2F5496" w:themeColor="accent1" w:themeShade="BF"/>
+          <w:kern w:val="0"/>
+          <w:sz w:val="32"/>
+          <w:szCs w:val="32"/>
+          <w:lang w:val="en"/>
+          <w14:ligatures w14:val="none"/>
+        </w:rPr>
+        <w:t xml:space="preserve"> Why “North-South”?</w:t>
       </w:r>
     </w:p>
     <w:p>
       <w:pPr>
-        <w:rPr>
-          <w:rFonts w:ascii="Roboto Mono" w:hAnsi="Roboto Mono"/>
+        <w:spacing w:after="0" w:line="276" w:lineRule="auto"/>
+        <w:rPr>
+          <w:rFonts w:ascii="Roboto Mono" w:eastAsia="Arial" w:hAnsi="Roboto Mono" w:cs="Arial"/>
+          <w:kern w:val="0"/>
+          <w:sz w:val="22"/>
+          <w:szCs w:val="22"/>
+          <w:lang w:val="en"/>
+          <w14:ligatures w14:val="none"/>
         </w:rPr>
       </w:pPr>
       <w:r>
         <w:rPr>
-          <w:rFonts w:ascii="Arial" w:hAnsi="Arial" w:eastAsia="Arial"/>
+          <w:rFonts w:ascii="Arial" w:eastAsia="Arial" w:hAnsi="Arial" w:cs="Arial"/>
           <w:b/>
-          <w:sz w:val="22"/>
+          <w:kern w:val="0"/>
+          <w:sz w:val="22"/>
+          <w:szCs w:val="22"/>
           <w:shd w:val="clear" w:color="auto" w:fill="B7B7B7"/>
+          <w:lang w:val="en"/>
+          <w14:ligatures w14:val="none"/>
         </w:rPr>
         <w:t># Source</w:t>
       </w:r>
       <w:r>
         <w:rPr>
-          <w:rFonts w:ascii="Arial" w:hAnsi="Arial" w:eastAsia="Arial"/>
-          <w:sz w:val="22"/>
+          <w:rFonts w:ascii="Arial" w:eastAsia="Arial" w:hAnsi="Arial" w:cs="Arial"/>
+          <w:kern w:val="0"/>
+          <w:sz w:val="22"/>
+          <w:szCs w:val="22"/>
           <w:shd w:val="clear" w:color="auto" w:fill="B7B7B7"/>
+          <w:lang w:val="en"/>
+          <w14:ligatures w14:val="none"/>
         </w:rPr>
         <w:t xml:space="preserve">: </w:t>
       </w:r>
       <w:r>
         <w:rPr>
-          <w:rFonts w:ascii="Arial" w:hAnsi="Arial" w:eastAsia="Arial"/>
+          <w:rFonts w:ascii="Arial" w:eastAsia="Arial" w:hAnsi="Arial" w:cs="Arial"/>
           <w:b/>
-          <w:sz w:val="22"/>
+          <w:kern w:val="0"/>
+          <w:sz w:val="22"/>
+          <w:szCs w:val="22"/>
           <w:shd w:val="clear" w:color="auto" w:fill="B7B7B7"/>
+          <w:lang w:val="en"/>
+          <w14:ligatures w14:val="none"/>
         </w:rPr>
         <w:t xml:space="preserve">Chatgpt </w:t>
       </w:r>
       <w:r>
         <w:rPr>
-          <w:rFonts w:ascii="Arial" w:hAnsi="Arial" w:eastAsia="Arial"/>
+          <w:rFonts w:ascii="Arial" w:eastAsia="Arial" w:hAnsi="Arial" w:cs="Arial"/>
           <w:b/>
+          <w:kern w:val="0"/>
           <w:sz w:val="22"/>
           <w:szCs w:val="14"/>
           <w:shd w:val="clear" w:color="auto" w:fill="B7B7B7"/>
+          <w:lang w:val="en"/>
+          <w14:ligatures w14:val="none"/>
         </w:rPr>
         <w:t>(GPT</w:t>
       </w:r>
       <w:r>
         <w:rPr>
-          <w:rFonts w:ascii="Arial" w:hAnsi="Arial" w:cs="Cambria Math" w:eastAsia="Arial"/>
+          <w:rFonts w:ascii="Cambria Math" w:eastAsia="Arial" w:hAnsi="Cambria Math" w:cs="Cambria Math"/>
           <w:b/>
+          <w:kern w:val="0"/>
           <w:sz w:val="22"/>
           <w:szCs w:val="14"/>
           <w:shd w:val="clear" w:color="auto" w:fill="B7B7B7"/>
+          <w:lang w:val="en"/>
+          <w14:ligatures w14:val="none"/>
         </w:rPr>
         <w:t>‑</w:t>
       </w:r>
       <w:r>
         <w:rPr>
-          <w:rFonts w:ascii="Arial" w:hAnsi="Arial" w:eastAsia="Arial"/>
+          <w:rFonts w:ascii="Arial" w:eastAsia="Arial" w:hAnsi="Arial" w:cs="Arial"/>
           <w:b/>
+          <w:kern w:val="0"/>
           <w:sz w:val="22"/>
           <w:szCs w:val="14"/>
           <w:shd w:val="clear" w:color="auto" w:fill="B7B7B7"/>
+          <w:lang w:val="en"/>
+          <w14:ligatures w14:val="none"/>
         </w:rPr>
         <w:t>5 Mini) at [12/9/2025]</w:t>
       </w:r>
     </w:p>
     <w:p>
       <w:pPr>
-        <w:spacing w:before="240" w:after="240"/>
-        <w:rPr>
-          <w:rFonts w:ascii="Roboto Mono" w:hAnsi="Roboto Mono"/>
+        <w:spacing w:before="240" w:after="240" w:line="276" w:lineRule="auto"/>
+        <w:rPr>
+          <w:rFonts w:ascii="Roboto Mono" w:eastAsia="Arial" w:hAnsi="Roboto Mono" w:cs="Arial"/>
+          <w:kern w:val="0"/>
+          <w:sz w:val="22"/>
+          <w:szCs w:val="22"/>
+          <w:lang w:val="en"/>
+          <w14:ligatures w14:val="none"/>
         </w:rPr>
       </w:pPr>
       <w:r>
         <w:rPr>
-          <w:rFonts w:ascii="Roboto Mono" w:hAnsi="Roboto Mono"/>
+          <w:rFonts w:ascii="Roboto Mono" w:eastAsia="Arial" w:hAnsi="Roboto Mono" w:cs="Arial"/>
+          <w:kern w:val="0"/>
+          <w:sz w:val="22"/>
+          <w:szCs w:val="22"/>
+          <w:lang w:val="en"/>
+          <w14:ligatures w14:val="none"/>
         </w:rPr>
         <w:t>In data center diagrams:</w:t>
       </w:r>
@@ -921,28 +1475,48 @@
           <w:ilvl w:val="0"/>
           <w:numId w:val="1"/>
         </w:numPr>
-        <w:spacing w:before="240"/>
-        <w:rPr>
-          <w:rFonts w:ascii="Roboto Mono" w:hAnsi="Roboto Mono"/>
+        <w:spacing w:before="240" w:after="0" w:line="276" w:lineRule="auto"/>
+        <w:rPr>
+          <w:rFonts w:ascii="Roboto Mono" w:eastAsia="Arial" w:hAnsi="Roboto Mono" w:cs="Arial"/>
+          <w:kern w:val="0"/>
+          <w:sz w:val="22"/>
+          <w:szCs w:val="22"/>
+          <w:lang w:val="en"/>
+          <w14:ligatures w14:val="none"/>
         </w:rPr>
       </w:pPr>
       <w:r>
         <w:rPr>
-          <w:rFonts w:ascii="Roboto Mono" w:hAnsi="Roboto Mono"/>
+          <w:rFonts w:ascii="Roboto Mono" w:eastAsia="Arial" w:hAnsi="Roboto Mono" w:cs="Arial"/>
           <w:b/>
           <w:bCs/>
+          <w:kern w:val="0"/>
+          <w:sz w:val="22"/>
+          <w:szCs w:val="22"/>
+          <w:lang w:val="en"/>
+          <w14:ligatures w14:val="none"/>
         </w:rPr>
         <w:t>North</w:t>
       </w:r>
       <w:r>
         <w:rPr>
-          <w:rFonts w:ascii="Roboto Mono" w:hAnsi="Roboto Mono"/>
+          <w:rFonts w:ascii="Roboto Mono" w:eastAsia="Arial" w:hAnsi="Roboto Mono" w:cs="Arial"/>
+          <w:kern w:val="0"/>
+          <w:sz w:val="22"/>
+          <w:szCs w:val="22"/>
+          <w:lang w:val="en"/>
+          <w14:ligatures w14:val="none"/>
         </w:rPr>
         <w:t xml:space="preserve"> = External (internet, clients, users)</w:t>
       </w:r>
       <w:r>
         <w:rPr>
-          <w:rFonts w:ascii="Roboto Mono" w:hAnsi="Roboto Mono"/>
+          <w:rFonts w:ascii="Roboto Mono" w:eastAsia="Arial" w:hAnsi="Roboto Mono" w:cs="Arial"/>
+          <w:kern w:val="0"/>
+          <w:sz w:val="22"/>
+          <w:szCs w:val="22"/>
+          <w:lang w:val="en"/>
+          <w14:ligatures w14:val="none"/>
         </w:rPr>
         <w:br/>
       </w:r>
@@ -953,165 +1527,306 @@
           <w:ilvl w:val="0"/>
           <w:numId w:val="1"/>
         </w:numPr>
-        <w:spacing w:after="240"/>
-        <w:rPr>
-          <w:rFonts w:ascii="Roboto Mono" w:hAnsi="Roboto Mono"/>
+        <w:spacing w:after="240" w:line="276" w:lineRule="auto"/>
+        <w:rPr>
+          <w:rFonts w:ascii="Roboto Mono" w:eastAsia="Arial" w:hAnsi="Roboto Mono" w:cs="Arial"/>
+          <w:kern w:val="0"/>
+          <w:sz w:val="22"/>
+          <w:szCs w:val="22"/>
+          <w:lang w:val="en"/>
+          <w14:ligatures w14:val="none"/>
         </w:rPr>
       </w:pPr>
       <w:r>
         <w:rPr>
-          <w:rFonts w:ascii="Roboto Mono" w:hAnsi="Roboto Mono"/>
+          <w:rFonts w:ascii="Roboto Mono" w:eastAsia="Arial" w:hAnsi="Roboto Mono" w:cs="Arial"/>
           <w:b/>
           <w:bCs/>
+          <w:kern w:val="0"/>
+          <w:sz w:val="22"/>
+          <w:szCs w:val="22"/>
+          <w:lang w:val="en"/>
+          <w14:ligatures w14:val="none"/>
         </w:rPr>
         <w:t>South</w:t>
       </w:r>
       <w:r>
         <w:rPr>
-          <w:rFonts w:ascii="Roboto Mono" w:hAnsi="Roboto Mono"/>
+          <w:rFonts w:ascii="Roboto Mono" w:eastAsia="Arial" w:hAnsi="Roboto Mono" w:cs="Arial"/>
+          <w:kern w:val="0"/>
+          <w:sz w:val="22"/>
+          <w:szCs w:val="22"/>
+          <w:lang w:val="en"/>
+          <w14:ligatures w14:val="none"/>
         </w:rPr>
         <w:t xml:space="preserve"> = Internal (servers, databases, apps)</w:t>
       </w:r>
       <w:r>
         <w:rPr>
-          <w:rFonts w:ascii="Roboto Mono" w:hAnsi="Roboto Mono"/>
+          <w:rFonts w:ascii="Roboto Mono" w:eastAsia="Arial" w:hAnsi="Roboto Mono" w:cs="Arial"/>
+          <w:kern w:val="0"/>
+          <w:sz w:val="22"/>
+          <w:szCs w:val="22"/>
+          <w:lang w:val="en"/>
+          <w14:ligatures w14:val="none"/>
         </w:rPr>
         <w:br/>
       </w:r>
     </w:p>
     <w:p>
       <w:pPr>
-        <w:spacing w:before="240" w:after="240"/>
+        <w:spacing w:before="240" w:after="240" w:line="276" w:lineRule="auto"/>
         <w:ind w:left="600" w:right="600"/>
         <w:rPr>
-          <w:rFonts w:ascii="Roboto Mono" w:hAnsi="Roboto Mono"/>
+          <w:rFonts w:ascii="Roboto Mono" w:eastAsia="Arial" w:hAnsi="Roboto Mono" w:cs="Arial"/>
+          <w:kern w:val="0"/>
+          <w:sz w:val="22"/>
+          <w:szCs w:val="22"/>
+          <w:lang w:val="en"/>
+          <w14:ligatures w14:val="none"/>
         </w:rPr>
       </w:pPr>
       <w:r>
         <w:rPr>
-          <w:rFonts w:ascii="Roboto Mono" w:hAnsi="Roboto Mono"/>
+          <w:rFonts w:ascii="Roboto Mono" w:eastAsia="Arial" w:hAnsi="Roboto Mono" w:cs="Arial"/>
+          <w:kern w:val="0"/>
+          <w:sz w:val="22"/>
+          <w:szCs w:val="22"/>
+          <w:lang w:val="en"/>
+          <w14:ligatures w14:val="none"/>
         </w:rPr>
         <w:t xml:space="preserve">So, </w:t>
       </w:r>
       <w:r>
         <w:rPr>
-          <w:rFonts w:ascii="Roboto Mono" w:hAnsi="Roboto Mono"/>
+          <w:rFonts w:ascii="Roboto Mono" w:eastAsia="Arial" w:hAnsi="Roboto Mono" w:cs="Arial"/>
           <w:b/>
           <w:bCs/>
+          <w:kern w:val="0"/>
+          <w:sz w:val="22"/>
+          <w:szCs w:val="22"/>
+          <w:lang w:val="en"/>
+          <w14:ligatures w14:val="none"/>
         </w:rPr>
         <w:t>North-South</w:t>
       </w:r>
       <w:r>
         <w:rPr>
-          <w:rFonts w:ascii="Roboto Mono" w:hAnsi="Roboto Mono"/>
+          <w:rFonts w:ascii="Roboto Mono" w:eastAsia="Arial" w:hAnsi="Roboto Mono" w:cs="Arial"/>
+          <w:kern w:val="0"/>
+          <w:sz w:val="22"/>
+          <w:szCs w:val="22"/>
+          <w:lang w:val="en"/>
+          <w14:ligatures w14:val="none"/>
         </w:rPr>
         <w:t xml:space="preserve"> represents </w:t>
       </w:r>
       <w:r>
         <w:rPr>
-          <w:rFonts w:ascii="Roboto Mono" w:hAnsi="Roboto Mono"/>
+          <w:rFonts w:ascii="Roboto Mono" w:eastAsia="Arial" w:hAnsi="Roboto Mono" w:cs="Arial"/>
           <w:b/>
           <w:bCs/>
+          <w:kern w:val="0"/>
+          <w:sz w:val="22"/>
+          <w:szCs w:val="22"/>
+          <w:lang w:val="en"/>
+          <w14:ligatures w14:val="none"/>
         </w:rPr>
         <w:t>traffic moving vertically</w:t>
       </w:r>
       <w:r>
         <w:rPr>
-          <w:rFonts w:ascii="Roboto Mono" w:hAnsi="Roboto Mono"/>
+          <w:rFonts w:ascii="Roboto Mono" w:eastAsia="Arial" w:hAnsi="Roboto Mono" w:cs="Arial"/>
+          <w:kern w:val="0"/>
+          <w:sz w:val="22"/>
+          <w:szCs w:val="22"/>
+          <w:lang w:val="en"/>
+          <w14:ligatures w14:val="none"/>
         </w:rPr>
         <w:t xml:space="preserve"> between the inside and outside.</w:t>
-      </w:r>
-    </w:p>
-    <w:p>
-      <w:r>
-        <w:pict w14:anchorId="5590DB34">
-          <v:rect id="_x0000_i1028" style="width:0;height:1.5pt" o:hralign="center" o:hrstd="t" o:hr="t" fillcolor="#a0a0a0" stroked="f"/>
-        </w:pict>
       </w:r>
     </w:p>
     <w:p>
       <w:pPr>
-        <w:pStyle w:val="Heading2"/>
-        <w:keepNext w:val="0"/>
-        <w:keepLines w:val="0"/>
-        <w:spacing w:before="280"/>
+        <w:spacing w:after="0" w:line="276" w:lineRule="auto"/>
+        <w:rPr>
+          <w:rFonts w:ascii="Arial" w:eastAsia="Arial" w:hAnsi="Arial" w:cs="Arial"/>
+          <w:kern w:val="0"/>
+          <w:sz w:val="22"/>
+          <w:szCs w:val="22"/>
+          <w:lang w:val="en"/>
+          <w14:ligatures w14:val="none"/>
+        </w:rPr>
+      </w:pPr>
+      <w:r>
+        <w:rPr>
+          <w:rFonts w:ascii="Arial" w:eastAsia="Arial" w:hAnsi="Arial" w:cs="Arial"/>
+          <w:kern w:val="0"/>
+          <w:sz w:val="22"/>
+          <w:szCs w:val="22"/>
+          <w:lang w:val="en"/>
+          <w14:ligatures w14:val="none"/>
+        </w:rPr>
+        <w:pict w14:anchorId="235A6DA6">
+          <v:rect id="_x0000_i1028" style="width:0;height:1.5pt" o:hralign="center" o:hrstd="t" o:hr="t" fillcolor="#a0a0a0" stroked="f"/>
+        </w:pict>
+      </w:r>
+    </w:p>
+    <w:p>
+      <w:pPr>
+        <w:spacing w:before="280" w:after="80" w:line="276" w:lineRule="auto"/>
+        <w:outlineLvl w:val="1"/>
+        <w:rPr>
+          <w:rFonts w:asciiTheme="majorHAnsi" w:eastAsiaTheme="majorEastAsia" w:hAnsiTheme="majorHAnsi" w:cstheme="majorBidi"/>
+          <w:color w:val="2F5496" w:themeColor="accent1" w:themeShade="BF"/>
+          <w:kern w:val="0"/>
+          <w:sz w:val="32"/>
+          <w:szCs w:val="32"/>
+          <w:lang w:val="en"/>
+          <w14:ligatures w14:val="none"/>
+        </w:rPr>
       </w:pPr>
       <w:bookmarkStart w:id="5" w:name="_sbyltwcjl106" w:colFirst="0" w:colLast="0"/>
       <w:bookmarkEnd w:id="5"/>
       <w:r>
-        <w:t>📦 Characteristics of North-South Traffic</w:t>
+        <w:rPr>
+          <w:rFonts w:ascii="Segoe UI Emoji" w:eastAsiaTheme="majorEastAsia" w:hAnsi="Segoe UI Emoji" w:cs="Segoe UI Emoji"/>
+          <w:color w:val="2F5496" w:themeColor="accent1" w:themeShade="BF"/>
+          <w:kern w:val="0"/>
+          <w:sz w:val="32"/>
+          <w:szCs w:val="32"/>
+          <w:lang w:val="en"/>
+          <w14:ligatures w14:val="none"/>
+        </w:rPr>
+        <w:t>📦</w:t>
+      </w:r>
+      <w:r>
+        <w:rPr>
+          <w:rFonts w:asciiTheme="majorHAnsi" w:eastAsiaTheme="majorEastAsia" w:hAnsiTheme="majorHAnsi" w:cstheme="majorBidi"/>
+          <w:color w:val="2F5496" w:themeColor="accent1" w:themeShade="BF"/>
+          <w:kern w:val="0"/>
+          <w:sz w:val="32"/>
+          <w:szCs w:val="32"/>
+          <w:lang w:val="en"/>
+          <w14:ligatures w14:val="none"/>
+        </w:rPr>
+        <w:t xml:space="preserve"> Characteristics of North-South Traffic</w:t>
       </w:r>
     </w:p>
     <w:p>
       <w:pPr>
-        <w:rPr>
-          <w:rFonts w:ascii="Roboto Mono" w:hAnsi="Roboto Mono"/>
+        <w:spacing w:after="0" w:line="276" w:lineRule="auto"/>
+        <w:rPr>
+          <w:rFonts w:ascii="Roboto Mono" w:eastAsia="Arial" w:hAnsi="Roboto Mono" w:cs="Arial"/>
+          <w:kern w:val="0"/>
+          <w:sz w:val="22"/>
+          <w:szCs w:val="22"/>
+          <w:lang w:val="en"/>
+          <w14:ligatures w14:val="none"/>
         </w:rPr>
       </w:pPr>
       <w:r>
         <w:rPr>
-          <w:rFonts w:ascii="Arial" w:hAnsi="Arial" w:eastAsia="Arial"/>
+          <w:rFonts w:ascii="Arial" w:eastAsia="Arial" w:hAnsi="Arial" w:cs="Arial"/>
           <w:b/>
-          <w:sz w:val="22"/>
+          <w:kern w:val="0"/>
+          <w:sz w:val="22"/>
+          <w:szCs w:val="22"/>
           <w:shd w:val="clear" w:color="auto" w:fill="B7B7B7"/>
+          <w:lang w:val="en"/>
+          <w14:ligatures w14:val="none"/>
         </w:rPr>
         <w:t># Source</w:t>
       </w:r>
       <w:r>
         <w:rPr>
-          <w:rFonts w:ascii="Arial" w:hAnsi="Arial" w:eastAsia="Arial"/>
-          <w:sz w:val="22"/>
+          <w:rFonts w:ascii="Arial" w:eastAsia="Arial" w:hAnsi="Arial" w:cs="Arial"/>
+          <w:kern w:val="0"/>
+          <w:sz w:val="22"/>
+          <w:szCs w:val="22"/>
           <w:shd w:val="clear" w:color="auto" w:fill="B7B7B7"/>
+          <w:lang w:val="en"/>
+          <w14:ligatures w14:val="none"/>
         </w:rPr>
         <w:t xml:space="preserve">: </w:t>
       </w:r>
       <w:r>
         <w:rPr>
-          <w:rFonts w:ascii="Arial" w:hAnsi="Arial" w:eastAsia="Arial"/>
+          <w:rFonts w:ascii="Arial" w:eastAsia="Arial" w:hAnsi="Arial" w:cs="Arial"/>
           <w:b/>
-          <w:sz w:val="22"/>
+          <w:kern w:val="0"/>
+          <w:sz w:val="22"/>
+          <w:szCs w:val="22"/>
           <w:shd w:val="clear" w:color="auto" w:fill="B7B7B7"/>
+          <w:lang w:val="en"/>
+          <w14:ligatures w14:val="none"/>
         </w:rPr>
         <w:t xml:space="preserve">Chatgpt </w:t>
       </w:r>
       <w:r>
         <w:rPr>
-          <w:rFonts w:ascii="Arial" w:hAnsi="Arial" w:eastAsia="Arial"/>
+          <w:rFonts w:ascii="Arial" w:eastAsia="Arial" w:hAnsi="Arial" w:cs="Arial"/>
           <w:b/>
+          <w:kern w:val="0"/>
           <w:sz w:val="22"/>
           <w:szCs w:val="14"/>
           <w:shd w:val="clear" w:color="auto" w:fill="B7B7B7"/>
+          <w:lang w:val="en"/>
+          <w14:ligatures w14:val="none"/>
         </w:rPr>
         <w:t>(GPT</w:t>
       </w:r>
       <w:r>
         <w:rPr>
-          <w:rFonts w:ascii="Arial" w:hAnsi="Arial" w:cs="Cambria Math" w:eastAsia="Arial"/>
+          <w:rFonts w:ascii="Cambria Math" w:eastAsia="Arial" w:hAnsi="Cambria Math" w:cs="Cambria Math"/>
           <w:b/>
+          <w:kern w:val="0"/>
           <w:sz w:val="22"/>
           <w:szCs w:val="14"/>
           <w:shd w:val="clear" w:color="auto" w:fill="B7B7B7"/>
+          <w:lang w:val="en"/>
+          <w14:ligatures w14:val="none"/>
         </w:rPr>
         <w:t>‑</w:t>
       </w:r>
       <w:r>
         <w:rPr>
-          <w:rFonts w:ascii="Arial" w:hAnsi="Arial" w:eastAsia="Arial"/>
+          <w:rFonts w:ascii="Arial" w:eastAsia="Arial" w:hAnsi="Arial" w:cs="Arial"/>
           <w:b/>
+          <w:kern w:val="0"/>
           <w:sz w:val="22"/>
           <w:szCs w:val="14"/>
           <w:shd w:val="clear" w:color="auto" w:fill="B7B7B7"/>
+          <w:lang w:val="en"/>
+          <w14:ligatures w14:val="none"/>
         </w:rPr>
         <w:t>5 Mini) at [12/9/2025]</w:t>
       </w:r>
     </w:p>
     <w:p>
-      <w:r>
-        <w:rPr>
+      <w:pPr>
+        <w:spacing w:after="0" w:line="276" w:lineRule="auto"/>
+        <w:rPr>
+          <w:rFonts w:ascii="Arial" w:eastAsia="Arial" w:hAnsi="Arial" w:cs="Arial"/>
+          <w:kern w:val="0"/>
+          <w:sz w:val="22"/>
+          <w:szCs w:val="22"/>
+          <w:lang w:val="en"/>
+          <w14:ligatures w14:val="none"/>
+        </w:rPr>
+      </w:pPr>
+      <w:r>
+        <w:rPr>
+          <w:rFonts w:ascii="Arial" w:eastAsia="Arial" w:hAnsi="Arial" w:cs="Arial"/>
           <w:noProof/>
+          <w:kern w:val="0"/>
+          <w:sz w:val="22"/>
+          <w:szCs w:val="22"/>
+          <w:lang w:val="en"/>
+          <w14:ligatures w14:val="none"/>
         </w:rPr>
         <w:drawing>
-          <wp:inline distT="114300" distB="114300" distL="114300" distR="114300" wp14:anchorId="68E2AEFB" wp14:editId="5B5FB4F7">
+          <wp:inline distT="114300" distB="114300" distL="114300" distR="114300" wp14:anchorId="1C6C66D3" wp14:editId="05B17693">
             <wp:extent cx="5943600" cy="1600200"/>
             <wp:effectExtent l="0" t="0" r="0" b="0"/>
             <wp:docPr id="4" name="image4.png"/>
@@ -1187,16 +1902,27 @@
           </w:tcPr>
           <w:p>
             <w:pPr>
+              <w:spacing w:after="0" w:line="276" w:lineRule="auto"/>
               <w:jc w:val="center"/>
               <w:rPr>
-                <w:rFonts w:ascii="Roboto Mono" w:hAnsi="Roboto Mono"/>
+                <w:rFonts w:ascii="Roboto Mono" w:eastAsia="Arial" w:hAnsi="Roboto Mono" w:cs="Arial"/>
+                <w:kern w:val="0"/>
+                <w:sz w:val="22"/>
+                <w:szCs w:val="22"/>
+                <w:lang w:val="en"/>
+                <w14:ligatures w14:val="none"/>
               </w:rPr>
             </w:pPr>
             <w:r>
               <w:rPr>
-                <w:rFonts w:ascii="Roboto Mono" w:hAnsi="Roboto Mono"/>
+                <w:rFonts w:ascii="Roboto Mono" w:eastAsia="Arial" w:hAnsi="Roboto Mono" w:cs="Arial"/>
                 <w:b/>
                 <w:bCs/>
+                <w:kern w:val="0"/>
+                <w:sz w:val="22"/>
+                <w:szCs w:val="22"/>
+                <w:lang w:val="en"/>
+                <w14:ligatures w14:val="none"/>
               </w:rPr>
               <w:t>Characteristic</w:t>
             </w:r>
@@ -1220,16 +1946,27 @@
           </w:tcPr>
           <w:p>
             <w:pPr>
+              <w:spacing w:after="0" w:line="276" w:lineRule="auto"/>
               <w:jc w:val="center"/>
               <w:rPr>
-                <w:rFonts w:ascii="Roboto Mono" w:hAnsi="Roboto Mono"/>
+                <w:rFonts w:ascii="Roboto Mono" w:eastAsia="Arial" w:hAnsi="Roboto Mono" w:cs="Arial"/>
+                <w:kern w:val="0"/>
+                <w:sz w:val="22"/>
+                <w:szCs w:val="22"/>
+                <w:lang w:val="en"/>
+                <w14:ligatures w14:val="none"/>
               </w:rPr>
             </w:pPr>
             <w:r>
               <w:rPr>
-                <w:rFonts w:ascii="Roboto Mono" w:hAnsi="Roboto Mono"/>
+                <w:rFonts w:ascii="Roboto Mono" w:eastAsia="Arial" w:hAnsi="Roboto Mono" w:cs="Arial"/>
                 <w:b/>
                 <w:bCs/>
+                <w:kern w:val="0"/>
+                <w:sz w:val="22"/>
+                <w:szCs w:val="22"/>
+                <w:lang w:val="en"/>
+                <w14:ligatures w14:val="none"/>
               </w:rPr>
               <w:t>Description</w:t>
             </w:r>
@@ -1258,28 +1995,48 @@
           </w:tcPr>
           <w:p>
             <w:pPr>
-              <w:rPr>
-                <w:rFonts w:ascii="Roboto Mono" w:hAnsi="Roboto Mono"/>
+              <w:spacing w:after="0" w:line="276" w:lineRule="auto"/>
+              <w:rPr>
+                <w:rFonts w:ascii="Roboto Mono" w:eastAsia="Arial" w:hAnsi="Roboto Mono" w:cs="Arial"/>
+                <w:kern w:val="0"/>
+                <w:sz w:val="22"/>
+                <w:szCs w:val="22"/>
+                <w:lang w:val="en"/>
+                <w14:ligatures w14:val="none"/>
               </w:rPr>
             </w:pPr>
             <w:r>
               <w:rPr>
-                <w:rFonts w:ascii="Segoe UI Emoji" w:hAnsi="Segoe UI Emoji" w:cs="Segoe UI Emoji"/>
-              </w:rPr>
-              <w:lastRenderedPageBreak/>
+                <w:rFonts w:ascii="Segoe UI Emoji" w:eastAsia="Arial" w:hAnsi="Segoe UI Emoji" w:cs="Segoe UI Emoji"/>
+                <w:kern w:val="0"/>
+                <w:sz w:val="22"/>
+                <w:szCs w:val="22"/>
+                <w:lang w:val="en"/>
+                <w14:ligatures w14:val="none"/>
+              </w:rPr>
               <w:t>🌍</w:t>
             </w:r>
             <w:r>
               <w:rPr>
-                <w:rFonts w:ascii="Roboto Mono" w:hAnsi="Roboto Mono"/>
+                <w:rFonts w:ascii="Roboto Mono" w:eastAsia="Arial" w:hAnsi="Roboto Mono" w:cs="Arial"/>
+                <w:kern w:val="0"/>
+                <w:sz w:val="22"/>
+                <w:szCs w:val="22"/>
+                <w:lang w:val="en"/>
+                <w14:ligatures w14:val="none"/>
               </w:rPr>
               <w:t xml:space="preserve"> </w:t>
             </w:r>
             <w:r>
               <w:rPr>
-                <w:rFonts w:ascii="Roboto Mono" w:hAnsi="Roboto Mono"/>
+                <w:rFonts w:ascii="Roboto Mono" w:eastAsia="Arial" w:hAnsi="Roboto Mono" w:cs="Arial"/>
                 <w:b/>
                 <w:bCs/>
+                <w:kern w:val="0"/>
+                <w:sz w:val="22"/>
+                <w:szCs w:val="22"/>
+                <w:lang w:val="en"/>
+                <w14:ligatures w14:val="none"/>
               </w:rPr>
               <w:t>Crosses boundaries</w:t>
             </w:r>
@@ -1303,13 +2060,24 @@
           </w:tcPr>
           <w:p>
             <w:pPr>
-              <w:rPr>
-                <w:rFonts w:ascii="Roboto Mono" w:hAnsi="Roboto Mono"/>
+              <w:spacing w:after="0" w:line="276" w:lineRule="auto"/>
+              <w:rPr>
+                <w:rFonts w:ascii="Roboto Mono" w:eastAsia="Arial" w:hAnsi="Roboto Mono" w:cs="Arial"/>
+                <w:kern w:val="0"/>
+                <w:sz w:val="22"/>
+                <w:szCs w:val="22"/>
+                <w:lang w:val="en"/>
+                <w14:ligatures w14:val="none"/>
               </w:rPr>
             </w:pPr>
             <w:r>
               <w:rPr>
-                <w:rFonts w:ascii="Roboto Mono" w:hAnsi="Roboto Mono"/>
+                <w:rFonts w:ascii="Roboto Mono" w:eastAsia="Arial" w:hAnsi="Roboto Mono" w:cs="Arial"/>
+                <w:kern w:val="0"/>
+                <w:sz w:val="22"/>
+                <w:szCs w:val="22"/>
+                <w:lang w:val="en"/>
+                <w14:ligatures w14:val="none"/>
               </w:rPr>
               <w:t>Moves between external and internal networks</w:t>
             </w:r>
@@ -1338,27 +2106,48 @@
           </w:tcPr>
           <w:p>
             <w:pPr>
-              <w:rPr>
-                <w:rFonts w:ascii="Roboto Mono" w:hAnsi="Roboto Mono"/>
+              <w:spacing w:after="0" w:line="276" w:lineRule="auto"/>
+              <w:rPr>
+                <w:rFonts w:ascii="Roboto Mono" w:eastAsia="Arial" w:hAnsi="Roboto Mono" w:cs="Arial"/>
+                <w:kern w:val="0"/>
+                <w:sz w:val="22"/>
+                <w:szCs w:val="22"/>
+                <w:lang w:val="en"/>
+                <w14:ligatures w14:val="none"/>
               </w:rPr>
             </w:pPr>
             <w:r>
               <w:rPr>
-                <w:rFonts w:ascii="Segoe UI Emoji" w:hAnsi="Segoe UI Emoji" w:cs="Segoe UI Emoji"/>
+                <w:rFonts w:ascii="Segoe UI Emoji" w:eastAsia="Arial" w:hAnsi="Segoe UI Emoji" w:cs="Segoe UI Emoji"/>
+                <w:kern w:val="0"/>
+                <w:sz w:val="22"/>
+                <w:szCs w:val="22"/>
+                <w:lang w:val="en"/>
+                <w14:ligatures w14:val="none"/>
               </w:rPr>
               <w:t>🔐</w:t>
             </w:r>
             <w:r>
               <w:rPr>
-                <w:rFonts w:ascii="Roboto Mono" w:hAnsi="Roboto Mono"/>
+                <w:rFonts w:ascii="Roboto Mono" w:eastAsia="Arial" w:hAnsi="Roboto Mono" w:cs="Arial"/>
+                <w:kern w:val="0"/>
+                <w:sz w:val="22"/>
+                <w:szCs w:val="22"/>
+                <w:lang w:val="en"/>
+                <w14:ligatures w14:val="none"/>
               </w:rPr>
               <w:t xml:space="preserve"> </w:t>
             </w:r>
             <w:r>
               <w:rPr>
-                <w:rFonts w:ascii="Roboto Mono" w:hAnsi="Roboto Mono"/>
+                <w:rFonts w:ascii="Roboto Mono" w:eastAsia="Arial" w:hAnsi="Roboto Mono" w:cs="Arial"/>
                 <w:b/>
                 <w:bCs/>
+                <w:kern w:val="0"/>
+                <w:sz w:val="22"/>
+                <w:szCs w:val="22"/>
+                <w:lang w:val="en"/>
+                <w14:ligatures w14:val="none"/>
               </w:rPr>
               <w:t>Heavily inspected</w:t>
             </w:r>
@@ -1382,13 +2171,24 @@
           </w:tcPr>
           <w:p>
             <w:pPr>
-              <w:rPr>
-                <w:rFonts w:ascii="Roboto Mono" w:hAnsi="Roboto Mono"/>
+              <w:spacing w:after="0" w:line="276" w:lineRule="auto"/>
+              <w:rPr>
+                <w:rFonts w:ascii="Roboto Mono" w:eastAsia="Arial" w:hAnsi="Roboto Mono" w:cs="Arial"/>
+                <w:kern w:val="0"/>
+                <w:sz w:val="22"/>
+                <w:szCs w:val="22"/>
+                <w:lang w:val="en"/>
+                <w14:ligatures w14:val="none"/>
               </w:rPr>
             </w:pPr>
             <w:r>
               <w:rPr>
-                <w:rFonts w:ascii="Roboto Mono" w:hAnsi="Roboto Mono"/>
+                <w:rFonts w:ascii="Roboto Mono" w:eastAsia="Arial" w:hAnsi="Roboto Mono" w:cs="Arial"/>
+                <w:kern w:val="0"/>
+                <w:sz w:val="22"/>
+                <w:szCs w:val="22"/>
+                <w:lang w:val="en"/>
+                <w14:ligatures w14:val="none"/>
               </w:rPr>
               <w:t>Firewalls, intrusion detection, proxies often applied</w:t>
             </w:r>
@@ -1417,27 +2217,48 @@
           </w:tcPr>
           <w:p>
             <w:pPr>
-              <w:rPr>
-                <w:rFonts w:ascii="Roboto Mono" w:hAnsi="Roboto Mono"/>
+              <w:spacing w:after="0" w:line="276" w:lineRule="auto"/>
+              <w:rPr>
+                <w:rFonts w:ascii="Roboto Mono" w:eastAsia="Arial" w:hAnsi="Roboto Mono" w:cs="Arial"/>
+                <w:kern w:val="0"/>
+                <w:sz w:val="22"/>
+                <w:szCs w:val="22"/>
+                <w:lang w:val="en"/>
+                <w14:ligatures w14:val="none"/>
               </w:rPr>
             </w:pPr>
             <w:r>
               <w:rPr>
-                <w:rFonts w:ascii="Segoe UI Emoji" w:hAnsi="Segoe UI Emoji" w:cs="Segoe UI Emoji"/>
+                <w:rFonts w:ascii="Segoe UI Emoji" w:eastAsia="Arial" w:hAnsi="Segoe UI Emoji" w:cs="Segoe UI Emoji"/>
+                <w:kern w:val="0"/>
+                <w:sz w:val="22"/>
+                <w:szCs w:val="22"/>
+                <w:lang w:val="en"/>
+                <w14:ligatures w14:val="none"/>
               </w:rPr>
               <w:t>📉</w:t>
             </w:r>
             <w:r>
               <w:rPr>
-                <w:rFonts w:ascii="Roboto Mono" w:hAnsi="Roboto Mono"/>
+                <w:rFonts w:ascii="Roboto Mono" w:eastAsia="Arial" w:hAnsi="Roboto Mono" w:cs="Arial"/>
+                <w:kern w:val="0"/>
+                <w:sz w:val="22"/>
+                <w:szCs w:val="22"/>
+                <w:lang w:val="en"/>
+                <w14:ligatures w14:val="none"/>
               </w:rPr>
               <w:t xml:space="preserve"> </w:t>
             </w:r>
             <w:r>
               <w:rPr>
-                <w:rFonts w:ascii="Roboto Mono" w:hAnsi="Roboto Mono"/>
+                <w:rFonts w:ascii="Roboto Mono" w:eastAsia="Arial" w:hAnsi="Roboto Mono" w:cs="Arial"/>
                 <w:b/>
                 <w:bCs/>
+                <w:kern w:val="0"/>
+                <w:sz w:val="22"/>
+                <w:szCs w:val="22"/>
+                <w:lang w:val="en"/>
+                <w14:ligatures w14:val="none"/>
               </w:rPr>
               <w:t>Lower volume</w:t>
             </w:r>
@@ -1461,13 +2282,24 @@
           </w:tcPr>
           <w:p>
             <w:pPr>
-              <w:rPr>
-                <w:rFonts w:ascii="Roboto Mono" w:hAnsi="Roboto Mono"/>
+              <w:spacing w:after="0" w:line="276" w:lineRule="auto"/>
+              <w:rPr>
+                <w:rFonts w:ascii="Roboto Mono" w:eastAsia="Arial" w:hAnsi="Roboto Mono" w:cs="Arial"/>
+                <w:kern w:val="0"/>
+                <w:sz w:val="22"/>
+                <w:szCs w:val="22"/>
+                <w:lang w:val="en"/>
+                <w14:ligatures w14:val="none"/>
               </w:rPr>
             </w:pPr>
             <w:r>
               <w:rPr>
-                <w:rFonts w:ascii="Roboto Mono" w:hAnsi="Roboto Mono"/>
+                <w:rFonts w:ascii="Roboto Mono" w:eastAsia="Arial" w:hAnsi="Roboto Mono" w:cs="Arial"/>
+                <w:kern w:val="0"/>
+                <w:sz w:val="22"/>
+                <w:szCs w:val="22"/>
+                <w:lang w:val="en"/>
+                <w14:ligatures w14:val="none"/>
               </w:rPr>
               <w:t>Compared to East-West traffic in large data centers</w:t>
             </w:r>
@@ -1496,27 +2328,48 @@
           </w:tcPr>
           <w:p>
             <w:pPr>
-              <w:rPr>
-                <w:rFonts w:ascii="Roboto Mono" w:hAnsi="Roboto Mono"/>
+              <w:spacing w:after="0" w:line="276" w:lineRule="auto"/>
+              <w:rPr>
+                <w:rFonts w:ascii="Roboto Mono" w:eastAsia="Arial" w:hAnsi="Roboto Mono" w:cs="Arial"/>
+                <w:kern w:val="0"/>
+                <w:sz w:val="22"/>
+                <w:szCs w:val="22"/>
+                <w:lang w:val="en"/>
+                <w14:ligatures w14:val="none"/>
               </w:rPr>
             </w:pPr>
             <w:r>
               <w:rPr>
-                <w:rFonts w:ascii="Segoe UI Emoji" w:hAnsi="Segoe UI Emoji" w:cs="Segoe UI Emoji"/>
+                <w:rFonts w:ascii="Segoe UI Emoji" w:eastAsia="Arial" w:hAnsi="Segoe UI Emoji" w:cs="Segoe UI Emoji"/>
+                <w:kern w:val="0"/>
+                <w:sz w:val="22"/>
+                <w:szCs w:val="22"/>
+                <w:lang w:val="en"/>
+                <w14:ligatures w14:val="none"/>
               </w:rPr>
               <w:t>📶</w:t>
             </w:r>
             <w:r>
               <w:rPr>
-                <w:rFonts w:ascii="Roboto Mono" w:hAnsi="Roboto Mono"/>
+                <w:rFonts w:ascii="Roboto Mono" w:eastAsia="Arial" w:hAnsi="Roboto Mono" w:cs="Arial"/>
+                <w:kern w:val="0"/>
+                <w:sz w:val="22"/>
+                <w:szCs w:val="22"/>
+                <w:lang w:val="en"/>
+                <w14:ligatures w14:val="none"/>
               </w:rPr>
               <w:t xml:space="preserve"> </w:t>
             </w:r>
             <w:r>
               <w:rPr>
-                <w:rFonts w:ascii="Roboto Mono" w:hAnsi="Roboto Mono"/>
+                <w:rFonts w:ascii="Roboto Mono" w:eastAsia="Arial" w:hAnsi="Roboto Mono" w:cs="Arial"/>
                 <w:b/>
                 <w:bCs/>
+                <w:kern w:val="0"/>
+                <w:sz w:val="22"/>
+                <w:szCs w:val="22"/>
+                <w:lang w:val="en"/>
+                <w14:ligatures w14:val="none"/>
               </w:rPr>
               <w:t>Latency-sensitive</w:t>
             </w:r>
@@ -1540,13 +2393,24 @@
           </w:tcPr>
           <w:p>
             <w:pPr>
-              <w:rPr>
-                <w:rFonts w:ascii="Roboto Mono" w:hAnsi="Roboto Mono"/>
+              <w:spacing w:after="0" w:line="276" w:lineRule="auto"/>
+              <w:rPr>
+                <w:rFonts w:ascii="Roboto Mono" w:eastAsia="Arial" w:hAnsi="Roboto Mono" w:cs="Arial"/>
+                <w:kern w:val="0"/>
+                <w:sz w:val="22"/>
+                <w:szCs w:val="22"/>
+                <w:lang w:val="en"/>
+                <w14:ligatures w14:val="none"/>
               </w:rPr>
             </w:pPr>
             <w:r>
               <w:rPr>
-                <w:rFonts w:ascii="Roboto Mono" w:hAnsi="Roboto Mono"/>
+                <w:rFonts w:ascii="Roboto Mono" w:eastAsia="Arial" w:hAnsi="Roboto Mono" w:cs="Arial"/>
+                <w:kern w:val="0"/>
+                <w:sz w:val="22"/>
+                <w:szCs w:val="22"/>
+                <w:lang w:val="en"/>
+                <w14:ligatures w14:val="none"/>
               </w:rPr>
               <w:t>Affects user-facing apps like websites or APIs</w:t>
             </w:r>
@@ -1555,95 +2419,186 @@
       </w:tr>
     </w:tbl>
     <w:p>
-      <w:r>
-        <w:pict w14:anchorId="313644D1">
+      <w:pPr>
+        <w:spacing w:after="0" w:line="276" w:lineRule="auto"/>
+        <w:rPr>
+          <w:rFonts w:ascii="Arial" w:eastAsia="Arial" w:hAnsi="Arial" w:cs="Arial"/>
+          <w:kern w:val="0"/>
+          <w:sz w:val="22"/>
+          <w:szCs w:val="22"/>
+          <w:lang w:val="en"/>
+          <w14:ligatures w14:val="none"/>
+        </w:rPr>
+      </w:pPr>
+      <w:r>
+        <w:rPr>
+          <w:rFonts w:ascii="Arial" w:eastAsia="Arial" w:hAnsi="Arial" w:cs="Arial"/>
+          <w:kern w:val="0"/>
+          <w:sz w:val="22"/>
+          <w:szCs w:val="22"/>
+          <w:lang w:val="en"/>
+          <w14:ligatures w14:val="none"/>
+        </w:rPr>
+        <w:pict w14:anchorId="5F2D2C2E">
           <v:rect id="_x0000_i1029" style="width:0;height:1.5pt" o:hralign="center" o:hrstd="t" o:hr="t" fillcolor="#a0a0a0" stroked="f"/>
         </w:pict>
       </w:r>
     </w:p>
     <w:p>
       <w:pPr>
-        <w:pStyle w:val="Heading2"/>
-        <w:keepNext w:val="0"/>
-        <w:keepLines w:val="0"/>
-        <w:spacing w:before="280"/>
+        <w:spacing w:before="280" w:after="80" w:line="276" w:lineRule="auto"/>
+        <w:outlineLvl w:val="1"/>
+        <w:rPr>
+          <w:rFonts w:asciiTheme="majorHAnsi" w:eastAsiaTheme="majorEastAsia" w:hAnsiTheme="majorHAnsi" w:cstheme="majorBidi"/>
+          <w:color w:val="2F5496" w:themeColor="accent1" w:themeShade="BF"/>
+          <w:kern w:val="0"/>
+          <w:sz w:val="32"/>
+          <w:szCs w:val="32"/>
+          <w:lang w:val="en"/>
+          <w14:ligatures w14:val="none"/>
+        </w:rPr>
       </w:pPr>
       <w:bookmarkStart w:id="6" w:name="_fu3lik7a2nyv" w:colFirst="0" w:colLast="0"/>
       <w:bookmarkEnd w:id="6"/>
       <w:r>
-        <w:t>🔐 Security Considerations</w:t>
+        <w:rPr>
+          <w:rFonts w:ascii="Segoe UI Emoji" w:eastAsiaTheme="majorEastAsia" w:hAnsi="Segoe UI Emoji" w:cs="Segoe UI Emoji"/>
+          <w:color w:val="2F5496" w:themeColor="accent1" w:themeShade="BF"/>
+          <w:kern w:val="0"/>
+          <w:sz w:val="32"/>
+          <w:szCs w:val="32"/>
+          <w:lang w:val="en"/>
+          <w14:ligatures w14:val="none"/>
+        </w:rPr>
+        <w:t>🔐</w:t>
+      </w:r>
+      <w:r>
+        <w:rPr>
+          <w:rFonts w:asciiTheme="majorHAnsi" w:eastAsiaTheme="majorEastAsia" w:hAnsiTheme="majorHAnsi" w:cstheme="majorBidi"/>
+          <w:color w:val="2F5496" w:themeColor="accent1" w:themeShade="BF"/>
+          <w:kern w:val="0"/>
+          <w:sz w:val="32"/>
+          <w:szCs w:val="32"/>
+          <w:lang w:val="en"/>
+          <w14:ligatures w14:val="none"/>
+        </w:rPr>
+        <w:t xml:space="preserve"> Security Considerations</w:t>
       </w:r>
     </w:p>
     <w:p>
       <w:pPr>
-        <w:rPr>
-          <w:rFonts w:ascii="Roboto Mono" w:hAnsi="Roboto Mono"/>
+        <w:spacing w:after="0" w:line="276" w:lineRule="auto"/>
+        <w:rPr>
+          <w:rFonts w:ascii="Roboto Mono" w:eastAsia="Arial" w:hAnsi="Roboto Mono" w:cs="Arial"/>
+          <w:kern w:val="0"/>
+          <w:sz w:val="22"/>
+          <w:szCs w:val="22"/>
+          <w:lang w:val="en"/>
+          <w14:ligatures w14:val="none"/>
         </w:rPr>
       </w:pPr>
       <w:r>
         <w:rPr>
-          <w:rFonts w:ascii="Arial" w:hAnsi="Arial" w:eastAsia="Arial"/>
+          <w:rFonts w:ascii="Arial" w:eastAsia="Arial" w:hAnsi="Arial" w:cs="Arial"/>
           <w:b/>
-          <w:sz w:val="22"/>
+          <w:kern w:val="0"/>
+          <w:sz w:val="22"/>
+          <w:szCs w:val="22"/>
           <w:shd w:val="clear" w:color="auto" w:fill="B7B7B7"/>
+          <w:lang w:val="en"/>
+          <w14:ligatures w14:val="none"/>
         </w:rPr>
         <w:t># Source</w:t>
       </w:r>
       <w:r>
         <w:rPr>
-          <w:rFonts w:ascii="Arial" w:hAnsi="Arial" w:eastAsia="Arial"/>
-          <w:sz w:val="22"/>
+          <w:rFonts w:ascii="Arial" w:eastAsia="Arial" w:hAnsi="Arial" w:cs="Arial"/>
+          <w:kern w:val="0"/>
+          <w:sz w:val="22"/>
+          <w:szCs w:val="22"/>
           <w:shd w:val="clear" w:color="auto" w:fill="B7B7B7"/>
+          <w:lang w:val="en"/>
+          <w14:ligatures w14:val="none"/>
         </w:rPr>
         <w:t xml:space="preserve">: </w:t>
       </w:r>
       <w:r>
         <w:rPr>
-          <w:rFonts w:ascii="Arial" w:hAnsi="Arial" w:eastAsia="Arial"/>
+          <w:rFonts w:ascii="Arial" w:eastAsia="Arial" w:hAnsi="Arial" w:cs="Arial"/>
           <w:b/>
-          <w:sz w:val="22"/>
+          <w:kern w:val="0"/>
+          <w:sz w:val="22"/>
+          <w:szCs w:val="22"/>
           <w:shd w:val="clear" w:color="auto" w:fill="B7B7B7"/>
+          <w:lang w:val="en"/>
+          <w14:ligatures w14:val="none"/>
         </w:rPr>
         <w:t xml:space="preserve">Chatgpt </w:t>
       </w:r>
       <w:r>
         <w:rPr>
-          <w:rFonts w:ascii="Arial" w:hAnsi="Arial" w:eastAsia="Arial"/>
+          <w:rFonts w:ascii="Arial" w:eastAsia="Arial" w:hAnsi="Arial" w:cs="Arial"/>
           <w:b/>
+          <w:kern w:val="0"/>
           <w:sz w:val="22"/>
           <w:szCs w:val="14"/>
           <w:shd w:val="clear" w:color="auto" w:fill="B7B7B7"/>
+          <w:lang w:val="en"/>
+          <w14:ligatures w14:val="none"/>
         </w:rPr>
         <w:t>(GPT</w:t>
       </w:r>
       <w:r>
         <w:rPr>
-          <w:rFonts w:ascii="Arial" w:hAnsi="Arial" w:cs="Cambria Math" w:eastAsia="Arial"/>
+          <w:rFonts w:ascii="Cambria Math" w:eastAsia="Arial" w:hAnsi="Cambria Math" w:cs="Cambria Math"/>
           <w:b/>
+          <w:kern w:val="0"/>
           <w:sz w:val="22"/>
           <w:szCs w:val="14"/>
           <w:shd w:val="clear" w:color="auto" w:fill="B7B7B7"/>
+          <w:lang w:val="en"/>
+          <w14:ligatures w14:val="none"/>
         </w:rPr>
         <w:t>‑</w:t>
       </w:r>
       <w:r>
         <w:rPr>
-          <w:rFonts w:ascii="Arial" w:hAnsi="Arial" w:eastAsia="Arial"/>
+          <w:rFonts w:ascii="Arial" w:eastAsia="Arial" w:hAnsi="Arial" w:cs="Arial"/>
           <w:b/>
+          <w:kern w:val="0"/>
           <w:sz w:val="22"/>
           <w:szCs w:val="14"/>
           <w:shd w:val="clear" w:color="auto" w:fill="B7B7B7"/>
+          <w:lang w:val="en"/>
+          <w14:ligatures w14:val="none"/>
         </w:rPr>
         <w:t>5 Mini) at [12/9/2025]</w:t>
       </w:r>
     </w:p>
     <w:p>
-      <w:r>
-        <w:rPr>
+      <w:pPr>
+        <w:spacing w:after="0" w:line="276" w:lineRule="auto"/>
+        <w:rPr>
+          <w:rFonts w:ascii="Arial" w:eastAsia="Arial" w:hAnsi="Arial" w:cs="Arial"/>
+          <w:kern w:val="0"/>
+          <w:sz w:val="22"/>
+          <w:szCs w:val="22"/>
+          <w:lang w:val="en"/>
+          <w14:ligatures w14:val="none"/>
+        </w:rPr>
+      </w:pPr>
+      <w:r>
+        <w:rPr>
+          <w:rFonts w:ascii="Arial" w:eastAsia="Arial" w:hAnsi="Arial" w:cs="Arial"/>
           <w:noProof/>
+          <w:kern w:val="0"/>
+          <w:sz w:val="22"/>
+          <w:szCs w:val="22"/>
+          <w:lang w:val="en"/>
+          <w14:ligatures w14:val="none"/>
         </w:rPr>
         <w:drawing>
-          <wp:inline distT="114300" distB="114300" distL="114300" distR="114300" wp14:anchorId="01AE4326" wp14:editId="1552ACFF">
+          <wp:inline distT="114300" distB="114300" distL="114300" distR="114300" wp14:anchorId="041E8CEE" wp14:editId="2311460A">
             <wp:extent cx="5943600" cy="1612900"/>
             <wp:effectExtent l="0" t="0" r="0" b="0"/>
             <wp:docPr id="3" name="image1.png"/>
@@ -1719,16 +2674,27 @@
           </w:tcPr>
           <w:p>
             <w:pPr>
+              <w:spacing w:after="0" w:line="276" w:lineRule="auto"/>
               <w:jc w:val="center"/>
               <w:rPr>
-                <w:rFonts w:ascii="Roboto Mono" w:hAnsi="Roboto Mono"/>
+                <w:rFonts w:ascii="Roboto Mono" w:eastAsia="Arial" w:hAnsi="Roboto Mono" w:cs="Arial"/>
+                <w:kern w:val="0"/>
+                <w:sz w:val="22"/>
+                <w:szCs w:val="22"/>
+                <w:lang w:val="en"/>
+                <w14:ligatures w14:val="none"/>
               </w:rPr>
             </w:pPr>
             <w:r>
               <w:rPr>
-                <w:rFonts w:ascii="Roboto Mono" w:hAnsi="Roboto Mono"/>
+                <w:rFonts w:ascii="Roboto Mono" w:eastAsia="Arial" w:hAnsi="Roboto Mono" w:cs="Arial"/>
                 <w:b/>
                 <w:bCs/>
+                <w:kern w:val="0"/>
+                <w:sz w:val="22"/>
+                <w:szCs w:val="22"/>
+                <w:lang w:val="en"/>
+                <w14:ligatures w14:val="none"/>
               </w:rPr>
               <w:t>Method</w:t>
             </w:r>
@@ -1752,16 +2718,27 @@
           </w:tcPr>
           <w:p>
             <w:pPr>
+              <w:spacing w:after="0" w:line="276" w:lineRule="auto"/>
               <w:jc w:val="center"/>
               <w:rPr>
-                <w:rFonts w:ascii="Roboto Mono" w:hAnsi="Roboto Mono"/>
+                <w:rFonts w:ascii="Roboto Mono" w:eastAsia="Arial" w:hAnsi="Roboto Mono" w:cs="Arial"/>
+                <w:kern w:val="0"/>
+                <w:sz w:val="22"/>
+                <w:szCs w:val="22"/>
+                <w:lang w:val="en"/>
+                <w14:ligatures w14:val="none"/>
               </w:rPr>
             </w:pPr>
             <w:r>
               <w:rPr>
-                <w:rFonts w:ascii="Roboto Mono" w:hAnsi="Roboto Mono"/>
+                <w:rFonts w:ascii="Roboto Mono" w:eastAsia="Arial" w:hAnsi="Roboto Mono" w:cs="Arial"/>
                 <w:b/>
                 <w:bCs/>
+                <w:kern w:val="0"/>
+                <w:sz w:val="22"/>
+                <w:szCs w:val="22"/>
+                <w:lang w:val="en"/>
+                <w14:ligatures w14:val="none"/>
               </w:rPr>
               <w:t>Purpose</w:t>
             </w:r>
@@ -1790,27 +2767,48 @@
           </w:tcPr>
           <w:p>
             <w:pPr>
-              <w:rPr>
-                <w:rFonts w:ascii="Roboto Mono" w:hAnsi="Roboto Mono"/>
+              <w:spacing w:after="0" w:line="276" w:lineRule="auto"/>
+              <w:rPr>
+                <w:rFonts w:ascii="Roboto Mono" w:eastAsia="Arial" w:hAnsi="Roboto Mono" w:cs="Arial"/>
+                <w:kern w:val="0"/>
+                <w:sz w:val="22"/>
+                <w:szCs w:val="22"/>
+                <w:lang w:val="en"/>
+                <w14:ligatures w14:val="none"/>
               </w:rPr>
             </w:pPr>
             <w:r>
               <w:rPr>
-                <w:rFonts w:ascii="Segoe UI Symbol" w:hAnsi="Segoe UI Symbol" w:cs="Segoe UI Symbol"/>
+                <w:rFonts w:ascii="Segoe UI Symbol" w:eastAsia="Arial" w:hAnsi="Segoe UI Symbol" w:cs="Segoe UI Symbol"/>
+                <w:kern w:val="0"/>
+                <w:sz w:val="22"/>
+                <w:szCs w:val="22"/>
+                <w:lang w:val="en"/>
+                <w14:ligatures w14:val="none"/>
               </w:rPr>
               <w:t>🛡</w:t>
             </w:r>
             <w:r>
               <w:rPr>
-                <w:rFonts w:ascii="Roboto Mono" w:hAnsi="Roboto Mono"/>
+                <w:rFonts w:ascii="Roboto Mono" w:eastAsia="Arial" w:hAnsi="Roboto Mono" w:cs="Arial"/>
+                <w:kern w:val="0"/>
+                <w:sz w:val="22"/>
+                <w:szCs w:val="22"/>
+                <w:lang w:val="en"/>
+                <w14:ligatures w14:val="none"/>
               </w:rPr>
               <w:t xml:space="preserve"> </w:t>
             </w:r>
             <w:r>
               <w:rPr>
-                <w:rFonts w:ascii="Roboto Mono" w:hAnsi="Roboto Mono"/>
+                <w:rFonts w:ascii="Roboto Mono" w:eastAsia="Arial" w:hAnsi="Roboto Mono" w:cs="Arial"/>
                 <w:b/>
                 <w:bCs/>
+                <w:kern w:val="0"/>
+                <w:sz w:val="22"/>
+                <w:szCs w:val="22"/>
+                <w:lang w:val="en"/>
+                <w14:ligatures w14:val="none"/>
               </w:rPr>
               <w:t>Firewalls</w:t>
             </w:r>
@@ -1834,13 +2832,24 @@
           </w:tcPr>
           <w:p>
             <w:pPr>
-              <w:rPr>
-                <w:rFonts w:ascii="Roboto Mono" w:hAnsi="Roboto Mono"/>
+              <w:spacing w:after="0" w:line="276" w:lineRule="auto"/>
+              <w:rPr>
+                <w:rFonts w:ascii="Roboto Mono" w:eastAsia="Arial" w:hAnsi="Roboto Mono" w:cs="Arial"/>
+                <w:kern w:val="0"/>
+                <w:sz w:val="22"/>
+                <w:szCs w:val="22"/>
+                <w:lang w:val="en"/>
+                <w14:ligatures w14:val="none"/>
               </w:rPr>
             </w:pPr>
             <w:r>
               <w:rPr>
-                <w:rFonts w:ascii="Roboto Mono" w:hAnsi="Roboto Mono"/>
+                <w:rFonts w:ascii="Roboto Mono" w:eastAsia="Arial" w:hAnsi="Roboto Mono" w:cs="Arial"/>
+                <w:kern w:val="0"/>
+                <w:sz w:val="22"/>
+                <w:szCs w:val="22"/>
+                <w:lang w:val="en"/>
+                <w14:ligatures w14:val="none"/>
               </w:rPr>
               <w:t>Protect against unauthorized access</w:t>
             </w:r>
@@ -1869,27 +2878,48 @@
           </w:tcPr>
           <w:p>
             <w:pPr>
-              <w:rPr>
-                <w:rFonts w:ascii="Roboto Mono" w:hAnsi="Roboto Mono"/>
+              <w:spacing w:after="0" w:line="276" w:lineRule="auto"/>
+              <w:rPr>
+                <w:rFonts w:ascii="Roboto Mono" w:eastAsia="Arial" w:hAnsi="Roboto Mono" w:cs="Arial"/>
+                <w:kern w:val="0"/>
+                <w:sz w:val="22"/>
+                <w:szCs w:val="22"/>
+                <w:lang w:val="en"/>
+                <w14:ligatures w14:val="none"/>
               </w:rPr>
             </w:pPr>
             <w:r>
               <w:rPr>
-                <w:rFonts w:ascii="Segoe UI Emoji" w:hAnsi="Segoe UI Emoji" w:cs="Segoe UI Emoji"/>
+                <w:rFonts w:ascii="Segoe UI Emoji" w:eastAsia="Arial" w:hAnsi="Segoe UI Emoji" w:cs="Segoe UI Emoji"/>
+                <w:kern w:val="0"/>
+                <w:sz w:val="22"/>
+                <w:szCs w:val="22"/>
+                <w:lang w:val="en"/>
+                <w14:ligatures w14:val="none"/>
               </w:rPr>
               <w:t>📦</w:t>
             </w:r>
             <w:r>
               <w:rPr>
-                <w:rFonts w:ascii="Roboto Mono" w:hAnsi="Roboto Mono"/>
+                <w:rFonts w:ascii="Roboto Mono" w:eastAsia="Arial" w:hAnsi="Roboto Mono" w:cs="Arial"/>
+                <w:kern w:val="0"/>
+                <w:sz w:val="22"/>
+                <w:szCs w:val="22"/>
+                <w:lang w:val="en"/>
+                <w14:ligatures w14:val="none"/>
               </w:rPr>
               <w:t xml:space="preserve"> </w:t>
             </w:r>
             <w:r>
               <w:rPr>
-                <w:rFonts w:ascii="Roboto Mono" w:hAnsi="Roboto Mono"/>
+                <w:rFonts w:ascii="Roboto Mono" w:eastAsia="Arial" w:hAnsi="Roboto Mono" w:cs="Arial"/>
                 <w:b/>
                 <w:bCs/>
+                <w:kern w:val="0"/>
+                <w:sz w:val="22"/>
+                <w:szCs w:val="22"/>
+                <w:lang w:val="en"/>
+                <w14:ligatures w14:val="none"/>
               </w:rPr>
               <w:t>Reverse proxies</w:t>
             </w:r>
@@ -1913,13 +2943,24 @@
           </w:tcPr>
           <w:p>
             <w:pPr>
-              <w:rPr>
-                <w:rFonts w:ascii="Roboto Mono" w:hAnsi="Roboto Mono"/>
+              <w:spacing w:after="0" w:line="276" w:lineRule="auto"/>
+              <w:rPr>
+                <w:rFonts w:ascii="Roboto Mono" w:eastAsia="Arial" w:hAnsi="Roboto Mono" w:cs="Arial"/>
+                <w:kern w:val="0"/>
+                <w:sz w:val="22"/>
+                <w:szCs w:val="22"/>
+                <w:lang w:val="en"/>
+                <w14:ligatures w14:val="none"/>
               </w:rPr>
             </w:pPr>
             <w:r>
               <w:rPr>
-                <w:rFonts w:ascii="Roboto Mono" w:hAnsi="Roboto Mono"/>
+                <w:rFonts w:ascii="Roboto Mono" w:eastAsia="Arial" w:hAnsi="Roboto Mono" w:cs="Arial"/>
+                <w:kern w:val="0"/>
+                <w:sz w:val="22"/>
+                <w:szCs w:val="22"/>
+                <w:lang w:val="en"/>
+                <w14:ligatures w14:val="none"/>
               </w:rPr>
               <w:t>Secure incoming web traffic</w:t>
             </w:r>
@@ -1948,27 +2989,48 @@
           </w:tcPr>
           <w:p>
             <w:pPr>
-              <w:rPr>
-                <w:rFonts w:ascii="Roboto Mono" w:hAnsi="Roboto Mono"/>
+              <w:spacing w:after="0" w:line="276" w:lineRule="auto"/>
+              <w:rPr>
+                <w:rFonts w:ascii="Roboto Mono" w:eastAsia="Arial" w:hAnsi="Roboto Mono" w:cs="Arial"/>
+                <w:kern w:val="0"/>
+                <w:sz w:val="22"/>
+                <w:szCs w:val="22"/>
+                <w:lang w:val="en"/>
+                <w14:ligatures w14:val="none"/>
               </w:rPr>
             </w:pPr>
             <w:r>
               <w:rPr>
-                <w:rFonts w:ascii="Segoe UI Emoji" w:hAnsi="Segoe UI Emoji" w:cs="Segoe UI Emoji"/>
+                <w:rFonts w:ascii="Segoe UI Emoji" w:eastAsia="Arial" w:hAnsi="Segoe UI Emoji" w:cs="Segoe UI Emoji"/>
+                <w:kern w:val="0"/>
+                <w:sz w:val="22"/>
+                <w:szCs w:val="22"/>
+                <w:lang w:val="en"/>
+                <w14:ligatures w14:val="none"/>
               </w:rPr>
               <w:t>🔍</w:t>
             </w:r>
             <w:r>
               <w:rPr>
-                <w:rFonts w:ascii="Roboto Mono" w:hAnsi="Roboto Mono"/>
+                <w:rFonts w:ascii="Roboto Mono" w:eastAsia="Arial" w:hAnsi="Roboto Mono" w:cs="Arial"/>
+                <w:kern w:val="0"/>
+                <w:sz w:val="22"/>
+                <w:szCs w:val="22"/>
+                <w:lang w:val="en"/>
+                <w14:ligatures w14:val="none"/>
               </w:rPr>
               <w:t xml:space="preserve"> </w:t>
             </w:r>
             <w:r>
               <w:rPr>
-                <w:rFonts w:ascii="Roboto Mono" w:hAnsi="Roboto Mono"/>
+                <w:rFonts w:ascii="Roboto Mono" w:eastAsia="Arial" w:hAnsi="Roboto Mono" w:cs="Arial"/>
                 <w:b/>
                 <w:bCs/>
+                <w:kern w:val="0"/>
+                <w:sz w:val="22"/>
+                <w:szCs w:val="22"/>
+                <w:lang w:val="en"/>
+                <w14:ligatures w14:val="none"/>
               </w:rPr>
               <w:t>Deep packet inspection (DPI)</w:t>
             </w:r>
@@ -1992,13 +3054,24 @@
           </w:tcPr>
           <w:p>
             <w:pPr>
-              <w:rPr>
-                <w:rFonts w:ascii="Roboto Mono" w:hAnsi="Roboto Mono"/>
+              <w:spacing w:after="0" w:line="276" w:lineRule="auto"/>
+              <w:rPr>
+                <w:rFonts w:ascii="Roboto Mono" w:eastAsia="Arial" w:hAnsi="Roboto Mono" w:cs="Arial"/>
+                <w:kern w:val="0"/>
+                <w:sz w:val="22"/>
+                <w:szCs w:val="22"/>
+                <w:lang w:val="en"/>
+                <w14:ligatures w14:val="none"/>
               </w:rPr>
             </w:pPr>
             <w:r>
               <w:rPr>
-                <w:rFonts w:ascii="Roboto Mono" w:hAnsi="Roboto Mono"/>
+                <w:rFonts w:ascii="Roboto Mono" w:eastAsia="Arial" w:hAnsi="Roboto Mono" w:cs="Arial"/>
+                <w:kern w:val="0"/>
+                <w:sz w:val="22"/>
+                <w:szCs w:val="22"/>
+                <w:lang w:val="en"/>
+                <w14:ligatures w14:val="none"/>
               </w:rPr>
               <w:t>Detect threats in traffic payload</w:t>
             </w:r>
@@ -2027,27 +3100,48 @@
           </w:tcPr>
           <w:p>
             <w:pPr>
-              <w:rPr>
-                <w:rFonts w:ascii="Roboto Mono" w:hAnsi="Roboto Mono"/>
+              <w:spacing w:after="0" w:line="276" w:lineRule="auto"/>
+              <w:rPr>
+                <w:rFonts w:ascii="Roboto Mono" w:eastAsia="Arial" w:hAnsi="Roboto Mono" w:cs="Arial"/>
+                <w:kern w:val="0"/>
+                <w:sz w:val="22"/>
+                <w:szCs w:val="22"/>
+                <w:lang w:val="en"/>
+                <w14:ligatures w14:val="none"/>
               </w:rPr>
             </w:pPr>
             <w:r>
               <w:rPr>
-                <w:rFonts w:ascii="Segoe UI Emoji" w:hAnsi="Segoe UI Emoji" w:cs="Segoe UI Emoji"/>
+                <w:rFonts w:ascii="Segoe UI Emoji" w:eastAsia="Arial" w:hAnsi="Segoe UI Emoji" w:cs="Segoe UI Emoji"/>
+                <w:kern w:val="0"/>
+                <w:sz w:val="22"/>
+                <w:szCs w:val="22"/>
+                <w:lang w:val="en"/>
+                <w14:ligatures w14:val="none"/>
               </w:rPr>
               <w:t>🔑</w:t>
             </w:r>
             <w:r>
               <w:rPr>
-                <w:rFonts w:ascii="Roboto Mono" w:hAnsi="Roboto Mono"/>
+                <w:rFonts w:ascii="Roboto Mono" w:eastAsia="Arial" w:hAnsi="Roboto Mono" w:cs="Arial"/>
+                <w:kern w:val="0"/>
+                <w:sz w:val="22"/>
+                <w:szCs w:val="22"/>
+                <w:lang w:val="en"/>
+                <w14:ligatures w14:val="none"/>
               </w:rPr>
               <w:t xml:space="preserve"> </w:t>
             </w:r>
             <w:r>
               <w:rPr>
-                <w:rFonts w:ascii="Roboto Mono" w:hAnsi="Roboto Mono"/>
+                <w:rFonts w:ascii="Roboto Mono" w:eastAsia="Arial" w:hAnsi="Roboto Mono" w:cs="Arial"/>
                 <w:b/>
                 <w:bCs/>
+                <w:kern w:val="0"/>
+                <w:sz w:val="22"/>
+                <w:szCs w:val="22"/>
+                <w:lang w:val="en"/>
+                <w14:ligatures w14:val="none"/>
               </w:rPr>
               <w:t>TLS/SSL encryption</w:t>
             </w:r>
@@ -2071,13 +3165,24 @@
           </w:tcPr>
           <w:p>
             <w:pPr>
-              <w:rPr>
-                <w:rFonts w:ascii="Roboto Mono" w:hAnsi="Roboto Mono"/>
+              <w:spacing w:after="0" w:line="276" w:lineRule="auto"/>
+              <w:rPr>
+                <w:rFonts w:ascii="Roboto Mono" w:eastAsia="Arial" w:hAnsi="Roboto Mono" w:cs="Arial"/>
+                <w:kern w:val="0"/>
+                <w:sz w:val="22"/>
+                <w:szCs w:val="22"/>
+                <w:lang w:val="en"/>
+                <w14:ligatures w14:val="none"/>
               </w:rPr>
             </w:pPr>
             <w:r>
               <w:rPr>
-                <w:rFonts w:ascii="Roboto Mono" w:hAnsi="Roboto Mono"/>
+                <w:rFonts w:ascii="Roboto Mono" w:eastAsia="Arial" w:hAnsi="Roboto Mono" w:cs="Arial"/>
+                <w:kern w:val="0"/>
+                <w:sz w:val="22"/>
+                <w:szCs w:val="22"/>
+                <w:lang w:val="en"/>
+                <w14:ligatures w14:val="none"/>
               </w:rPr>
               <w:t>Protect data in transit</w:t>
             </w:r>
@@ -2086,96 +3191,186 @@
       </w:tr>
     </w:tbl>
     <w:p>
-      <w:r>
-        <w:pict w14:anchorId="09FAC11F">
+      <w:pPr>
+        <w:spacing w:after="0" w:line="276" w:lineRule="auto"/>
+        <w:rPr>
+          <w:rFonts w:ascii="Arial" w:eastAsia="Arial" w:hAnsi="Arial" w:cs="Arial"/>
+          <w:kern w:val="0"/>
+          <w:sz w:val="22"/>
+          <w:szCs w:val="22"/>
+          <w:lang w:val="en"/>
+          <w14:ligatures w14:val="none"/>
+        </w:rPr>
+      </w:pPr>
+      <w:r>
+        <w:rPr>
+          <w:rFonts w:ascii="Arial" w:eastAsia="Arial" w:hAnsi="Arial" w:cs="Arial"/>
+          <w:kern w:val="0"/>
+          <w:sz w:val="22"/>
+          <w:szCs w:val="22"/>
+          <w:lang w:val="en"/>
+          <w14:ligatures w14:val="none"/>
+        </w:rPr>
+        <w:pict w14:anchorId="6304C75C">
           <v:rect id="_x0000_i1030" style="width:0;height:1.5pt" o:hralign="center" o:hrstd="t" o:hr="t" fillcolor="#a0a0a0" stroked="f"/>
         </w:pict>
       </w:r>
     </w:p>
     <w:p>
       <w:pPr>
-        <w:pStyle w:val="Heading2"/>
-        <w:keepNext w:val="0"/>
-        <w:keepLines w:val="0"/>
-        <w:spacing w:before="280"/>
+        <w:spacing w:before="280" w:after="80" w:line="276" w:lineRule="auto"/>
+        <w:outlineLvl w:val="1"/>
+        <w:rPr>
+          <w:rFonts w:asciiTheme="majorHAnsi" w:eastAsiaTheme="majorEastAsia" w:hAnsiTheme="majorHAnsi" w:cstheme="majorBidi"/>
+          <w:color w:val="2F5496" w:themeColor="accent1" w:themeShade="BF"/>
+          <w:kern w:val="0"/>
+          <w:sz w:val="32"/>
+          <w:szCs w:val="32"/>
+          <w:lang w:val="en"/>
+          <w14:ligatures w14:val="none"/>
+        </w:rPr>
       </w:pPr>
       <w:bookmarkStart w:id="7" w:name="_scv7b6r3kf04" w:colFirst="0" w:colLast="0"/>
       <w:bookmarkEnd w:id="7"/>
       <w:r>
-        <w:t>🆚 North-South vs East-West Traffic</w:t>
+        <w:rPr>
+          <w:rFonts w:ascii="Segoe UI Emoji" w:eastAsiaTheme="majorEastAsia" w:hAnsi="Segoe UI Emoji" w:cs="Segoe UI Emoji"/>
+          <w:color w:val="2F5496" w:themeColor="accent1" w:themeShade="BF"/>
+          <w:kern w:val="0"/>
+          <w:sz w:val="32"/>
+          <w:szCs w:val="32"/>
+          <w:lang w:val="en"/>
+          <w14:ligatures w14:val="none"/>
+        </w:rPr>
+        <w:t>🆚</w:t>
+      </w:r>
+      <w:r>
+        <w:rPr>
+          <w:rFonts w:asciiTheme="majorHAnsi" w:eastAsiaTheme="majorEastAsia" w:hAnsiTheme="majorHAnsi" w:cstheme="majorBidi"/>
+          <w:color w:val="2F5496" w:themeColor="accent1" w:themeShade="BF"/>
+          <w:kern w:val="0"/>
+          <w:sz w:val="32"/>
+          <w:szCs w:val="32"/>
+          <w:lang w:val="en"/>
+          <w14:ligatures w14:val="none"/>
+        </w:rPr>
+        <w:t xml:space="preserve"> North-South vs East-West Traffic</w:t>
       </w:r>
     </w:p>
     <w:p>
       <w:pPr>
-        <w:rPr>
-          <w:rFonts w:ascii="Roboto Mono" w:hAnsi="Roboto Mono"/>
+        <w:spacing w:after="0" w:line="276" w:lineRule="auto"/>
+        <w:rPr>
+          <w:rFonts w:ascii="Roboto Mono" w:eastAsia="Arial" w:hAnsi="Roboto Mono" w:cs="Arial"/>
+          <w:kern w:val="0"/>
+          <w:sz w:val="22"/>
+          <w:szCs w:val="22"/>
+          <w:lang w:val="en"/>
+          <w14:ligatures w14:val="none"/>
         </w:rPr>
       </w:pPr>
       <w:r>
         <w:rPr>
-          <w:rFonts w:ascii="Arial" w:hAnsi="Arial" w:eastAsia="Arial"/>
+          <w:rFonts w:ascii="Arial" w:eastAsia="Arial" w:hAnsi="Arial" w:cs="Arial"/>
           <w:b/>
-          <w:sz w:val="22"/>
+          <w:kern w:val="0"/>
+          <w:sz w:val="22"/>
+          <w:szCs w:val="22"/>
           <w:shd w:val="clear" w:color="auto" w:fill="B7B7B7"/>
-        </w:rPr>
-        <w:lastRenderedPageBreak/>
+          <w:lang w:val="en"/>
+          <w14:ligatures w14:val="none"/>
+        </w:rPr>
         <w:t># Source</w:t>
       </w:r>
       <w:r>
         <w:rPr>
-          <w:rFonts w:ascii="Arial" w:hAnsi="Arial" w:eastAsia="Arial"/>
-          <w:sz w:val="22"/>
+          <w:rFonts w:ascii="Arial" w:eastAsia="Arial" w:hAnsi="Arial" w:cs="Arial"/>
+          <w:kern w:val="0"/>
+          <w:sz w:val="22"/>
+          <w:szCs w:val="22"/>
           <w:shd w:val="clear" w:color="auto" w:fill="B7B7B7"/>
+          <w:lang w:val="en"/>
+          <w14:ligatures w14:val="none"/>
         </w:rPr>
         <w:t xml:space="preserve">: </w:t>
       </w:r>
       <w:r>
         <w:rPr>
-          <w:rFonts w:ascii="Arial" w:hAnsi="Arial" w:eastAsia="Arial"/>
+          <w:rFonts w:ascii="Arial" w:eastAsia="Arial" w:hAnsi="Arial" w:cs="Arial"/>
           <w:b/>
-          <w:sz w:val="22"/>
+          <w:kern w:val="0"/>
+          <w:sz w:val="22"/>
+          <w:szCs w:val="22"/>
           <w:shd w:val="clear" w:color="auto" w:fill="B7B7B7"/>
+          <w:lang w:val="en"/>
+          <w14:ligatures w14:val="none"/>
         </w:rPr>
         <w:t xml:space="preserve">Chatgpt </w:t>
       </w:r>
       <w:r>
         <w:rPr>
-          <w:rFonts w:ascii="Arial" w:hAnsi="Arial" w:eastAsia="Arial"/>
+          <w:rFonts w:ascii="Arial" w:eastAsia="Arial" w:hAnsi="Arial" w:cs="Arial"/>
           <w:b/>
+          <w:kern w:val="0"/>
           <w:sz w:val="22"/>
           <w:szCs w:val="14"/>
           <w:shd w:val="clear" w:color="auto" w:fill="B7B7B7"/>
+          <w:lang w:val="en"/>
+          <w14:ligatures w14:val="none"/>
         </w:rPr>
         <w:t>(GPT</w:t>
       </w:r>
       <w:r>
         <w:rPr>
-          <w:rFonts w:ascii="Arial" w:hAnsi="Arial" w:cs="Cambria Math" w:eastAsia="Arial"/>
+          <w:rFonts w:ascii="Cambria Math" w:eastAsia="Arial" w:hAnsi="Cambria Math" w:cs="Cambria Math"/>
           <w:b/>
+          <w:kern w:val="0"/>
           <w:sz w:val="22"/>
           <w:szCs w:val="14"/>
           <w:shd w:val="clear" w:color="auto" w:fill="B7B7B7"/>
+          <w:lang w:val="en"/>
+          <w14:ligatures w14:val="none"/>
         </w:rPr>
         <w:t>‑</w:t>
       </w:r>
       <w:r>
         <w:rPr>
-          <w:rFonts w:ascii="Arial" w:hAnsi="Arial" w:eastAsia="Arial"/>
+          <w:rFonts w:ascii="Arial" w:eastAsia="Arial" w:hAnsi="Arial" w:cs="Arial"/>
           <w:b/>
+          <w:kern w:val="0"/>
           <w:sz w:val="22"/>
           <w:szCs w:val="14"/>
           <w:shd w:val="clear" w:color="auto" w:fill="B7B7B7"/>
+          <w:lang w:val="en"/>
+          <w14:ligatures w14:val="none"/>
         </w:rPr>
         <w:t>5 Mini) at [12/9/2025]</w:t>
       </w:r>
     </w:p>
     <w:p>
-      <w:r>
-        <w:rPr>
+      <w:pPr>
+        <w:spacing w:after="0" w:line="276" w:lineRule="auto"/>
+        <w:rPr>
+          <w:rFonts w:ascii="Arial" w:eastAsia="Arial" w:hAnsi="Arial" w:cs="Arial"/>
+          <w:kern w:val="0"/>
+          <w:sz w:val="22"/>
+          <w:szCs w:val="22"/>
+          <w:lang w:val="en"/>
+          <w14:ligatures w14:val="none"/>
+        </w:rPr>
+      </w:pPr>
+      <w:r>
+        <w:rPr>
+          <w:rFonts w:ascii="Arial" w:eastAsia="Arial" w:hAnsi="Arial" w:cs="Arial"/>
           <w:noProof/>
+          <w:kern w:val="0"/>
+          <w:sz w:val="22"/>
+          <w:szCs w:val="22"/>
+          <w:lang w:val="en"/>
+          <w14:ligatures w14:val="none"/>
         </w:rPr>
         <w:drawing>
-          <wp:inline distT="114300" distB="114300" distL="114300" distR="114300" wp14:anchorId="1FC38237" wp14:editId="2A673EB7">
+          <wp:inline distT="114300" distB="114300" distL="114300" distR="114300" wp14:anchorId="68B8B8F9" wp14:editId="119D07A8">
             <wp:extent cx="5943600" cy="1993900"/>
             <wp:effectExtent l="0" t="0" r="0" b="0"/>
             <wp:docPr id="2" name="image2.png"/>
@@ -2252,16 +3447,27 @@
           </w:tcPr>
           <w:p>
             <w:pPr>
+              <w:spacing w:after="0" w:line="276" w:lineRule="auto"/>
               <w:jc w:val="center"/>
               <w:rPr>
-                <w:rFonts w:ascii="Roboto Mono" w:hAnsi="Roboto Mono"/>
+                <w:rFonts w:ascii="Roboto Mono" w:eastAsia="Arial" w:hAnsi="Roboto Mono" w:cs="Arial"/>
+                <w:kern w:val="0"/>
+                <w:sz w:val="22"/>
+                <w:szCs w:val="22"/>
+                <w:lang w:val="en"/>
+                <w14:ligatures w14:val="none"/>
               </w:rPr>
             </w:pPr>
             <w:r>
               <w:rPr>
-                <w:rFonts w:ascii="Roboto Mono" w:hAnsi="Roboto Mono"/>
+                <w:rFonts w:ascii="Roboto Mono" w:eastAsia="Arial" w:hAnsi="Roboto Mono" w:cs="Arial"/>
                 <w:b/>
                 <w:bCs/>
+                <w:kern w:val="0"/>
+                <w:sz w:val="22"/>
+                <w:szCs w:val="22"/>
+                <w:lang w:val="en"/>
+                <w14:ligatures w14:val="none"/>
               </w:rPr>
               <w:t>Feature</w:t>
             </w:r>
@@ -2285,16 +3491,27 @@
           </w:tcPr>
           <w:p>
             <w:pPr>
+              <w:spacing w:after="0" w:line="276" w:lineRule="auto"/>
               <w:jc w:val="center"/>
               <w:rPr>
-                <w:rFonts w:ascii="Roboto Mono" w:hAnsi="Roboto Mono"/>
+                <w:rFonts w:ascii="Roboto Mono" w:eastAsia="Arial" w:hAnsi="Roboto Mono" w:cs="Arial"/>
+                <w:kern w:val="0"/>
+                <w:sz w:val="22"/>
+                <w:szCs w:val="22"/>
+                <w:lang w:val="en"/>
+                <w14:ligatures w14:val="none"/>
               </w:rPr>
             </w:pPr>
             <w:r>
               <w:rPr>
-                <w:rFonts w:ascii="Roboto Mono" w:hAnsi="Roboto Mono"/>
+                <w:rFonts w:ascii="Roboto Mono" w:eastAsia="Arial" w:hAnsi="Roboto Mono" w:cs="Arial"/>
                 <w:b/>
                 <w:bCs/>
+                <w:kern w:val="0"/>
+                <w:sz w:val="22"/>
+                <w:szCs w:val="22"/>
+                <w:lang w:val="en"/>
+                <w14:ligatures w14:val="none"/>
               </w:rPr>
               <w:t>North-South</w:t>
             </w:r>
@@ -2318,16 +3535,27 @@
           </w:tcPr>
           <w:p>
             <w:pPr>
+              <w:spacing w:after="0" w:line="276" w:lineRule="auto"/>
               <w:jc w:val="center"/>
               <w:rPr>
-                <w:rFonts w:ascii="Roboto Mono" w:hAnsi="Roboto Mono"/>
+                <w:rFonts w:ascii="Roboto Mono" w:eastAsia="Arial" w:hAnsi="Roboto Mono" w:cs="Arial"/>
+                <w:kern w:val="0"/>
+                <w:sz w:val="22"/>
+                <w:szCs w:val="22"/>
+                <w:lang w:val="en"/>
+                <w14:ligatures w14:val="none"/>
               </w:rPr>
             </w:pPr>
             <w:r>
               <w:rPr>
-                <w:rFonts w:ascii="Roboto Mono" w:hAnsi="Roboto Mono"/>
+                <w:rFonts w:ascii="Roboto Mono" w:eastAsia="Arial" w:hAnsi="Roboto Mono" w:cs="Arial"/>
                 <w:b/>
                 <w:bCs/>
+                <w:kern w:val="0"/>
+                <w:sz w:val="22"/>
+                <w:szCs w:val="22"/>
+                <w:lang w:val="en"/>
+                <w14:ligatures w14:val="none"/>
               </w:rPr>
               <w:t>East-West</w:t>
             </w:r>
@@ -2356,19 +3584,35 @@
           </w:tcPr>
           <w:p>
             <w:pPr>
-              <w:rPr>
-                <w:rFonts w:ascii="Roboto Mono" w:hAnsi="Roboto Mono"/>
+              <w:spacing w:after="0" w:line="276" w:lineRule="auto"/>
+              <w:rPr>
+                <w:rFonts w:ascii="Roboto Mono" w:eastAsia="Arial" w:hAnsi="Roboto Mono" w:cs="Arial"/>
+                <w:kern w:val="0"/>
+                <w:sz w:val="22"/>
+                <w:szCs w:val="22"/>
+                <w:lang w:val="en"/>
+                <w14:ligatures w14:val="none"/>
               </w:rPr>
             </w:pPr>
             <w:r>
               <w:rPr>
-                <w:rFonts w:ascii="Segoe UI Emoji" w:hAnsi="Segoe UI Emoji" w:cs="Segoe UI Emoji"/>
+                <w:rFonts w:ascii="Segoe UI Emoji" w:eastAsia="Arial" w:hAnsi="Segoe UI Emoji" w:cs="Segoe UI Emoji"/>
+                <w:kern w:val="0"/>
+                <w:sz w:val="22"/>
+                <w:szCs w:val="22"/>
+                <w:lang w:val="en"/>
+                <w14:ligatures w14:val="none"/>
               </w:rPr>
               <w:t>📍</w:t>
             </w:r>
             <w:r>
               <w:rPr>
-                <w:rFonts w:ascii="Roboto Mono" w:hAnsi="Roboto Mono"/>
+                <w:rFonts w:ascii="Roboto Mono" w:eastAsia="Arial" w:hAnsi="Roboto Mono" w:cs="Arial"/>
+                <w:kern w:val="0"/>
+                <w:sz w:val="22"/>
+                <w:szCs w:val="22"/>
+                <w:lang w:val="en"/>
+                <w14:ligatures w14:val="none"/>
               </w:rPr>
               <w:t xml:space="preserve"> Direction</w:t>
             </w:r>
@@ -2392,13 +3636,24 @@
           </w:tcPr>
           <w:p>
             <w:pPr>
-              <w:rPr>
-                <w:rFonts w:ascii="Roboto Mono" w:hAnsi="Roboto Mono"/>
+              <w:spacing w:after="0" w:line="276" w:lineRule="auto"/>
+              <w:rPr>
+                <w:rFonts w:ascii="Roboto Mono" w:eastAsia="Arial" w:hAnsi="Roboto Mono" w:cs="Arial"/>
+                <w:kern w:val="0"/>
+                <w:sz w:val="22"/>
+                <w:szCs w:val="22"/>
+                <w:lang w:val="en"/>
+                <w14:ligatures w14:val="none"/>
               </w:rPr>
             </w:pPr>
             <w:r>
               <w:rPr>
-                <w:rFonts w:ascii="Roboto Mono" w:hAnsi="Roboto Mono"/>
+                <w:rFonts w:ascii="Roboto Mono" w:eastAsia="Arial" w:hAnsi="Roboto Mono" w:cs="Arial"/>
+                <w:kern w:val="0"/>
+                <w:sz w:val="22"/>
+                <w:szCs w:val="22"/>
+                <w:lang w:val="en"/>
+                <w14:ligatures w14:val="none"/>
               </w:rPr>
               <w:t>Inbound/outbound</w:t>
             </w:r>
@@ -2422,13 +3677,24 @@
           </w:tcPr>
           <w:p>
             <w:pPr>
-              <w:rPr>
-                <w:rFonts w:ascii="Roboto Mono" w:hAnsi="Roboto Mono"/>
+              <w:spacing w:after="0" w:line="276" w:lineRule="auto"/>
+              <w:rPr>
+                <w:rFonts w:ascii="Roboto Mono" w:eastAsia="Arial" w:hAnsi="Roboto Mono" w:cs="Arial"/>
+                <w:kern w:val="0"/>
+                <w:sz w:val="22"/>
+                <w:szCs w:val="22"/>
+                <w:lang w:val="en"/>
+                <w14:ligatures w14:val="none"/>
               </w:rPr>
             </w:pPr>
             <w:r>
               <w:rPr>
-                <w:rFonts w:ascii="Roboto Mono" w:hAnsi="Roboto Mono"/>
+                <w:rFonts w:ascii="Roboto Mono" w:eastAsia="Arial" w:hAnsi="Roboto Mono" w:cs="Arial"/>
+                <w:kern w:val="0"/>
+                <w:sz w:val="22"/>
+                <w:szCs w:val="22"/>
+                <w:lang w:val="en"/>
+                <w14:ligatures w14:val="none"/>
               </w:rPr>
               <w:t>Internal/lateral</w:t>
             </w:r>
@@ -2457,19 +3723,35 @@
           </w:tcPr>
           <w:p>
             <w:pPr>
-              <w:rPr>
-                <w:rFonts w:ascii="Roboto Mono" w:hAnsi="Roboto Mono"/>
+              <w:spacing w:after="0" w:line="276" w:lineRule="auto"/>
+              <w:rPr>
+                <w:rFonts w:ascii="Roboto Mono" w:eastAsia="Arial" w:hAnsi="Roboto Mono" w:cs="Arial"/>
+                <w:kern w:val="0"/>
+                <w:sz w:val="22"/>
+                <w:szCs w:val="22"/>
+                <w:lang w:val="en"/>
+                <w14:ligatures w14:val="none"/>
               </w:rPr>
             </w:pPr>
             <w:r>
               <w:rPr>
-                <w:rFonts w:ascii="Segoe UI Emoji" w:hAnsi="Segoe UI Emoji" w:cs="Segoe UI Emoji"/>
+                <w:rFonts w:ascii="Segoe UI Emoji" w:eastAsia="Arial" w:hAnsi="Segoe UI Emoji" w:cs="Segoe UI Emoji"/>
+                <w:kern w:val="0"/>
+                <w:sz w:val="22"/>
+                <w:szCs w:val="22"/>
+                <w:lang w:val="en"/>
+                <w14:ligatures w14:val="none"/>
               </w:rPr>
               <w:t>🌐</w:t>
             </w:r>
             <w:r>
               <w:rPr>
-                <w:rFonts w:ascii="Roboto Mono" w:hAnsi="Roboto Mono"/>
+                <w:rFonts w:ascii="Roboto Mono" w:eastAsia="Arial" w:hAnsi="Roboto Mono" w:cs="Arial"/>
+                <w:kern w:val="0"/>
+                <w:sz w:val="22"/>
+                <w:szCs w:val="22"/>
+                <w:lang w:val="en"/>
+                <w14:ligatures w14:val="none"/>
               </w:rPr>
               <w:t xml:space="preserve"> External exposure</w:t>
             </w:r>
@@ -2493,13 +3775,24 @@
           </w:tcPr>
           <w:p>
             <w:pPr>
-              <w:rPr>
-                <w:rFonts w:ascii="Roboto Mono" w:hAnsi="Roboto Mono"/>
+              <w:spacing w:after="0" w:line="276" w:lineRule="auto"/>
+              <w:rPr>
+                <w:rFonts w:ascii="Roboto Mono" w:eastAsia="Arial" w:hAnsi="Roboto Mono" w:cs="Arial"/>
+                <w:kern w:val="0"/>
+                <w:sz w:val="22"/>
+                <w:szCs w:val="22"/>
+                <w:lang w:val="en"/>
+                <w14:ligatures w14:val="none"/>
               </w:rPr>
             </w:pPr>
             <w:r>
               <w:rPr>
-                <w:rFonts w:ascii="Roboto Mono" w:hAnsi="Roboto Mono"/>
+                <w:rFonts w:ascii="Roboto Mono" w:eastAsia="Arial" w:hAnsi="Roboto Mono" w:cs="Arial"/>
+                <w:kern w:val="0"/>
+                <w:sz w:val="22"/>
+                <w:szCs w:val="22"/>
+                <w:lang w:val="en"/>
+                <w14:ligatures w14:val="none"/>
               </w:rPr>
               <w:t>Yes</w:t>
             </w:r>
@@ -2523,13 +3816,24 @@
           </w:tcPr>
           <w:p>
             <w:pPr>
-              <w:rPr>
-                <w:rFonts w:ascii="Roboto Mono" w:hAnsi="Roboto Mono"/>
+              <w:spacing w:after="0" w:line="276" w:lineRule="auto"/>
+              <w:rPr>
+                <w:rFonts w:ascii="Roboto Mono" w:eastAsia="Arial" w:hAnsi="Roboto Mono" w:cs="Arial"/>
+                <w:kern w:val="0"/>
+                <w:sz w:val="22"/>
+                <w:szCs w:val="22"/>
+                <w:lang w:val="en"/>
+                <w14:ligatures w14:val="none"/>
               </w:rPr>
             </w:pPr>
             <w:r>
               <w:rPr>
-                <w:rFonts w:ascii="Roboto Mono" w:hAnsi="Roboto Mono"/>
+                <w:rFonts w:ascii="Roboto Mono" w:eastAsia="Arial" w:hAnsi="Roboto Mono" w:cs="Arial"/>
+                <w:kern w:val="0"/>
+                <w:sz w:val="22"/>
+                <w:szCs w:val="22"/>
+                <w:lang w:val="en"/>
+                <w14:ligatures w14:val="none"/>
               </w:rPr>
               <w:t>No</w:t>
             </w:r>
@@ -2558,19 +3862,35 @@
           </w:tcPr>
           <w:p>
             <w:pPr>
-              <w:rPr>
-                <w:rFonts w:ascii="Roboto Mono" w:hAnsi="Roboto Mono"/>
+              <w:spacing w:after="0" w:line="276" w:lineRule="auto"/>
+              <w:rPr>
+                <w:rFonts w:ascii="Roboto Mono" w:eastAsia="Arial" w:hAnsi="Roboto Mono" w:cs="Arial"/>
+                <w:kern w:val="0"/>
+                <w:sz w:val="22"/>
+                <w:szCs w:val="22"/>
+                <w:lang w:val="en"/>
+                <w14:ligatures w14:val="none"/>
               </w:rPr>
             </w:pPr>
             <w:r>
               <w:rPr>
-                <w:rFonts w:ascii="Segoe UI Emoji" w:hAnsi="Segoe UI Emoji" w:cs="Segoe UI Emoji"/>
+                <w:rFonts w:ascii="Segoe UI Emoji" w:eastAsia="Arial" w:hAnsi="Segoe UI Emoji" w:cs="Segoe UI Emoji"/>
+                <w:kern w:val="0"/>
+                <w:sz w:val="22"/>
+                <w:szCs w:val="22"/>
+                <w:lang w:val="en"/>
+                <w14:ligatures w14:val="none"/>
               </w:rPr>
               <w:t>🔍</w:t>
             </w:r>
             <w:r>
               <w:rPr>
-                <w:rFonts w:ascii="Roboto Mono" w:hAnsi="Roboto Mono"/>
+                <w:rFonts w:ascii="Roboto Mono" w:eastAsia="Arial" w:hAnsi="Roboto Mono" w:cs="Arial"/>
+                <w:kern w:val="0"/>
+                <w:sz w:val="22"/>
+                <w:szCs w:val="22"/>
+                <w:lang w:val="en"/>
+                <w14:ligatures w14:val="none"/>
               </w:rPr>
               <w:t xml:space="preserve"> Security focus</w:t>
             </w:r>
@@ -2594,13 +3914,24 @@
           </w:tcPr>
           <w:p>
             <w:pPr>
-              <w:rPr>
-                <w:rFonts w:ascii="Roboto Mono" w:hAnsi="Roboto Mono"/>
+              <w:spacing w:after="0" w:line="276" w:lineRule="auto"/>
+              <w:rPr>
+                <w:rFonts w:ascii="Roboto Mono" w:eastAsia="Arial" w:hAnsi="Roboto Mono" w:cs="Arial"/>
+                <w:kern w:val="0"/>
+                <w:sz w:val="22"/>
+                <w:szCs w:val="22"/>
+                <w:lang w:val="en"/>
+                <w14:ligatures w14:val="none"/>
               </w:rPr>
             </w:pPr>
             <w:r>
               <w:rPr>
-                <w:rFonts w:ascii="Roboto Mono" w:hAnsi="Roboto Mono"/>
+                <w:rFonts w:ascii="Roboto Mono" w:eastAsia="Arial" w:hAnsi="Roboto Mono" w:cs="Arial"/>
+                <w:kern w:val="0"/>
+                <w:sz w:val="22"/>
+                <w:szCs w:val="22"/>
+                <w:lang w:val="en"/>
+                <w14:ligatures w14:val="none"/>
               </w:rPr>
               <w:t>Perimeter protection</w:t>
             </w:r>
@@ -2624,13 +3955,24 @@
           </w:tcPr>
           <w:p>
             <w:pPr>
-              <w:rPr>
-                <w:rFonts w:ascii="Roboto Mono" w:hAnsi="Roboto Mono"/>
+              <w:spacing w:after="0" w:line="276" w:lineRule="auto"/>
+              <w:rPr>
+                <w:rFonts w:ascii="Roboto Mono" w:eastAsia="Arial" w:hAnsi="Roboto Mono" w:cs="Arial"/>
+                <w:kern w:val="0"/>
+                <w:sz w:val="22"/>
+                <w:szCs w:val="22"/>
+                <w:lang w:val="en"/>
+                <w14:ligatures w14:val="none"/>
               </w:rPr>
             </w:pPr>
             <w:r>
               <w:rPr>
-                <w:rFonts w:ascii="Roboto Mono" w:hAnsi="Roboto Mono"/>
+                <w:rFonts w:ascii="Roboto Mono" w:eastAsia="Arial" w:hAnsi="Roboto Mono" w:cs="Arial"/>
+                <w:kern w:val="0"/>
+                <w:sz w:val="22"/>
+                <w:szCs w:val="22"/>
+                <w:lang w:val="en"/>
+                <w14:ligatures w14:val="none"/>
               </w:rPr>
               <w:t>Internal segmentation</w:t>
             </w:r>
@@ -2659,19 +4001,35 @@
           </w:tcPr>
           <w:p>
             <w:pPr>
-              <w:rPr>
-                <w:rFonts w:ascii="Roboto Mono" w:hAnsi="Roboto Mono"/>
+              <w:spacing w:after="0" w:line="276" w:lineRule="auto"/>
+              <w:rPr>
+                <w:rFonts w:ascii="Roboto Mono" w:eastAsia="Arial" w:hAnsi="Roboto Mono" w:cs="Arial"/>
+                <w:kern w:val="0"/>
+                <w:sz w:val="22"/>
+                <w:szCs w:val="22"/>
+                <w:lang w:val="en"/>
+                <w14:ligatures w14:val="none"/>
               </w:rPr>
             </w:pPr>
             <w:r>
               <w:rPr>
-                <w:rFonts w:ascii="Segoe UI Emoji" w:hAnsi="Segoe UI Emoji" w:cs="Segoe UI Emoji"/>
+                <w:rFonts w:ascii="Segoe UI Emoji" w:eastAsia="Arial" w:hAnsi="Segoe UI Emoji" w:cs="Segoe UI Emoji"/>
+                <w:kern w:val="0"/>
+                <w:sz w:val="22"/>
+                <w:szCs w:val="22"/>
+                <w:lang w:val="en"/>
+                <w14:ligatures w14:val="none"/>
               </w:rPr>
               <w:t>🌟</w:t>
             </w:r>
             <w:r>
               <w:rPr>
-                <w:rFonts w:ascii="Roboto Mono" w:hAnsi="Roboto Mono"/>
+                <w:rFonts w:ascii="Roboto Mono" w:eastAsia="Arial" w:hAnsi="Roboto Mono" w:cs="Arial"/>
+                <w:kern w:val="0"/>
+                <w:sz w:val="22"/>
+                <w:szCs w:val="22"/>
+                <w:lang w:val="en"/>
+                <w14:ligatures w14:val="none"/>
               </w:rPr>
               <w:t xml:space="preserve"> Main concern</w:t>
             </w:r>
@@ -2695,13 +4053,24 @@
           </w:tcPr>
           <w:p>
             <w:pPr>
-              <w:rPr>
-                <w:rFonts w:ascii="Roboto Mono" w:hAnsi="Roboto Mono"/>
+              <w:spacing w:after="0" w:line="276" w:lineRule="auto"/>
+              <w:rPr>
+                <w:rFonts w:ascii="Roboto Mono" w:eastAsia="Arial" w:hAnsi="Roboto Mono" w:cs="Arial"/>
+                <w:kern w:val="0"/>
+                <w:sz w:val="22"/>
+                <w:szCs w:val="22"/>
+                <w:lang w:val="en"/>
+                <w14:ligatures w14:val="none"/>
               </w:rPr>
             </w:pPr>
             <w:r>
               <w:rPr>
-                <w:rFonts w:ascii="Roboto Mono" w:hAnsi="Roboto Mono"/>
+                <w:rFonts w:ascii="Roboto Mono" w:eastAsia="Arial" w:hAnsi="Roboto Mono" w:cs="Arial"/>
+                <w:kern w:val="0"/>
+                <w:sz w:val="22"/>
+                <w:szCs w:val="22"/>
+                <w:lang w:val="en"/>
+                <w14:ligatures w14:val="none"/>
               </w:rPr>
               <w:t>Internet threats, user access</w:t>
             </w:r>
@@ -2725,13 +4094,24 @@
           </w:tcPr>
           <w:p>
             <w:pPr>
-              <w:rPr>
-                <w:rFonts w:ascii="Roboto Mono" w:hAnsi="Roboto Mono"/>
+              <w:spacing w:after="0" w:line="276" w:lineRule="auto"/>
+              <w:rPr>
+                <w:rFonts w:ascii="Roboto Mono" w:eastAsia="Arial" w:hAnsi="Roboto Mono" w:cs="Arial"/>
+                <w:kern w:val="0"/>
+                <w:sz w:val="22"/>
+                <w:szCs w:val="22"/>
+                <w:lang w:val="en"/>
+                <w14:ligatures w14:val="none"/>
               </w:rPr>
             </w:pPr>
             <w:r>
               <w:rPr>
-                <w:rFonts w:ascii="Roboto Mono" w:hAnsi="Roboto Mono"/>
+                <w:rFonts w:ascii="Roboto Mono" w:eastAsia="Arial" w:hAnsi="Roboto Mono" w:cs="Arial"/>
+                <w:kern w:val="0"/>
+                <w:sz w:val="22"/>
+                <w:szCs w:val="22"/>
+                <w:lang w:val="en"/>
+                <w14:ligatures w14:val="none"/>
               </w:rPr>
               <w:t>Lateral movement, internal attacks</w:t>
             </w:r>
@@ -2760,19 +4140,35 @@
           </w:tcPr>
           <w:p>
             <w:pPr>
-              <w:rPr>
-                <w:rFonts w:ascii="Roboto Mono" w:hAnsi="Roboto Mono"/>
+              <w:spacing w:after="0" w:line="276" w:lineRule="auto"/>
+              <w:rPr>
+                <w:rFonts w:ascii="Roboto Mono" w:eastAsia="Arial" w:hAnsi="Roboto Mono" w:cs="Arial"/>
+                <w:kern w:val="0"/>
+                <w:sz w:val="22"/>
+                <w:szCs w:val="22"/>
+                <w:lang w:val="en"/>
+                <w14:ligatures w14:val="none"/>
               </w:rPr>
             </w:pPr>
             <w:r>
               <w:rPr>
-                <w:rFonts w:ascii="Segoe UI Emoji" w:hAnsi="Segoe UI Emoji" w:cs="Segoe UI Emoji"/>
+                <w:rFonts w:ascii="Segoe UI Emoji" w:eastAsia="Arial" w:hAnsi="Segoe UI Emoji" w:cs="Segoe UI Emoji"/>
+                <w:kern w:val="0"/>
+                <w:sz w:val="22"/>
+                <w:szCs w:val="22"/>
+                <w:lang w:val="en"/>
+                <w14:ligatures w14:val="none"/>
               </w:rPr>
               <w:t>🧠</w:t>
             </w:r>
             <w:r>
               <w:rPr>
-                <w:rFonts w:ascii="Roboto Mono" w:hAnsi="Roboto Mono"/>
+                <w:rFonts w:ascii="Roboto Mono" w:eastAsia="Arial" w:hAnsi="Roboto Mono" w:cs="Arial"/>
+                <w:kern w:val="0"/>
+                <w:sz w:val="22"/>
+                <w:szCs w:val="22"/>
+                <w:lang w:val="en"/>
+                <w14:ligatures w14:val="none"/>
               </w:rPr>
               <w:t xml:space="preserve"> Example</w:t>
             </w:r>
@@ -2796,25 +4192,46 @@
           </w:tcPr>
           <w:p>
             <w:pPr>
-              <w:rPr>
-                <w:rFonts w:ascii="Roboto Mono" w:hAnsi="Roboto Mono"/>
+              <w:spacing w:after="0" w:line="276" w:lineRule="auto"/>
+              <w:rPr>
+                <w:rFonts w:ascii="Roboto Mono" w:eastAsia="Arial" w:hAnsi="Roboto Mono" w:cs="Arial"/>
+                <w:kern w:val="0"/>
+                <w:sz w:val="22"/>
+                <w:szCs w:val="22"/>
+                <w:lang w:val="en"/>
+                <w14:ligatures w14:val="none"/>
               </w:rPr>
             </w:pPr>
             <w:r>
               <w:rPr>
                 <w:rFonts w:ascii="Roboto Mono" w:eastAsia="Arial Unicode MS" w:hAnsi="Roboto Mono" w:cs="Arial Unicode MS"/>
+                <w:kern w:val="0"/>
+                <w:sz w:val="22"/>
+                <w:szCs w:val="22"/>
+                <w:lang w:val="en"/>
+                <w14:ligatures w14:val="none"/>
               </w:rPr>
               <w:t xml:space="preserve">User </w:t>
             </w:r>
             <w:r>
               <w:rPr>
-                <w:rFonts w:eastAsia="Arial Unicode MS"/>
+                <w:rFonts w:ascii="Arial" w:eastAsia="Arial Unicode MS" w:hAnsi="Arial" w:cs="Arial"/>
+                <w:kern w:val="0"/>
+                <w:sz w:val="22"/>
+                <w:szCs w:val="22"/>
+                <w:lang w:val="en"/>
+                <w14:ligatures w14:val="none"/>
               </w:rPr>
               <w:t>→</w:t>
             </w:r>
             <w:r>
               <w:rPr>
                 <w:rFonts w:ascii="Roboto Mono" w:eastAsia="Arial Unicode MS" w:hAnsi="Roboto Mono" w:cs="Arial Unicode MS"/>
+                <w:kern w:val="0"/>
+                <w:sz w:val="22"/>
+                <w:szCs w:val="22"/>
+                <w:lang w:val="en"/>
+                <w14:ligatures w14:val="none"/>
               </w:rPr>
               <w:t xml:space="preserve"> Website</w:t>
             </w:r>
@@ -2838,25 +4255,46 @@
           </w:tcPr>
           <w:p>
             <w:pPr>
-              <w:rPr>
-                <w:rFonts w:ascii="Roboto Mono" w:hAnsi="Roboto Mono"/>
+              <w:spacing w:after="0" w:line="276" w:lineRule="auto"/>
+              <w:rPr>
+                <w:rFonts w:ascii="Roboto Mono" w:eastAsia="Arial" w:hAnsi="Roboto Mono" w:cs="Arial"/>
+                <w:kern w:val="0"/>
+                <w:sz w:val="22"/>
+                <w:szCs w:val="22"/>
+                <w:lang w:val="en"/>
+                <w14:ligatures w14:val="none"/>
               </w:rPr>
             </w:pPr>
             <w:r>
               <w:rPr>
                 <w:rFonts w:ascii="Roboto Mono" w:eastAsia="Arial Unicode MS" w:hAnsi="Roboto Mono" w:cs="Arial Unicode MS"/>
+                <w:kern w:val="0"/>
+                <w:sz w:val="22"/>
+                <w:szCs w:val="22"/>
+                <w:lang w:val="en"/>
+                <w14:ligatures w14:val="none"/>
               </w:rPr>
               <w:t xml:space="preserve">App Server </w:t>
             </w:r>
             <w:r>
               <w:rPr>
-                <w:rFonts w:eastAsia="Arial Unicode MS"/>
+                <w:rFonts w:ascii="Arial" w:eastAsia="Arial Unicode MS" w:hAnsi="Arial" w:cs="Arial"/>
+                <w:kern w:val="0"/>
+                <w:sz w:val="22"/>
+                <w:szCs w:val="22"/>
+                <w:lang w:val="en"/>
+                <w14:ligatures w14:val="none"/>
               </w:rPr>
               <w:t>↔</w:t>
             </w:r>
             <w:r>
               <w:rPr>
                 <w:rFonts w:ascii="Roboto Mono" w:eastAsia="Arial Unicode MS" w:hAnsi="Roboto Mono" w:cs="Arial Unicode MS"/>
+                <w:kern w:val="0"/>
+                <w:sz w:val="22"/>
+                <w:szCs w:val="22"/>
+                <w:lang w:val="en"/>
+                <w14:ligatures w14:val="none"/>
               </w:rPr>
               <w:t xml:space="preserve"> Database Server</w:t>
             </w:r>
@@ -2865,96 +4303,186 @@
       </w:tr>
     </w:tbl>
     <w:p>
-      <w:r>
-        <w:pict w14:anchorId="73CF88C4">
+      <w:pPr>
+        <w:spacing w:after="0" w:line="276" w:lineRule="auto"/>
+        <w:rPr>
+          <w:rFonts w:ascii="Arial" w:eastAsia="Arial" w:hAnsi="Arial" w:cs="Arial"/>
+          <w:kern w:val="0"/>
+          <w:sz w:val="22"/>
+          <w:szCs w:val="22"/>
+          <w:lang w:val="en"/>
+          <w14:ligatures w14:val="none"/>
+        </w:rPr>
+      </w:pPr>
+      <w:r>
+        <w:rPr>
+          <w:rFonts w:ascii="Arial" w:eastAsia="Arial" w:hAnsi="Arial" w:cs="Arial"/>
+          <w:kern w:val="0"/>
+          <w:sz w:val="22"/>
+          <w:szCs w:val="22"/>
+          <w:lang w:val="en"/>
+          <w14:ligatures w14:val="none"/>
+        </w:rPr>
+        <w:pict w14:anchorId="49610EC8">
           <v:rect id="_x0000_i1031" style="width:0;height:1.5pt" o:hralign="center" o:hrstd="t" o:hr="t" fillcolor="#a0a0a0" stroked="f"/>
         </w:pict>
       </w:r>
     </w:p>
     <w:p>
       <w:pPr>
-        <w:pStyle w:val="Heading2"/>
-        <w:keepNext w:val="0"/>
-        <w:keepLines w:val="0"/>
-        <w:spacing w:before="280"/>
+        <w:spacing w:before="280" w:after="80" w:line="276" w:lineRule="auto"/>
+        <w:outlineLvl w:val="1"/>
+        <w:rPr>
+          <w:rFonts w:asciiTheme="majorHAnsi" w:eastAsiaTheme="majorEastAsia" w:hAnsiTheme="majorHAnsi" w:cstheme="majorBidi"/>
+          <w:color w:val="2F5496" w:themeColor="accent1" w:themeShade="BF"/>
+          <w:kern w:val="0"/>
+          <w:sz w:val="32"/>
+          <w:szCs w:val="32"/>
+          <w:lang w:val="en"/>
+          <w14:ligatures w14:val="none"/>
+        </w:rPr>
       </w:pPr>
       <w:bookmarkStart w:id="8" w:name="_nwo5bfrqsr5b" w:colFirst="0" w:colLast="0"/>
       <w:bookmarkEnd w:id="8"/>
       <w:r>
-        <w:t>📌 Summary</w:t>
+        <w:rPr>
+          <w:rFonts w:ascii="Segoe UI Emoji" w:eastAsiaTheme="majorEastAsia" w:hAnsi="Segoe UI Emoji" w:cs="Segoe UI Emoji"/>
+          <w:color w:val="2F5496" w:themeColor="accent1" w:themeShade="BF"/>
+          <w:kern w:val="0"/>
+          <w:sz w:val="32"/>
+          <w:szCs w:val="32"/>
+          <w:lang w:val="en"/>
+          <w14:ligatures w14:val="none"/>
+        </w:rPr>
+        <w:t>📌</w:t>
+      </w:r>
+      <w:r>
+        <w:rPr>
+          <w:rFonts w:asciiTheme="majorHAnsi" w:eastAsiaTheme="majorEastAsia" w:hAnsiTheme="majorHAnsi" w:cstheme="majorBidi"/>
+          <w:color w:val="2F5496" w:themeColor="accent1" w:themeShade="BF"/>
+          <w:kern w:val="0"/>
+          <w:sz w:val="32"/>
+          <w:szCs w:val="32"/>
+          <w:lang w:val="en"/>
+          <w14:ligatures w14:val="none"/>
+        </w:rPr>
+        <w:t xml:space="preserve"> Summary</w:t>
       </w:r>
     </w:p>
     <w:p>
       <w:pPr>
-        <w:rPr>
-          <w:rFonts w:ascii="Roboto Mono" w:hAnsi="Roboto Mono"/>
+        <w:spacing w:after="0" w:line="276" w:lineRule="auto"/>
+        <w:rPr>
+          <w:rFonts w:ascii="Roboto Mono" w:eastAsia="Arial" w:hAnsi="Roboto Mono" w:cs="Arial"/>
+          <w:kern w:val="0"/>
+          <w:sz w:val="22"/>
+          <w:szCs w:val="22"/>
+          <w:lang w:val="en"/>
+          <w14:ligatures w14:val="none"/>
         </w:rPr>
       </w:pPr>
       <w:r>
         <w:rPr>
-          <w:rFonts w:ascii="Arial" w:hAnsi="Arial" w:eastAsia="Arial"/>
+          <w:rFonts w:ascii="Arial" w:eastAsia="Arial" w:hAnsi="Arial" w:cs="Arial"/>
           <w:b/>
-          <w:sz w:val="22"/>
+          <w:kern w:val="0"/>
+          <w:sz w:val="22"/>
+          <w:szCs w:val="22"/>
           <w:shd w:val="clear" w:color="auto" w:fill="B7B7B7"/>
+          <w:lang w:val="en"/>
+          <w14:ligatures w14:val="none"/>
         </w:rPr>
         <w:t># Source</w:t>
       </w:r>
       <w:r>
         <w:rPr>
-          <w:rFonts w:ascii="Arial" w:hAnsi="Arial" w:eastAsia="Arial"/>
-          <w:sz w:val="22"/>
+          <w:rFonts w:ascii="Arial" w:eastAsia="Arial" w:hAnsi="Arial" w:cs="Arial"/>
+          <w:kern w:val="0"/>
+          <w:sz w:val="22"/>
+          <w:szCs w:val="22"/>
           <w:shd w:val="clear" w:color="auto" w:fill="B7B7B7"/>
+          <w:lang w:val="en"/>
+          <w14:ligatures w14:val="none"/>
         </w:rPr>
         <w:t xml:space="preserve">: </w:t>
       </w:r>
       <w:r>
         <w:rPr>
-          <w:rFonts w:ascii="Arial" w:hAnsi="Arial" w:eastAsia="Arial"/>
+          <w:rFonts w:ascii="Arial" w:eastAsia="Arial" w:hAnsi="Arial" w:cs="Arial"/>
           <w:b/>
-          <w:sz w:val="22"/>
+          <w:kern w:val="0"/>
+          <w:sz w:val="22"/>
+          <w:szCs w:val="22"/>
           <w:shd w:val="clear" w:color="auto" w:fill="B7B7B7"/>
+          <w:lang w:val="en"/>
+          <w14:ligatures w14:val="none"/>
         </w:rPr>
         <w:t xml:space="preserve">Chatgpt </w:t>
       </w:r>
       <w:r>
         <w:rPr>
-          <w:rFonts w:ascii="Arial" w:hAnsi="Arial" w:eastAsia="Arial"/>
+          <w:rFonts w:ascii="Arial" w:eastAsia="Arial" w:hAnsi="Arial" w:cs="Arial"/>
           <w:b/>
+          <w:kern w:val="0"/>
           <w:sz w:val="22"/>
           <w:szCs w:val="14"/>
           <w:shd w:val="clear" w:color="auto" w:fill="B7B7B7"/>
+          <w:lang w:val="en"/>
+          <w14:ligatures w14:val="none"/>
         </w:rPr>
         <w:t>(GPT</w:t>
       </w:r>
       <w:r>
         <w:rPr>
-          <w:rFonts w:ascii="Arial" w:hAnsi="Arial" w:cs="Cambria Math" w:eastAsia="Arial"/>
+          <w:rFonts w:ascii="Cambria Math" w:eastAsia="Arial" w:hAnsi="Cambria Math" w:cs="Cambria Math"/>
           <w:b/>
+          <w:kern w:val="0"/>
           <w:sz w:val="22"/>
           <w:szCs w:val="14"/>
           <w:shd w:val="clear" w:color="auto" w:fill="B7B7B7"/>
+          <w:lang w:val="en"/>
+          <w14:ligatures w14:val="none"/>
         </w:rPr>
         <w:t>‑</w:t>
       </w:r>
       <w:r>
         <w:rPr>
-          <w:rFonts w:ascii="Arial" w:hAnsi="Arial" w:eastAsia="Arial"/>
+          <w:rFonts w:ascii="Arial" w:eastAsia="Arial" w:hAnsi="Arial" w:cs="Arial"/>
           <w:b/>
+          <w:kern w:val="0"/>
           <w:sz w:val="22"/>
           <w:szCs w:val="14"/>
           <w:shd w:val="clear" w:color="auto" w:fill="B7B7B7"/>
+          <w:lang w:val="en"/>
+          <w14:ligatures w14:val="none"/>
         </w:rPr>
         <w:t>5 Mini) at [12/9/2025]</w:t>
       </w:r>
     </w:p>
     <w:p>
-      <w:r>
-        <w:rPr>
+      <w:pPr>
+        <w:spacing w:after="0" w:line="276" w:lineRule="auto"/>
+        <w:rPr>
+          <w:rFonts w:ascii="Arial" w:eastAsia="Arial" w:hAnsi="Arial" w:cs="Arial"/>
+          <w:kern w:val="0"/>
+          <w:sz w:val="22"/>
+          <w:szCs w:val="22"/>
+          <w:lang w:val="en"/>
+          <w14:ligatures w14:val="none"/>
+        </w:rPr>
+      </w:pPr>
+      <w:r>
+        <w:rPr>
+          <w:rFonts w:ascii="Arial" w:eastAsia="Arial" w:hAnsi="Arial" w:cs="Arial"/>
           <w:noProof/>
-        </w:rPr>
-        <w:lastRenderedPageBreak/>
+          <w:kern w:val="0"/>
+          <w:sz w:val="22"/>
+          <w:szCs w:val="22"/>
+          <w:lang w:val="en"/>
+          <w14:ligatures w14:val="none"/>
+        </w:rPr>
         <w:drawing>
-          <wp:inline distT="114300" distB="114300" distL="114300" distR="114300" wp14:anchorId="55DDB7F0" wp14:editId="35E65AA3">
+          <wp:inline distT="114300" distB="114300" distL="114300" distR="114300" wp14:anchorId="503B7612" wp14:editId="142D79AB">
             <wp:extent cx="5943600" cy="1981200"/>
             <wp:effectExtent l="0" t="0" r="0" b="0"/>
             <wp:docPr id="1" name="image3.png"/>
@@ -3030,16 +4558,27 @@
           </w:tcPr>
           <w:p>
             <w:pPr>
+              <w:spacing w:after="0" w:line="276" w:lineRule="auto"/>
               <w:jc w:val="center"/>
               <w:rPr>
-                <w:rFonts w:ascii="Roboto Mono" w:hAnsi="Roboto Mono"/>
+                <w:rFonts w:ascii="Roboto Mono" w:eastAsia="Arial" w:hAnsi="Roboto Mono" w:cs="Arial"/>
+                <w:kern w:val="0"/>
+                <w:sz w:val="22"/>
+                <w:szCs w:val="22"/>
+                <w:lang w:val="en"/>
+                <w14:ligatures w14:val="none"/>
               </w:rPr>
             </w:pPr>
             <w:r>
               <w:rPr>
-                <w:rFonts w:ascii="Roboto Mono" w:hAnsi="Roboto Mono"/>
+                <w:rFonts w:ascii="Roboto Mono" w:eastAsia="Arial" w:hAnsi="Roboto Mono" w:cs="Arial"/>
                 <w:b/>
                 <w:bCs/>
+                <w:kern w:val="0"/>
+                <w:sz w:val="22"/>
+                <w:szCs w:val="22"/>
+                <w:lang w:val="en"/>
+                <w14:ligatures w14:val="none"/>
               </w:rPr>
               <w:t>Attribute</w:t>
             </w:r>
@@ -3063,16 +4602,27 @@
           </w:tcPr>
           <w:p>
             <w:pPr>
+              <w:spacing w:after="0" w:line="276" w:lineRule="auto"/>
               <w:jc w:val="center"/>
               <w:rPr>
-                <w:rFonts w:ascii="Roboto Mono" w:hAnsi="Roboto Mono"/>
+                <w:rFonts w:ascii="Roboto Mono" w:eastAsia="Arial" w:hAnsi="Roboto Mono" w:cs="Arial"/>
+                <w:kern w:val="0"/>
+                <w:sz w:val="22"/>
+                <w:szCs w:val="22"/>
+                <w:lang w:val="en"/>
+                <w14:ligatures w14:val="none"/>
               </w:rPr>
             </w:pPr>
             <w:r>
               <w:rPr>
-                <w:rFonts w:ascii="Roboto Mono" w:hAnsi="Roboto Mono"/>
+                <w:rFonts w:ascii="Roboto Mono" w:eastAsia="Arial" w:hAnsi="Roboto Mono" w:cs="Arial"/>
                 <w:b/>
                 <w:bCs/>
+                <w:kern w:val="0"/>
+                <w:sz w:val="22"/>
+                <w:szCs w:val="22"/>
+                <w:lang w:val="en"/>
+                <w14:ligatures w14:val="none"/>
               </w:rPr>
               <w:t>Value</w:t>
             </w:r>
@@ -3101,15 +4651,26 @@
           </w:tcPr>
           <w:p>
             <w:pPr>
-              <w:rPr>
-                <w:rFonts w:ascii="Roboto Mono" w:hAnsi="Roboto Mono"/>
+              <w:spacing w:after="0" w:line="276" w:lineRule="auto"/>
+              <w:rPr>
+                <w:rFonts w:ascii="Roboto Mono" w:eastAsia="Arial" w:hAnsi="Roboto Mono" w:cs="Arial"/>
+                <w:kern w:val="0"/>
+                <w:sz w:val="22"/>
+                <w:szCs w:val="22"/>
+                <w:lang w:val="en"/>
+                <w14:ligatures w14:val="none"/>
               </w:rPr>
             </w:pPr>
             <w:r>
               <w:rPr>
-                <w:rFonts w:ascii="Roboto Mono" w:hAnsi="Roboto Mono"/>
+                <w:rFonts w:ascii="Roboto Mono" w:eastAsia="Arial" w:hAnsi="Roboto Mono" w:cs="Arial"/>
                 <w:b/>
                 <w:bCs/>
+                <w:kern w:val="0"/>
+                <w:sz w:val="22"/>
+                <w:szCs w:val="22"/>
+                <w:lang w:val="en"/>
+                <w14:ligatures w14:val="none"/>
               </w:rPr>
               <w:t>What it is</w:t>
             </w:r>
@@ -3133,13 +4694,24 @@
           </w:tcPr>
           <w:p>
             <w:pPr>
-              <w:rPr>
-                <w:rFonts w:ascii="Roboto Mono" w:hAnsi="Roboto Mono"/>
+              <w:spacing w:after="0" w:line="276" w:lineRule="auto"/>
+              <w:rPr>
+                <w:rFonts w:ascii="Roboto Mono" w:eastAsia="Arial" w:hAnsi="Roboto Mono" w:cs="Arial"/>
+                <w:kern w:val="0"/>
+                <w:sz w:val="22"/>
+                <w:szCs w:val="22"/>
+                <w:lang w:val="en"/>
+                <w14:ligatures w14:val="none"/>
               </w:rPr>
             </w:pPr>
             <w:r>
               <w:rPr>
-                <w:rFonts w:ascii="Roboto Mono" w:hAnsi="Roboto Mono"/>
+                <w:rFonts w:ascii="Roboto Mono" w:eastAsia="Arial" w:hAnsi="Roboto Mono" w:cs="Arial"/>
+                <w:kern w:val="0"/>
+                <w:sz w:val="22"/>
+                <w:szCs w:val="22"/>
+                <w:lang w:val="en"/>
+                <w14:ligatures w14:val="none"/>
               </w:rPr>
               <w:t>Traffic moving between internal systems and external sources</w:t>
             </w:r>
@@ -3168,15 +4740,26 @@
           </w:tcPr>
           <w:p>
             <w:pPr>
-              <w:rPr>
-                <w:rFonts w:ascii="Roboto Mono" w:hAnsi="Roboto Mono"/>
+              <w:spacing w:after="0" w:line="276" w:lineRule="auto"/>
+              <w:rPr>
+                <w:rFonts w:ascii="Roboto Mono" w:eastAsia="Arial" w:hAnsi="Roboto Mono" w:cs="Arial"/>
+                <w:kern w:val="0"/>
+                <w:sz w:val="22"/>
+                <w:szCs w:val="22"/>
+                <w:lang w:val="en"/>
+                <w14:ligatures w14:val="none"/>
               </w:rPr>
             </w:pPr>
             <w:r>
               <w:rPr>
-                <w:rFonts w:ascii="Roboto Mono" w:hAnsi="Roboto Mono"/>
+                <w:rFonts w:ascii="Roboto Mono" w:eastAsia="Arial" w:hAnsi="Roboto Mono" w:cs="Arial"/>
                 <w:b/>
                 <w:bCs/>
+                <w:kern w:val="0"/>
+                <w:sz w:val="22"/>
+                <w:szCs w:val="22"/>
+                <w:lang w:val="en"/>
+                <w14:ligatures w14:val="none"/>
               </w:rPr>
               <w:t>Direction</w:t>
             </w:r>
@@ -3200,25 +4783,46 @@
           </w:tcPr>
           <w:p>
             <w:pPr>
-              <w:rPr>
-                <w:rFonts w:ascii="Roboto Mono" w:hAnsi="Roboto Mono"/>
+              <w:spacing w:after="0" w:line="276" w:lineRule="auto"/>
+              <w:rPr>
+                <w:rFonts w:ascii="Roboto Mono" w:eastAsia="Arial" w:hAnsi="Roboto Mono" w:cs="Arial"/>
+                <w:kern w:val="0"/>
+                <w:sz w:val="22"/>
+                <w:szCs w:val="22"/>
+                <w:lang w:val="en"/>
+                <w14:ligatures w14:val="none"/>
               </w:rPr>
             </w:pPr>
             <w:r>
               <w:rPr>
                 <w:rFonts w:ascii="Roboto Mono" w:eastAsia="Arial Unicode MS" w:hAnsi="Roboto Mono" w:cs="Arial Unicode MS"/>
+                <w:kern w:val="0"/>
+                <w:sz w:val="22"/>
+                <w:szCs w:val="22"/>
+                <w:lang w:val="en"/>
+                <w14:ligatures w14:val="none"/>
               </w:rPr>
               <w:t xml:space="preserve">Inbound/outbound (north </w:t>
             </w:r>
             <w:r>
               <w:rPr>
-                <w:rFonts w:eastAsia="Arial Unicode MS"/>
+                <w:rFonts w:ascii="Arial" w:eastAsia="Arial Unicode MS" w:hAnsi="Arial" w:cs="Arial"/>
+                <w:kern w:val="0"/>
+                <w:sz w:val="22"/>
+                <w:szCs w:val="22"/>
+                <w:lang w:val="en"/>
+                <w14:ligatures w14:val="none"/>
               </w:rPr>
               <w:t>↔</w:t>
             </w:r>
             <w:r>
               <w:rPr>
                 <w:rFonts w:ascii="Roboto Mono" w:eastAsia="Arial Unicode MS" w:hAnsi="Roboto Mono" w:cs="Arial Unicode MS"/>
+                <w:kern w:val="0"/>
+                <w:sz w:val="22"/>
+                <w:szCs w:val="22"/>
+                <w:lang w:val="en"/>
+                <w14:ligatures w14:val="none"/>
               </w:rPr>
               <w:t xml:space="preserve"> south)</w:t>
             </w:r>
@@ -3247,15 +4851,26 @@
           </w:tcPr>
           <w:p>
             <w:pPr>
-              <w:rPr>
-                <w:rFonts w:ascii="Roboto Mono" w:hAnsi="Roboto Mono"/>
+              <w:spacing w:after="0" w:line="276" w:lineRule="auto"/>
+              <w:rPr>
+                <w:rFonts w:ascii="Roboto Mono" w:eastAsia="Arial" w:hAnsi="Roboto Mono" w:cs="Arial"/>
+                <w:kern w:val="0"/>
+                <w:sz w:val="22"/>
+                <w:szCs w:val="22"/>
+                <w:lang w:val="en"/>
+                <w14:ligatures w14:val="none"/>
               </w:rPr>
             </w:pPr>
             <w:r>
               <w:rPr>
-                <w:rFonts w:ascii="Roboto Mono" w:hAnsi="Roboto Mono"/>
+                <w:rFonts w:ascii="Roboto Mono" w:eastAsia="Arial" w:hAnsi="Roboto Mono" w:cs="Arial"/>
                 <w:b/>
                 <w:bCs/>
+                <w:kern w:val="0"/>
+                <w:sz w:val="22"/>
+                <w:szCs w:val="22"/>
+                <w:lang w:val="en"/>
+                <w14:ligatures w14:val="none"/>
               </w:rPr>
               <w:t>Examples</w:t>
             </w:r>
@@ -3279,13 +4894,24 @@
           </w:tcPr>
           <w:p>
             <w:pPr>
-              <w:rPr>
-                <w:rFonts w:ascii="Roboto Mono" w:hAnsi="Roboto Mono"/>
+              <w:spacing w:after="0" w:line="276" w:lineRule="auto"/>
+              <w:rPr>
+                <w:rFonts w:ascii="Roboto Mono" w:eastAsia="Arial" w:hAnsi="Roboto Mono" w:cs="Arial"/>
+                <w:kern w:val="0"/>
+                <w:sz w:val="22"/>
+                <w:szCs w:val="22"/>
+                <w:lang w:val="en"/>
+                <w14:ligatures w14:val="none"/>
               </w:rPr>
             </w:pPr>
             <w:r>
               <w:rPr>
-                <w:rFonts w:ascii="Roboto Mono" w:hAnsi="Roboto Mono"/>
+                <w:rFonts w:ascii="Roboto Mono" w:eastAsia="Arial" w:hAnsi="Roboto Mono" w:cs="Arial"/>
+                <w:kern w:val="0"/>
+                <w:sz w:val="22"/>
+                <w:szCs w:val="22"/>
+                <w:lang w:val="en"/>
+                <w14:ligatures w14:val="none"/>
               </w:rPr>
               <w:t>Web browsing, app access, sending/receiving emails</w:t>
             </w:r>
@@ -3314,15 +4940,26 @@
           </w:tcPr>
           <w:p>
             <w:pPr>
-              <w:rPr>
-                <w:rFonts w:ascii="Roboto Mono" w:hAnsi="Roboto Mono"/>
+              <w:spacing w:after="0" w:line="276" w:lineRule="auto"/>
+              <w:rPr>
+                <w:rFonts w:ascii="Roboto Mono" w:eastAsia="Arial" w:hAnsi="Roboto Mono" w:cs="Arial"/>
+                <w:kern w:val="0"/>
+                <w:sz w:val="22"/>
+                <w:szCs w:val="22"/>
+                <w:lang w:val="en"/>
+                <w14:ligatures w14:val="none"/>
               </w:rPr>
             </w:pPr>
             <w:r>
               <w:rPr>
-                <w:rFonts w:ascii="Roboto Mono" w:hAnsi="Roboto Mono"/>
+                <w:rFonts w:ascii="Roboto Mono" w:eastAsia="Arial" w:hAnsi="Roboto Mono" w:cs="Arial"/>
                 <w:b/>
                 <w:bCs/>
+                <w:kern w:val="0"/>
+                <w:sz w:val="22"/>
+                <w:szCs w:val="22"/>
+                <w:lang w:val="en"/>
+                <w14:ligatures w14:val="none"/>
               </w:rPr>
               <w:t>Security tools</w:t>
             </w:r>
@@ -3346,13 +4983,24 @@
           </w:tcPr>
           <w:p>
             <w:pPr>
-              <w:rPr>
-                <w:rFonts w:ascii="Roboto Mono" w:hAnsi="Roboto Mono"/>
+              <w:spacing w:after="0" w:line="276" w:lineRule="auto"/>
+              <w:rPr>
+                <w:rFonts w:ascii="Roboto Mono" w:eastAsia="Arial" w:hAnsi="Roboto Mono" w:cs="Arial"/>
+                <w:kern w:val="0"/>
+                <w:sz w:val="22"/>
+                <w:szCs w:val="22"/>
+                <w:lang w:val="en"/>
+                <w14:ligatures w14:val="none"/>
               </w:rPr>
             </w:pPr>
             <w:r>
               <w:rPr>
-                <w:rFonts w:ascii="Roboto Mono" w:hAnsi="Roboto Mono"/>
+                <w:rFonts w:ascii="Roboto Mono" w:eastAsia="Arial" w:hAnsi="Roboto Mono" w:cs="Arial"/>
+                <w:kern w:val="0"/>
+                <w:sz w:val="22"/>
+                <w:szCs w:val="22"/>
+                <w:lang w:val="en"/>
+                <w14:ligatures w14:val="none"/>
               </w:rPr>
               <w:t>Firewalls, proxies, SSL, DDoS protection</w:t>
             </w:r>
@@ -3381,15 +5029,26 @@
           </w:tcPr>
           <w:p>
             <w:pPr>
-              <w:rPr>
-                <w:rFonts w:ascii="Roboto Mono" w:hAnsi="Roboto Mono"/>
+              <w:spacing w:after="0" w:line="276" w:lineRule="auto"/>
+              <w:rPr>
+                <w:rFonts w:ascii="Roboto Mono" w:eastAsia="Arial" w:hAnsi="Roboto Mono" w:cs="Arial"/>
+                <w:kern w:val="0"/>
+                <w:sz w:val="22"/>
+                <w:szCs w:val="22"/>
+                <w:lang w:val="en"/>
+                <w14:ligatures w14:val="none"/>
               </w:rPr>
             </w:pPr>
             <w:r>
               <w:rPr>
-                <w:rFonts w:ascii="Roboto Mono" w:hAnsi="Roboto Mono"/>
+                <w:rFonts w:ascii="Roboto Mono" w:eastAsia="Arial" w:hAnsi="Roboto Mono" w:cs="Arial"/>
                 <w:b/>
                 <w:bCs/>
+                <w:kern w:val="0"/>
+                <w:sz w:val="22"/>
+                <w:szCs w:val="22"/>
+                <w:lang w:val="en"/>
+                <w14:ligatures w14:val="none"/>
               </w:rPr>
               <w:t>Importance</w:t>
             </w:r>
@@ -3413,13 +5072,24 @@
           </w:tcPr>
           <w:p>
             <w:pPr>
-              <w:rPr>
-                <w:rFonts w:ascii="Roboto Mono" w:hAnsi="Roboto Mono"/>
+              <w:spacing w:after="0" w:line="276" w:lineRule="auto"/>
+              <w:rPr>
+                <w:rFonts w:ascii="Roboto Mono" w:eastAsia="Arial" w:hAnsi="Roboto Mono" w:cs="Arial"/>
+                <w:kern w:val="0"/>
+                <w:sz w:val="22"/>
+                <w:szCs w:val="22"/>
+                <w:lang w:val="en"/>
+                <w14:ligatures w14:val="none"/>
               </w:rPr>
             </w:pPr>
             <w:r>
               <w:rPr>
-                <w:rFonts w:ascii="Roboto Mono" w:hAnsi="Roboto Mono"/>
+                <w:rFonts w:ascii="Roboto Mono" w:eastAsia="Arial" w:hAnsi="Roboto Mono" w:cs="Arial"/>
+                <w:kern w:val="0"/>
+                <w:sz w:val="22"/>
+                <w:szCs w:val="22"/>
+                <w:lang w:val="en"/>
+                <w14:ligatures w14:val="none"/>
               </w:rPr>
               <w:t>Critical for external access and security boundaries</w:t>
             </w:r>
@@ -3428,14 +5098,70 @@
       </w:tr>
     </w:tbl>
     <w:p>
-      <w:r>
-        <w:pict w14:anchorId="7BBEC47B">
+      <w:pPr>
+        <w:spacing w:after="0" w:line="276" w:lineRule="auto"/>
+        <w:rPr>
+          <w:rFonts w:ascii="Arial" w:eastAsia="Arial" w:hAnsi="Arial" w:cs="Arial"/>
+          <w:kern w:val="0"/>
+          <w:sz w:val="22"/>
+          <w:szCs w:val="22"/>
+          <w:lang w:val="en"/>
+          <w14:ligatures w14:val="none"/>
+        </w:rPr>
+      </w:pPr>
+      <w:r>
+        <w:rPr>
+          <w:rFonts w:ascii="Arial" w:eastAsia="Arial" w:hAnsi="Arial" w:cs="Arial"/>
+          <w:kern w:val="0"/>
+          <w:sz w:val="22"/>
+          <w:szCs w:val="22"/>
+          <w:lang w:val="en"/>
+          <w14:ligatures w14:val="none"/>
+        </w:rPr>
+        <w:pict w14:anchorId="2B80D9E3">
           <v:rect id="_x0000_i1032" style="width:0;height:1.5pt" o:hralign="center" o:hrstd="t" o:hr="t" fillcolor="#a0a0a0" stroked="f"/>
         </w:pict>
       </w:r>
     </w:p>
-    <w:p/>
-    <w:p/>
+    <w:p>
+      <w:pPr>
+        <w:spacing w:after="0" w:line="276" w:lineRule="auto"/>
+        <w:rPr>
+          <w:rFonts w:ascii="Arial" w:eastAsia="Arial" w:hAnsi="Arial" w:cs="Arial"/>
+          <w:kern w:val="0"/>
+          <w:sz w:val="22"/>
+          <w:szCs w:val="22"/>
+          <w:lang w:val="en"/>
+          <w14:ligatures w14:val="none"/>
+        </w:rPr>
+      </w:pPr>
+    </w:p>
+    <w:p>
+      <w:pPr>
+        <w:spacing w:after="0" w:line="276" w:lineRule="auto"/>
+        <w:rPr>
+          <w:rFonts w:ascii="Arial" w:eastAsia="Arial" w:hAnsi="Arial" w:cs="Arial"/>
+          <w:kern w:val="0"/>
+          <w:sz w:val="22"/>
+          <w:szCs w:val="22"/>
+          <w:lang w:val="en"/>
+          <w14:ligatures w14:val="none"/>
+        </w:rPr>
+      </w:pPr>
+    </w:p>
+    <w:p>
+      <w:pPr>
+        <w:spacing w:after="0" w:line="276" w:lineRule="auto"/>
+        <w:rPr>
+          <w:rFonts w:ascii="Arial" w:eastAsia="Arial" w:hAnsi="Arial" w:cs="Arial"/>
+          <w:kern w:val="0"/>
+          <w:sz w:val="22"/>
+          <w:szCs w:val="22"/>
+          <w:lang w:val="en"/>
+          <w14:ligatures w14:val="none"/>
+        </w:rPr>
+      </w:pPr>
+    </w:p>
     <w:p/>
     <w:sectPr>
       <w:pgSz w:w="12240" w:h="15840"/>
@@ -3968,18 +5694,6 @@
   <w:style w:type="paragraph" w:default="1" w:styleId="Normal">
     <w:name w:val="Normal"/>
     <w:qFormat/>
-    <w:rsid w:val="004E6787"/>
-    <w:pPr>
-      <w:spacing w:after="0" w:line="276" w:lineRule="auto"/>
-    </w:pPr>
-    <w:rPr>
-      <w:rFonts w:ascii="Arial" w:eastAsia="Arial" w:hAnsi="Arial" w:cs="Arial"/>
-      <w:kern w:val="0"/>
-      <w:sz w:val="22"/>
-      <w:szCs w:val="22"/>
-      <w:lang w:val="en"/>
-      <w14:ligatures w14:val="none"/>
-    </w:rPr>
   </w:style>
   <w:style w:type="paragraph" w:styleId="Heading1">
     <w:name w:val="heading 1"/>
@@ -3988,7 +5702,7 @@
     <w:link w:val="Heading1Char"/>
     <w:uiPriority w:val="9"/>
     <w:qFormat/>
-    <w:rsid w:val="006D500B"/>
+    <w:rsid w:val="003D3674"/>
     <w:pPr>
       <w:keepNext/>
       <w:keepLines/>
@@ -4008,9 +5722,10 @@
     <w:next w:val="Normal"/>
     <w:link w:val="Heading2Char"/>
     <w:uiPriority w:val="9"/>
+    <w:semiHidden/>
     <w:unhideWhenUsed/>
     <w:qFormat/>
-    <w:rsid w:val="006D500B"/>
+    <w:rsid w:val="003D3674"/>
     <w:pPr>
       <w:keepNext/>
       <w:keepLines/>
@@ -4033,7 +5748,7 @@
     <w:semiHidden/>
     <w:unhideWhenUsed/>
     <w:qFormat/>
-    <w:rsid w:val="006D500B"/>
+    <w:rsid w:val="003D3674"/>
     <w:pPr>
       <w:keepNext/>
       <w:keepLines/>
@@ -4056,7 +5771,7 @@
     <w:semiHidden/>
     <w:unhideWhenUsed/>
     <w:qFormat/>
-    <w:rsid w:val="006D500B"/>
+    <w:rsid w:val="003D3674"/>
     <w:pPr>
       <w:keepNext/>
       <w:keepLines/>
@@ -4079,7 +5794,7 @@
     <w:semiHidden/>
     <w:unhideWhenUsed/>
     <w:qFormat/>
-    <w:rsid w:val="006D500B"/>
+    <w:rsid w:val="003D3674"/>
     <w:pPr>
       <w:keepNext/>
       <w:keepLines/>
@@ -4100,11 +5815,11 @@
     <w:semiHidden/>
     <w:unhideWhenUsed/>
     <w:qFormat/>
-    <w:rsid w:val="006D500B"/>
+    <w:rsid w:val="003D3674"/>
     <w:pPr>
       <w:keepNext/>
       <w:keepLines/>
-      <w:spacing w:before="40"/>
+      <w:spacing w:before="40" w:after="0"/>
       <w:outlineLvl w:val="5"/>
     </w:pPr>
     <w:rPr>
@@ -4123,11 +5838,11 @@
     <w:semiHidden/>
     <w:unhideWhenUsed/>
     <w:qFormat/>
-    <w:rsid w:val="006D500B"/>
+    <w:rsid w:val="003D3674"/>
     <w:pPr>
       <w:keepNext/>
       <w:keepLines/>
-      <w:spacing w:before="40"/>
+      <w:spacing w:before="40" w:after="0"/>
       <w:outlineLvl w:val="6"/>
     </w:pPr>
     <w:rPr>
@@ -4144,10 +5859,11 @@
     <w:semiHidden/>
     <w:unhideWhenUsed/>
     <w:qFormat/>
-    <w:rsid w:val="006D500B"/>
+    <w:rsid w:val="003D3674"/>
     <w:pPr>
       <w:keepNext/>
       <w:keepLines/>
+      <w:spacing w:after="0"/>
       <w:outlineLvl w:val="7"/>
     </w:pPr>
     <w:rPr>
@@ -4166,10 +5882,11 @@
     <w:semiHidden/>
     <w:unhideWhenUsed/>
     <w:qFormat/>
-    <w:rsid w:val="006D500B"/>
+    <w:rsid w:val="003D3674"/>
     <w:pPr>
       <w:keepNext/>
       <w:keepLines/>
+      <w:spacing w:after="0"/>
       <w:outlineLvl w:val="8"/>
     </w:pPr>
     <w:rPr>
@@ -4209,7 +5926,7 @@
     <w:basedOn w:val="DefaultParagraphFont"/>
     <w:link w:val="Heading1"/>
     <w:uiPriority w:val="9"/>
-    <w:rsid w:val="006D500B"/>
+    <w:rsid w:val="003D3674"/>
     <w:rPr>
       <w:rFonts w:asciiTheme="majorHAnsi" w:eastAsiaTheme="majorEastAsia" w:hAnsiTheme="majorHAnsi" w:cstheme="majorBidi"/>
       <w:color w:val="2F5496" w:themeColor="accent1" w:themeShade="BF"/>
@@ -4222,7 +5939,8 @@
     <w:basedOn w:val="DefaultParagraphFont"/>
     <w:link w:val="Heading2"/>
     <w:uiPriority w:val="9"/>
-    <w:rsid w:val="006D500B"/>
+    <w:semiHidden/>
+    <w:rsid w:val="003D3674"/>
     <w:rPr>
       <w:rFonts w:asciiTheme="majorHAnsi" w:eastAsiaTheme="majorEastAsia" w:hAnsiTheme="majorHAnsi" w:cstheme="majorBidi"/>
       <w:color w:val="2F5496" w:themeColor="accent1" w:themeShade="BF"/>
@@ -4236,7 +5954,7 @@
     <w:link w:val="Heading3"/>
     <w:uiPriority w:val="9"/>
     <w:semiHidden/>
-    <w:rsid w:val="006D500B"/>
+    <w:rsid w:val="003D3674"/>
     <w:rPr>
       <w:rFonts w:eastAsiaTheme="majorEastAsia" w:cstheme="majorBidi"/>
       <w:color w:val="2F5496" w:themeColor="accent1" w:themeShade="BF"/>
@@ -4250,7 +5968,7 @@
     <w:link w:val="Heading4"/>
     <w:uiPriority w:val="9"/>
     <w:semiHidden/>
-    <w:rsid w:val="006D500B"/>
+    <w:rsid w:val="003D3674"/>
     <w:rPr>
       <w:rFonts w:eastAsiaTheme="majorEastAsia" w:cstheme="majorBidi"/>
       <w:i/>
@@ -4264,7 +5982,7 @@
     <w:link w:val="Heading5"/>
     <w:uiPriority w:val="9"/>
     <w:semiHidden/>
-    <w:rsid w:val="006D500B"/>
+    <w:rsid w:val="003D3674"/>
     <w:rPr>
       <w:rFonts w:eastAsiaTheme="majorEastAsia" w:cstheme="majorBidi"/>
       <w:color w:val="2F5496" w:themeColor="accent1" w:themeShade="BF"/>
@@ -4276,7 +5994,7 @@
     <w:link w:val="Heading6"/>
     <w:uiPriority w:val="9"/>
     <w:semiHidden/>
-    <w:rsid w:val="006D500B"/>
+    <w:rsid w:val="003D3674"/>
     <w:rPr>
       <w:rFonts w:eastAsiaTheme="majorEastAsia" w:cstheme="majorBidi"/>
       <w:i/>
@@ -4290,7 +6008,7 @@
     <w:link w:val="Heading7"/>
     <w:uiPriority w:val="9"/>
     <w:semiHidden/>
-    <w:rsid w:val="006D500B"/>
+    <w:rsid w:val="003D3674"/>
     <w:rPr>
       <w:rFonts w:eastAsiaTheme="majorEastAsia" w:cstheme="majorBidi"/>
       <w:color w:val="595959" w:themeColor="text1" w:themeTint="A6"/>
@@ -4302,7 +6020,7 @@
     <w:link w:val="Heading8"/>
     <w:uiPriority w:val="9"/>
     <w:semiHidden/>
-    <w:rsid w:val="006D500B"/>
+    <w:rsid w:val="003D3674"/>
     <w:rPr>
       <w:rFonts w:eastAsiaTheme="majorEastAsia" w:cstheme="majorBidi"/>
       <w:i/>
@@ -4316,7 +6034,7 @@
     <w:link w:val="Heading9"/>
     <w:uiPriority w:val="9"/>
     <w:semiHidden/>
-    <w:rsid w:val="006D500B"/>
+    <w:rsid w:val="003D3674"/>
     <w:rPr>
       <w:rFonts w:eastAsiaTheme="majorEastAsia" w:cstheme="majorBidi"/>
       <w:color w:val="272727" w:themeColor="text1" w:themeTint="D8"/>
@@ -4329,7 +6047,7 @@
     <w:link w:val="TitleChar"/>
     <w:uiPriority w:val="10"/>
     <w:qFormat/>
-    <w:rsid w:val="006D500B"/>
+    <w:rsid w:val="003D3674"/>
     <w:pPr>
       <w:spacing w:after="80" w:line="240" w:lineRule="auto"/>
       <w:contextualSpacing/>
@@ -4347,7 +6065,7 @@
     <w:basedOn w:val="DefaultParagraphFont"/>
     <w:link w:val="Title"/>
     <w:uiPriority w:val="10"/>
-    <w:rsid w:val="006D500B"/>
+    <w:rsid w:val="003D3674"/>
     <w:rPr>
       <w:rFonts w:asciiTheme="majorHAnsi" w:eastAsiaTheme="majorEastAsia" w:hAnsiTheme="majorHAnsi" w:cstheme="majorBidi"/>
       <w:spacing w:val="-10"/>
@@ -4363,7 +6081,7 @@
     <w:link w:val="SubtitleChar"/>
     <w:uiPriority w:val="11"/>
     <w:qFormat/>
-    <w:rsid w:val="006D500B"/>
+    <w:rsid w:val="003D3674"/>
     <w:pPr>
       <w:numPr>
         <w:ilvl w:val="1"/>
@@ -4382,7 +6100,7 @@
     <w:basedOn w:val="DefaultParagraphFont"/>
     <w:link w:val="Subtitle"/>
     <w:uiPriority w:val="11"/>
-    <w:rsid w:val="006D500B"/>
+    <w:rsid w:val="003D3674"/>
     <w:rPr>
       <w:rFonts w:eastAsiaTheme="majorEastAsia" w:cstheme="majorBidi"/>
       <w:color w:val="595959" w:themeColor="text1" w:themeTint="A6"/>
@@ -4398,7 +6116,7 @@
     <w:link w:val="QuoteChar"/>
     <w:uiPriority w:val="29"/>
     <w:qFormat/>
-    <w:rsid w:val="006D500B"/>
+    <w:rsid w:val="003D3674"/>
     <w:pPr>
       <w:spacing w:before="160"/>
       <w:jc w:val="center"/>
@@ -4414,7 +6132,7 @@
     <w:basedOn w:val="DefaultParagraphFont"/>
     <w:link w:val="Quote"/>
     <w:uiPriority w:val="29"/>
-    <w:rsid w:val="006D500B"/>
+    <w:rsid w:val="003D3674"/>
     <w:rPr>
       <w:i/>
       <w:iCs/>
@@ -4426,7 +6144,7 @@
     <w:basedOn w:val="Normal"/>
     <w:uiPriority w:val="34"/>
     <w:qFormat/>
-    <w:rsid w:val="006D500B"/>
+    <w:rsid w:val="003D3674"/>
     <w:pPr>
       <w:ind w:left="720"/>
       <w:contextualSpacing/>
@@ -4437,7 +6155,7 @@
     <w:basedOn w:val="DefaultParagraphFont"/>
     <w:uiPriority w:val="21"/>
     <w:qFormat/>
-    <w:rsid w:val="006D500B"/>
+    <w:rsid w:val="003D3674"/>
     <w:rPr>
       <w:i/>
       <w:iCs/>
@@ -4451,7 +6169,7 @@
     <w:link w:val="IntenseQuoteChar"/>
     <w:uiPriority w:val="30"/>
     <w:qFormat/>
-    <w:rsid w:val="006D500B"/>
+    <w:rsid w:val="003D3674"/>
     <w:pPr>
       <w:pBdr>
         <w:top w:val="single" w:sz="4" w:space="10" w:color="2F5496" w:themeColor="accent1" w:themeShade="BF"/>
@@ -4472,7 +6190,7 @@
     <w:basedOn w:val="DefaultParagraphFont"/>
     <w:link w:val="IntenseQuote"/>
     <w:uiPriority w:val="30"/>
-    <w:rsid w:val="006D500B"/>
+    <w:rsid w:val="003D3674"/>
     <w:rPr>
       <w:i/>
       <w:iCs/>
@@ -4484,7 +6202,7 @@
     <w:basedOn w:val="DefaultParagraphFont"/>
     <w:uiPriority w:val="32"/>
     <w:qFormat/>
-    <w:rsid w:val="006D500B"/>
+    <w:rsid w:val="003D3674"/>
     <w:rPr>
       <w:b/>
       <w:bCs/>

--- a/Knowledge/3-Work knowledge/1-Software Engineering/1-Software Engineering Fundamentals/5-My Source/1-Network Traffic/1-Types of Network Traffic/10-North-South Network Traffic.docx
+++ b/Knowledge/3-Work knowledge/1-Software Engineering/1-Software Engineering Fundamentals/5-My Source/1-Network Traffic/1-Types of Network Traffic/10-North-South Network Traffic.docx
@@ -4,72 +4,39 @@
   <w:body>
     <w:p>
       <w:pPr>
-        <w:keepNext/>
-        <w:keepLines/>
-        <w:spacing w:before="360" w:after="80" w:line="276" w:lineRule="auto"/>
-        <w:outlineLvl w:val="0"/>
-        <w:rPr>
-          <w:rFonts w:asciiTheme="majorHAnsi" w:eastAsiaTheme="majorEastAsia" w:hAnsiTheme="majorHAnsi" w:cstheme="majorBidi"/>
-          <w:color w:val="2F5496" w:themeColor="accent1" w:themeShade="BF"/>
-          <w:kern w:val="0"/>
-          <w:sz w:val="40"/>
-          <w:szCs w:val="40"/>
-          <w:lang w:val="en"/>
-          <w14:ligatures w14:val="none"/>
+        <w:pStyle w:val="Heading1"/>
+        <w:rPr>
+          <w:lang w:val="en"/>
         </w:rPr>
       </w:pPr>
       <w:bookmarkStart w:id="0" w:name="_o49930n4mf1s" w:colFirst="0" w:colLast="0"/>
       <w:bookmarkEnd w:id="0"/>
       <w:r>
         <w:rPr>
-          <w:rFonts w:asciiTheme="majorHAnsi" w:eastAsiaTheme="majorEastAsia" w:hAnsiTheme="majorHAnsi" w:cstheme="majorBidi"/>
-          <w:color w:val="2F5496" w:themeColor="accent1" w:themeShade="BF"/>
-          <w:kern w:val="0"/>
-          <w:sz w:val="40"/>
-          <w:szCs w:val="40"/>
-          <w:lang w:val="en"/>
-          <w14:ligatures w14:val="none"/>
+          <w:lang w:val="en"/>
         </w:rPr>
         <w:t>North-South Network Traffic</w:t>
       </w:r>
     </w:p>
     <w:p>
       <w:pPr>
-        <w:spacing w:before="280" w:after="80" w:line="276" w:lineRule="auto"/>
-        <w:outlineLvl w:val="1"/>
-        <w:rPr>
-          <w:rFonts w:asciiTheme="majorHAnsi" w:eastAsiaTheme="majorEastAsia" w:hAnsiTheme="majorHAnsi" w:cstheme="majorBidi"/>
-          <w:color w:val="2F5496" w:themeColor="accent1" w:themeShade="BF"/>
-          <w:kern w:val="0"/>
-          <w:sz w:val="32"/>
-          <w:szCs w:val="32"/>
-          <w:lang w:val="en"/>
-          <w14:ligatures w14:val="none"/>
+        <w:pStyle w:val="Heading2"/>
+        <w:rPr>
+          <w:lang w:val="en"/>
         </w:rPr>
       </w:pPr>
       <w:bookmarkStart w:id="1" w:name="_bn0z2j38ncle" w:colFirst="0" w:colLast="0"/>
       <w:bookmarkEnd w:id="1"/>
       <w:r>
         <w:rPr>
-          <w:rFonts w:ascii="Segoe UI Emoji" w:eastAsiaTheme="majorEastAsia" w:hAnsi="Segoe UI Emoji" w:cs="Segoe UI Emoji"/>
-          <w:color w:val="2F5496" w:themeColor="accent1" w:themeShade="BF"/>
-          <w:kern w:val="0"/>
-          <w:sz w:val="32"/>
-          <w:szCs w:val="32"/>
-          <w:lang w:val="en"/>
-          <w14:ligatures w14:val="none"/>
+          <w:rFonts w:ascii="Segoe UI Emoji" w:hAnsi="Segoe UI Emoji" w:cs="Segoe UI Emoji"/>
+          <w:lang w:val="en"/>
         </w:rPr>
         <w:t>🧭</w:t>
       </w:r>
       <w:r>
         <w:rPr>
-          <w:rFonts w:asciiTheme="majorHAnsi" w:eastAsiaTheme="majorEastAsia" w:hAnsiTheme="majorHAnsi" w:cstheme="majorBidi"/>
-          <w:color w:val="2F5496" w:themeColor="accent1" w:themeShade="BF"/>
-          <w:kern w:val="0"/>
-          <w:sz w:val="32"/>
-          <w:szCs w:val="32"/>
-          <w:lang w:val="en"/>
-          <w14:ligatures w14:val="none"/>
+          <w:lang w:val="en"/>
         </w:rPr>
         <w:t xml:space="preserve"> What Is North-South Network Traffic?</w:t>
       </w:r>
@@ -277,41 +244,23 @@
     </w:p>
     <w:p>
       <w:pPr>
-        <w:spacing w:before="280" w:after="80" w:line="276" w:lineRule="auto"/>
-        <w:outlineLvl w:val="1"/>
-        <w:rPr>
-          <w:rFonts w:asciiTheme="majorHAnsi" w:eastAsiaTheme="majorEastAsia" w:hAnsiTheme="majorHAnsi" w:cstheme="majorBidi"/>
-          <w:color w:val="2F5496" w:themeColor="accent1" w:themeShade="BF"/>
-          <w:kern w:val="0"/>
-          <w:sz w:val="32"/>
-          <w:szCs w:val="32"/>
-          <w:lang w:val="en"/>
-          <w14:ligatures w14:val="none"/>
+        <w:pStyle w:val="Heading2"/>
+        <w:rPr>
+          <w:lang w:val="en"/>
         </w:rPr>
       </w:pPr>
       <w:bookmarkStart w:id="2" w:name="_f3l84glph642" w:colFirst="0" w:colLast="0"/>
       <w:bookmarkEnd w:id="2"/>
       <w:r>
         <w:rPr>
-          <w:rFonts w:ascii="Segoe UI Emoji" w:eastAsiaTheme="majorEastAsia" w:hAnsi="Segoe UI Emoji" w:cs="Segoe UI Emoji"/>
-          <w:color w:val="2F5496" w:themeColor="accent1" w:themeShade="BF"/>
-          <w:kern w:val="0"/>
-          <w:sz w:val="32"/>
-          <w:szCs w:val="32"/>
-          <w:lang w:val="en"/>
-          <w14:ligatures w14:val="none"/>
+          <w:rFonts w:ascii="Segoe UI Emoji" w:hAnsi="Segoe UI Emoji" w:cs="Segoe UI Emoji"/>
+          <w:lang w:val="en"/>
         </w:rPr>
         <w:t>🧠</w:t>
       </w:r>
       <w:r>
         <w:rPr>
-          <w:rFonts w:asciiTheme="majorHAnsi" w:eastAsiaTheme="majorEastAsia" w:hAnsiTheme="majorHAnsi" w:cstheme="majorBidi"/>
-          <w:color w:val="2F5496" w:themeColor="accent1" w:themeShade="BF"/>
-          <w:kern w:val="0"/>
-          <w:sz w:val="32"/>
-          <w:szCs w:val="32"/>
-          <w:lang w:val="en"/>
-          <w14:ligatures w14:val="none"/>
+          <w:lang w:val="en"/>
         </w:rPr>
         <w:t xml:space="preserve"> Simple Definition:</w:t>
       </w:r>
@@ -544,41 +493,23 @@
     </w:p>
     <w:p>
       <w:pPr>
-        <w:spacing w:before="280" w:after="80" w:line="276" w:lineRule="auto"/>
-        <w:outlineLvl w:val="1"/>
-        <w:rPr>
-          <w:rFonts w:asciiTheme="majorHAnsi" w:eastAsiaTheme="majorEastAsia" w:hAnsiTheme="majorHAnsi" w:cstheme="majorBidi"/>
-          <w:color w:val="2F5496" w:themeColor="accent1" w:themeShade="BF"/>
-          <w:kern w:val="0"/>
-          <w:sz w:val="32"/>
-          <w:szCs w:val="32"/>
-          <w:lang w:val="en"/>
-          <w14:ligatures w14:val="none"/>
+        <w:pStyle w:val="Heading2"/>
+        <w:rPr>
+          <w:lang w:val="en"/>
         </w:rPr>
       </w:pPr>
       <w:bookmarkStart w:id="3" w:name="_ttya9b3jjseg" w:colFirst="0" w:colLast="0"/>
       <w:bookmarkEnd w:id="3"/>
       <w:r>
         <w:rPr>
-          <w:rFonts w:ascii="Segoe UI Emoji" w:eastAsiaTheme="majorEastAsia" w:hAnsi="Segoe UI Emoji" w:cs="Segoe UI Emoji"/>
-          <w:color w:val="2F5496" w:themeColor="accent1" w:themeShade="BF"/>
-          <w:kern w:val="0"/>
-          <w:sz w:val="32"/>
-          <w:szCs w:val="32"/>
-          <w:lang w:val="en"/>
-          <w14:ligatures w14:val="none"/>
+          <w:rFonts w:ascii="Segoe UI Emoji" w:hAnsi="Segoe UI Emoji" w:cs="Segoe UI Emoji"/>
+          <w:lang w:val="en"/>
         </w:rPr>
         <w:t>📡</w:t>
       </w:r>
       <w:r>
         <w:rPr>
-          <w:rFonts w:asciiTheme="majorHAnsi" w:eastAsiaTheme="majorEastAsia" w:hAnsiTheme="majorHAnsi" w:cstheme="majorBidi"/>
-          <w:color w:val="2F5496" w:themeColor="accent1" w:themeShade="BF"/>
-          <w:kern w:val="0"/>
-          <w:sz w:val="32"/>
-          <w:szCs w:val="32"/>
-          <w:lang w:val="en"/>
-          <w14:ligatures w14:val="none"/>
+          <w:lang w:val="en"/>
         </w:rPr>
         <w:t xml:space="preserve"> Examples of North-South Traffic</w:t>
       </w:r>
@@ -1106,6 +1037,7 @@
                 <w:lang w:val="en"/>
                 <w14:ligatures w14:val="none"/>
               </w:rPr>
+              <w:lastRenderedPageBreak/>
               <w:t>📤</w:t>
             </w:r>
             <w:r>
@@ -1316,41 +1248,23 @@
     </w:p>
     <w:p>
       <w:pPr>
-        <w:spacing w:before="280" w:after="80" w:line="276" w:lineRule="auto"/>
-        <w:outlineLvl w:val="1"/>
-        <w:rPr>
-          <w:rFonts w:asciiTheme="majorHAnsi" w:eastAsiaTheme="majorEastAsia" w:hAnsiTheme="majorHAnsi" w:cstheme="majorBidi"/>
-          <w:color w:val="2F5496" w:themeColor="accent1" w:themeShade="BF"/>
-          <w:kern w:val="0"/>
-          <w:sz w:val="32"/>
-          <w:szCs w:val="32"/>
-          <w:lang w:val="en"/>
-          <w14:ligatures w14:val="none"/>
+        <w:pStyle w:val="Heading2"/>
+        <w:rPr>
+          <w:lang w:val="en"/>
         </w:rPr>
       </w:pPr>
       <w:bookmarkStart w:id="4" w:name="_mzgcv746rrla" w:colFirst="0" w:colLast="0"/>
       <w:bookmarkEnd w:id="4"/>
       <w:r>
         <w:rPr>
-          <w:rFonts w:ascii="Segoe UI Emoji" w:eastAsiaTheme="majorEastAsia" w:hAnsi="Segoe UI Emoji" w:cs="Segoe UI Emoji"/>
-          <w:color w:val="2F5496" w:themeColor="accent1" w:themeShade="BF"/>
-          <w:kern w:val="0"/>
-          <w:sz w:val="32"/>
-          <w:szCs w:val="32"/>
-          <w:lang w:val="en"/>
-          <w14:ligatures w14:val="none"/>
+          <w:rFonts w:ascii="Segoe UI Emoji" w:hAnsi="Segoe UI Emoji" w:cs="Segoe UI Emoji"/>
+          <w:lang w:val="en"/>
         </w:rPr>
         <w:t>🧭</w:t>
       </w:r>
       <w:r>
         <w:rPr>
-          <w:rFonts w:asciiTheme="majorHAnsi" w:eastAsiaTheme="majorEastAsia" w:hAnsiTheme="majorHAnsi" w:cstheme="majorBidi"/>
-          <w:color w:val="2F5496" w:themeColor="accent1" w:themeShade="BF"/>
-          <w:kern w:val="0"/>
-          <w:sz w:val="32"/>
-          <w:szCs w:val="32"/>
-          <w:lang w:val="en"/>
-          <w14:ligatures w14:val="none"/>
+          <w:lang w:val="en"/>
         </w:rPr>
         <w:t xml:space="preserve"> Why “North-South”?</w:t>
       </w:r>
@@ -1674,41 +1588,23 @@
     </w:p>
     <w:p>
       <w:pPr>
-        <w:spacing w:before="280" w:after="80" w:line="276" w:lineRule="auto"/>
-        <w:outlineLvl w:val="1"/>
-        <w:rPr>
-          <w:rFonts w:asciiTheme="majorHAnsi" w:eastAsiaTheme="majorEastAsia" w:hAnsiTheme="majorHAnsi" w:cstheme="majorBidi"/>
-          <w:color w:val="2F5496" w:themeColor="accent1" w:themeShade="BF"/>
-          <w:kern w:val="0"/>
-          <w:sz w:val="32"/>
-          <w:szCs w:val="32"/>
-          <w:lang w:val="en"/>
-          <w14:ligatures w14:val="none"/>
+        <w:pStyle w:val="Heading2"/>
+        <w:rPr>
+          <w:lang w:val="en"/>
         </w:rPr>
       </w:pPr>
       <w:bookmarkStart w:id="5" w:name="_sbyltwcjl106" w:colFirst="0" w:colLast="0"/>
       <w:bookmarkEnd w:id="5"/>
       <w:r>
         <w:rPr>
-          <w:rFonts w:ascii="Segoe UI Emoji" w:eastAsiaTheme="majorEastAsia" w:hAnsi="Segoe UI Emoji" w:cs="Segoe UI Emoji"/>
-          <w:color w:val="2F5496" w:themeColor="accent1" w:themeShade="BF"/>
-          <w:kern w:val="0"/>
-          <w:sz w:val="32"/>
-          <w:szCs w:val="32"/>
-          <w:lang w:val="en"/>
-          <w14:ligatures w14:val="none"/>
+          <w:rFonts w:ascii="Segoe UI Emoji" w:hAnsi="Segoe UI Emoji" w:cs="Segoe UI Emoji"/>
+          <w:lang w:val="en"/>
         </w:rPr>
         <w:t>📦</w:t>
       </w:r>
       <w:r>
         <w:rPr>
-          <w:rFonts w:asciiTheme="majorHAnsi" w:eastAsiaTheme="majorEastAsia" w:hAnsiTheme="majorHAnsi" w:cstheme="majorBidi"/>
-          <w:color w:val="2F5496" w:themeColor="accent1" w:themeShade="BF"/>
-          <w:kern w:val="0"/>
-          <w:sz w:val="32"/>
-          <w:szCs w:val="32"/>
-          <w:lang w:val="en"/>
-          <w14:ligatures w14:val="none"/>
+          <w:lang w:val="en"/>
         </w:rPr>
         <w:t xml:space="preserve"> Characteristics of North-South Traffic</w:t>
       </w:r>
@@ -2236,6 +2132,7 @@
                 <w:lang w:val="en"/>
                 <w14:ligatures w14:val="none"/>
               </w:rPr>
+              <w:lastRenderedPageBreak/>
               <w:t>📉</w:t>
             </w:r>
             <w:r>
@@ -2446,41 +2343,23 @@
     </w:p>
     <w:p>
       <w:pPr>
-        <w:spacing w:before="280" w:after="80" w:line="276" w:lineRule="auto"/>
-        <w:outlineLvl w:val="1"/>
-        <w:rPr>
-          <w:rFonts w:asciiTheme="majorHAnsi" w:eastAsiaTheme="majorEastAsia" w:hAnsiTheme="majorHAnsi" w:cstheme="majorBidi"/>
-          <w:color w:val="2F5496" w:themeColor="accent1" w:themeShade="BF"/>
-          <w:kern w:val="0"/>
-          <w:sz w:val="32"/>
-          <w:szCs w:val="32"/>
-          <w:lang w:val="en"/>
-          <w14:ligatures w14:val="none"/>
+        <w:pStyle w:val="Heading2"/>
+        <w:rPr>
+          <w:lang w:val="en"/>
         </w:rPr>
       </w:pPr>
       <w:bookmarkStart w:id="6" w:name="_fu3lik7a2nyv" w:colFirst="0" w:colLast="0"/>
       <w:bookmarkEnd w:id="6"/>
       <w:r>
         <w:rPr>
-          <w:rFonts w:ascii="Segoe UI Emoji" w:eastAsiaTheme="majorEastAsia" w:hAnsi="Segoe UI Emoji" w:cs="Segoe UI Emoji"/>
-          <w:color w:val="2F5496" w:themeColor="accent1" w:themeShade="BF"/>
-          <w:kern w:val="0"/>
-          <w:sz w:val="32"/>
-          <w:szCs w:val="32"/>
-          <w:lang w:val="en"/>
-          <w14:ligatures w14:val="none"/>
+          <w:rFonts w:ascii="Segoe UI Emoji" w:hAnsi="Segoe UI Emoji" w:cs="Segoe UI Emoji"/>
+          <w:lang w:val="en"/>
         </w:rPr>
         <w:t>🔐</w:t>
       </w:r>
       <w:r>
         <w:rPr>
-          <w:rFonts w:asciiTheme="majorHAnsi" w:eastAsiaTheme="majorEastAsia" w:hAnsiTheme="majorHAnsi" w:cstheme="majorBidi"/>
-          <w:color w:val="2F5496" w:themeColor="accent1" w:themeShade="BF"/>
-          <w:kern w:val="0"/>
-          <w:sz w:val="32"/>
-          <w:szCs w:val="32"/>
-          <w:lang w:val="en"/>
-          <w14:ligatures w14:val="none"/>
+          <w:lang w:val="en"/>
         </w:rPr>
         <w:t xml:space="preserve"> Security Considerations</w:t>
       </w:r>
@@ -3218,41 +3097,23 @@
     </w:p>
     <w:p>
       <w:pPr>
-        <w:spacing w:before="280" w:after="80" w:line="276" w:lineRule="auto"/>
-        <w:outlineLvl w:val="1"/>
-        <w:rPr>
-          <w:rFonts w:asciiTheme="majorHAnsi" w:eastAsiaTheme="majorEastAsia" w:hAnsiTheme="majorHAnsi" w:cstheme="majorBidi"/>
-          <w:color w:val="2F5496" w:themeColor="accent1" w:themeShade="BF"/>
-          <w:kern w:val="0"/>
-          <w:sz w:val="32"/>
-          <w:szCs w:val="32"/>
-          <w:lang w:val="en"/>
-          <w14:ligatures w14:val="none"/>
+        <w:pStyle w:val="Heading2"/>
+        <w:rPr>
+          <w:lang w:val="en"/>
         </w:rPr>
       </w:pPr>
       <w:bookmarkStart w:id="7" w:name="_scv7b6r3kf04" w:colFirst="0" w:colLast="0"/>
       <w:bookmarkEnd w:id="7"/>
       <w:r>
         <w:rPr>
-          <w:rFonts w:ascii="Segoe UI Emoji" w:eastAsiaTheme="majorEastAsia" w:hAnsi="Segoe UI Emoji" w:cs="Segoe UI Emoji"/>
-          <w:color w:val="2F5496" w:themeColor="accent1" w:themeShade="BF"/>
-          <w:kern w:val="0"/>
-          <w:sz w:val="32"/>
-          <w:szCs w:val="32"/>
-          <w:lang w:val="en"/>
-          <w14:ligatures w14:val="none"/>
+          <w:rFonts w:ascii="Segoe UI Emoji" w:hAnsi="Segoe UI Emoji" w:cs="Segoe UI Emoji"/>
+          <w:lang w:val="en"/>
         </w:rPr>
         <w:t>🆚</w:t>
       </w:r>
       <w:r>
         <w:rPr>
-          <w:rFonts w:asciiTheme="majorHAnsi" w:eastAsiaTheme="majorEastAsia" w:hAnsiTheme="majorHAnsi" w:cstheme="majorBidi"/>
-          <w:color w:val="2F5496" w:themeColor="accent1" w:themeShade="BF"/>
-          <w:kern w:val="0"/>
-          <w:sz w:val="32"/>
-          <w:szCs w:val="32"/>
-          <w:lang w:val="en"/>
-          <w14:ligatures w14:val="none"/>
+          <w:lang w:val="en"/>
         </w:rPr>
         <w:t xml:space="preserve"> North-South vs East-West Traffic</w:t>
       </w:r>
@@ -3369,6 +3230,7 @@
           <w:lang w:val="en"/>
           <w14:ligatures w14:val="none"/>
         </w:rPr>
+        <w:lastRenderedPageBreak/>
         <w:drawing>
           <wp:inline distT="114300" distB="114300" distL="114300" distR="114300" wp14:anchorId="68B8B8F9" wp14:editId="119D07A8">
             <wp:extent cx="5943600" cy="1993900"/>
@@ -4330,41 +4192,23 @@
     </w:p>
     <w:p>
       <w:pPr>
-        <w:spacing w:before="280" w:after="80" w:line="276" w:lineRule="auto"/>
-        <w:outlineLvl w:val="1"/>
-        <w:rPr>
-          <w:rFonts w:asciiTheme="majorHAnsi" w:eastAsiaTheme="majorEastAsia" w:hAnsiTheme="majorHAnsi" w:cstheme="majorBidi"/>
-          <w:color w:val="2F5496" w:themeColor="accent1" w:themeShade="BF"/>
-          <w:kern w:val="0"/>
-          <w:sz w:val="32"/>
-          <w:szCs w:val="32"/>
-          <w:lang w:val="en"/>
-          <w14:ligatures w14:val="none"/>
+        <w:pStyle w:val="Heading2"/>
+        <w:rPr>
+          <w:lang w:val="en"/>
         </w:rPr>
       </w:pPr>
       <w:bookmarkStart w:id="8" w:name="_nwo5bfrqsr5b" w:colFirst="0" w:colLast="0"/>
       <w:bookmarkEnd w:id="8"/>
       <w:r>
         <w:rPr>
-          <w:rFonts w:ascii="Segoe UI Emoji" w:eastAsiaTheme="majorEastAsia" w:hAnsi="Segoe UI Emoji" w:cs="Segoe UI Emoji"/>
-          <w:color w:val="2F5496" w:themeColor="accent1" w:themeShade="BF"/>
-          <w:kern w:val="0"/>
-          <w:sz w:val="32"/>
-          <w:szCs w:val="32"/>
-          <w:lang w:val="en"/>
-          <w14:ligatures w14:val="none"/>
+          <w:rFonts w:ascii="Segoe UI Emoji" w:hAnsi="Segoe UI Emoji" w:cs="Segoe UI Emoji"/>
+          <w:lang w:val="en"/>
         </w:rPr>
         <w:t>📌</w:t>
       </w:r>
       <w:r>
         <w:rPr>
-          <w:rFonts w:asciiTheme="majorHAnsi" w:eastAsiaTheme="majorEastAsia" w:hAnsiTheme="majorHAnsi" w:cstheme="majorBidi"/>
-          <w:color w:val="2F5496" w:themeColor="accent1" w:themeShade="BF"/>
-          <w:kern w:val="0"/>
-          <w:sz w:val="32"/>
-          <w:szCs w:val="32"/>
-          <w:lang w:val="en"/>
-          <w14:ligatures w14:val="none"/>
+          <w:lang w:val="en"/>
         </w:rPr>
         <w:t xml:space="preserve"> Summary</w:t>
       </w:r>
@@ -4580,6 +4424,7 @@
                 <w:lang w:val="en"/>
                 <w14:ligatures w14:val="none"/>
               </w:rPr>
+              <w:lastRenderedPageBreak/>
               <w:t>Attribute</w:t>
             </w:r>
           </w:p>
@@ -5722,7 +5567,6 @@
     <w:next w:val="Normal"/>
     <w:link w:val="Heading2Char"/>
     <w:uiPriority w:val="9"/>
-    <w:semiHidden/>
     <w:unhideWhenUsed/>
     <w:qFormat/>
     <w:rsid w:val="003D3674"/>
@@ -5939,7 +5783,6 @@
     <w:basedOn w:val="DefaultParagraphFont"/>
     <w:link w:val="Heading2"/>
     <w:uiPriority w:val="9"/>
-    <w:semiHidden/>
     <w:rsid w:val="003D3674"/>
     <w:rPr>
       <w:rFonts w:asciiTheme="majorHAnsi" w:eastAsiaTheme="majorEastAsia" w:hAnsiTheme="majorHAnsi" w:cstheme="majorBidi"/>
